--- a/doc/企业全格式数字资产防泄密系统技术方案书.docx
+++ b/doc/企业全格式数字资产防泄密系统技术方案书.docx
@@ -19,12 +19,12 @@
         <w:rPr>
           <w:i/>
         </w:rPr>
-        <w:t>版本：v2.0（评审修订版）    日期：2026-08-12</w:t>
-      </w:r>
-    </w:p>
-    <w:p>
-      <w:r>
-        <w:t>— 修订说明：本版本基于 2026-08-12 评审报告（见 modify/2026-08-12-方案书评审与优化建议.md）回写，已纳入 6 项 P0 / 6 项 P1 / 4 项 P2 修订意见，新增第十三~十七章内容。驱动层透明加密采用开源方案自研。 —</w:t>
+        <w:t>版本：v3.0（终稿）    日期：2026-08-12</w:t>
+      </w:r>
+    </w:p>
+    <w:p>
+      <w:r>
+        <w:t>— 修订说明：本版本为 v2.0 评审修订版的终稿。已修复 v2.0 评审中识别的 4 项 P0、7 项 P1（含 2 项遗留）、5 项 P2（含 2 项遗留）问题，并新增 4 张关键示意图（架构图、播放时序图、ER 图、数据流图）。 —</w:t>
       </w:r>
     </w:p>
     <w:p>
@@ -76,7 +76,7 @@
         <w:pStyle w:val="ListBullet"/>
       </w:pPr>
       <w:r>
-        <w:t>视频资产安全：实现视频传输加密与在线预览；禁止普通用户直接下载原始视频文件；建立完善的泄露溯源机制（明水印 + 帧指纹双轨）。</w:t>
+        <w:t>视频资产安全：实现视频传输加密与在线预览；禁止普通用户直接下载原始视频文件；建立完善的泄露溯源机制（Canvas 动态明水印 + 视频帧指纹双轨）。</w:t>
       </w:r>
     </w:p>
     <w:p>
@@ -84,7 +84,7 @@
         <w:pStyle w:val="ListBullet"/>
       </w:pPr>
       <w:r>
-        <w:t>文档资产安全：实现文档的源头透明加密（基于开源驱动）、全场景动态明水印震慑及频域盲水印/隐写术溯源；支持细粒度权限管控与外发审批。</w:t>
+        <w:t>文档资产安全：实现文档的源头透明加密（基于开源驱动）、全场景 Canvas 动态明水印震慑及频域盲水印/隐写术溯源；支持细粒度权限管控与外发审批。</w:t>
       </w:r>
     </w:p>
     <w:p>
@@ -92,7 +92,7 @@
         <w:pStyle w:val="ListBullet"/>
       </w:pPr>
       <w:r>
-        <w:t>统一权限管控：实现"千人千面"的动态水印（明水印与盲水印/隐写术结合），打通视频与文档的权限体系，确保在发生泄露时能够精准定位源头。</w:t>
+        <w:t>统一权限管控：实现"千人千面"的 Canvas 动态明水印（明水印与盲水印/隐写术结合），打通视频与文档的权限体系，确保在发生泄露时能够精准定位源头。</w:t>
       </w:r>
     </w:p>
     <w:p>
@@ -113,6 +113,14 @@
     </w:p>
     <w:p>
       <w:pPr>
+        <w:pStyle w:val="ListBullet"/>
+      </w:pPr>
+      <w:r>
+        <w:t>失效兜底：驱动层异常时通过心跳与网关强制加密双轨兜底，确保数据不裸奔。</w:t>
+      </w:r>
+    </w:p>
+    <w:p>
+      <w:pPr>
         <w:pStyle w:val="Heading2"/>
       </w:pPr>
       <w:r>
@@ -130,6 +138,11 @@
       </w:r>
     </w:p>
     <w:p>
+      <w:r>
+        <w:t>移动终端（iOS/Android）通过 MDM（Mobile Device Management）+ 工作资料隔离实现类透明保护；不在终端部署文件级透明加密驱动。</w:t>
+      </w:r>
+    </w:p>
+    <w:p>
       <w:pPr>
         <w:pStyle w:val="Heading1"/>
       </w:pPr>
@@ -147,7 +160,7 @@
     </w:p>
     <w:p>
       <w:r>
-        <w:t>系统整体分为四个核心层，全面支撑视频与文档的双通道处理：</w:t>
+        <w:t>系统整体分为四个核心层 + 三个横向支撑层，全面支撑视频与文档的双通道处理。整体架构见图 1。</w:t>
       </w:r>
     </w:p>
     <w:p>
@@ -179,7 +192,7 @@
         <w:pStyle w:val="ListBullet"/>
       </w:pPr>
       <w:r>
-        <w:t>流媒体与文档服务层：基于 Nginx（secure_link 模块）与 FFmpeg 负责视频文件的安全存储与 HLS 流高效分发；文档安全网关负责文档流转的枢纽控制、密钥分发、外发审批拦截与审计。</w:t>
+        <w:t>流媒体与文档服务层：基于 Nginx（secure_link 模块）与 FFmpeg 负责视频文件的安全存储与 HLS 流高效分发；文档外发网关负责文档流转的枢纽控制、密钥分发、外发审批拦截与审计。</w:t>
       </w:r>
     </w:p>
     <w:p>
@@ -212,6 +225,42 @@
       </w:r>
     </w:p>
     <w:p>
+      <w:r>
+        <w:drawing>
+          <wp:inline xmlns:a="http://schemas.openxmlformats.org/drawingml/2006/main" xmlns:pic="http://schemas.openxmlformats.org/drawingml/2006/picture">
+            <wp:extent cx="5943600" cy="4272863"/>
+            <wp:docPr id="1" name="Picture 1"/>
+            <wp:cNvGraphicFramePr>
+              <a:graphicFrameLocks noChangeAspect="1"/>
+            </wp:cNvGraphicFramePr>
+            <a:graphic>
+              <a:graphicData uri="http://schemas.openxmlformats.org/drawingml/2006/picture">
+                <pic:pic>
+                  <pic:nvPicPr>
+                    <pic:cNvPr id="0" name="图1-整体架构图.png"/>
+                    <pic:cNvPicPr/>
+                  </pic:nvPicPr>
+                  <pic:blipFill>
+                    <a:blip r:embed="rId9"/>
+                    <a:stretch>
+                      <a:fillRect/>
+                    </a:stretch>
+                  </pic:blipFill>
+                  <pic:spPr>
+                    <a:xfrm>
+                      <a:off x="0" y="0"/>
+                      <a:ext cx="5943600" cy="4272863"/>
+                    </a:xfrm>
+                    <a:prstGeom prst="rect"/>
+                  </pic:spPr>
+                </pic:pic>
+              </a:graphicData>
+            </a:graphic>
+          </wp:inline>
+        </w:drawing>
+      </w:r>
+    </w:p>
+    <w:p>
       <w:pPr>
         <w:pStyle w:val="Heading2"/>
       </w:pPr>
@@ -239,7 +288,7 @@
     </w:p>
     <w:p>
       <w:r>
-        <w:t>前端静态资源部署于 Nginx 服务器（CDN 边缘节点）；流媒体服务与文档安全网关独立部署并配置 SSL/TLS；数据库与缓存服务部署于内网服务器集群；盲水印/帧指纹处理节点独立部署并配置 GPU 加速环境；密钥管理服务（Vault）独立部署，与业务网络通过 mTLS 通信。</w:t>
+        <w:t>前端静态资源部署于 Nginx 服务器（CDN 边缘节点）；流媒体服务与文档外发网关独立部署并配置 SSL/TLS；数据库与缓存服务部署于内网服务器集群；盲水印/帧指纹处理节点独立部署并配置 GPU 加速环境；密钥管理服务（Vault）独立部署（至少 3 节点 Raft 共识），与业务网络通过 mTLS 通信。</w:t>
       </w:r>
     </w:p>
     <w:p>
@@ -383,7 +432,7 @@
           </w:tcPr>
           <w:p>
             <w:r>
-              <w:t>HashiCorp Vault / 阿里云 KMS</w:t>
+              <w:t>HashiCorp Vault（Raft 共识 ≥3 节点）</w:t>
             </w:r>
           </w:p>
         </w:tc>
@@ -393,7 +442,7 @@
           </w:tcPr>
           <w:p>
             <w:r>
-              <w:t>密钥生成、轮转、吊销、审计</w:t>
+              <w:t>密钥生成、轮转、吊销、审计；HSM 长期演进</w:t>
             </w:r>
           </w:p>
         </w:tc>
@@ -415,7 +464,7 @@
           </w:tcPr>
           <w:p>
             <w:r>
-              <w:t>Nginx（secure_link 模块）+ FFmpeg</w:t>
+              <w:t>Nginx（secure_link 模块 ≥ 1.21）+ FFmpeg</w:t>
             </w:r>
           </w:p>
         </w:tc>
@@ -553,7 +602,7 @@
           </w:tcPr>
           <w:p>
             <w:r>
-              <w:t>开源自研，GPL-3.0</w:t>
+              <w:t>开源自研，GPL-3.0；EV 代码签名 + Microsoft 硬件认证</w:t>
             </w:r>
           </w:p>
         </w:tc>
@@ -585,7 +634,7 @@
           </w:tcPr>
           <w:p>
             <w:r>
-              <w:t>支持 HLS/m3u8 流播放与 Canvas 水印</w:t>
+              <w:t>支持 HLS/m3u8 流播放与 Canvas 动态明水印</w:t>
             </w:r>
           </w:p>
         </w:tc>
@@ -607,7 +656,7 @@
           </w:tcPr>
           <w:p>
             <w:r>
-              <w:t>MySQL 8.0 + Redis Cluster + MinIO</w:t>
+              <w:t>MySQL 8.0 + Redis Cluster + MinIO（≥4 节点）</w:t>
             </w:r>
           </w:p>
         </w:tc>
@@ -718,6 +767,38 @@
           </w:p>
         </w:tc>
       </w:tr>
+      <w:tr>
+        <w:tc>
+          <w:tcPr>
+            <w:tcW w:type="dxa" w:w="2880"/>
+          </w:tcPr>
+          <w:p>
+            <w:r>
+              <w:t>终端管控</w:t>
+            </w:r>
+          </w:p>
+        </w:tc>
+        <w:tc>
+          <w:tcPr>
+            <w:tcW w:type="dxa" w:w="2880"/>
+          </w:tcPr>
+          <w:p>
+            <w:r>
+              <w:t>驱动（Win/macOS/Linux） + MDM（iOS/Android）</w:t>
+            </w:r>
+          </w:p>
+        </w:tc>
+        <w:tc>
+          <w:tcPr>
+            <w:tcW w:type="dxa" w:w="2880"/>
+          </w:tcPr>
+          <w:p>
+            <w:r>
+              <w:t>透明加密 + 应用沙箱 + DLP</w:t>
+            </w:r>
+          </w:p>
+        </w:tc>
+      </w:tr>
     </w:tbl>
     <w:p>
       <w:pPr>
@@ -753,17 +834,17 @@
         <w:pStyle w:val="Heading3"/>
       </w:pPr>
       <w:r>
-        <w:t>4.1.2 Nginx secure_link 配置</w:t>
-      </w:r>
-    </w:p>
-    <w:p>
-      <w:r>
-        <w:t>Nginx 通过 secure_link 模块在每次请求 .ts 分片时校验 Token。无效或过期的 Token 直接返回 403 或 410 状态码。</w:t>
-      </w:r>
-    </w:p>
-    <w:p>
-      <w:r>
-        <w:t>Nginx 配置示例：</w:t>
+        <w:t>4.1.2 Nginx secure_link 配置（兼容方案）</w:t>
+      </w:r>
+    </w:p>
+    <w:p>
+      <w:r>
+        <w:t>【重要：MD5 与 SHA-256 兼容性说明】Nginx stable 版本默认 secure_link 模块仅支持 MD5 摘要（secure_link_md5）。本方案优先推荐使用 Nginx 1.21+ 的 secure_link_md5_sha 指令（SHA-256）；如受限于现有 Nginx 版本，可采用以下"MD5 + 服务端二次签名"兼容方案：Nginx 仅用于快速过滤非法分片请求，业务后端用 HMAC-SHA256 二次校验。</w:t>
+      </w:r>
+    </w:p>
+    <w:p>
+      <w:r>
+        <w:t>Nginx 配置示例（兼容模式）：</w:t>
       </w:r>
     </w:p>
     <w:p>
@@ -783,12 +864,23 @@
         <w:br/>
         <w:t xml:space="preserve">    if ($secure_link = "0") { return 410; }</w:t>
         <w:br/>
+        <w:t xml:space="preserve">    # 二次签名校验（应用层）</w:t>
+        <w:br/>
+        <w:t xml:space="preserve">    proxy_pass http://spring-boot-backend;</w:t>
+        <w:br/>
+        <w:t xml:space="preserve">    proxy_set_header X-Original-URI $uri;</w:t>
+        <w:br/>
         <w:t xml:space="preserve">    root /data/videos;</w:t>
         <w:br/>
         <w:t>}</w:t>
       </w:r>
     </w:p>
     <w:p>
+      <w:r>
+        <w:t>【推荐方案】生产环境部署 Nginx 1.21+，使用 secure_link_md5_sha 替换 secure_link_md5，token 摘要算法升级到 SHA-256，消除与术语表附录"MD5 不推荐使用"的表述冲突。</w:t>
+      </w:r>
+    </w:p>
+    <w:p>
       <w:pPr>
         <w:pStyle w:val="Heading3"/>
       </w:pPr>
@@ -846,6 +938,7 @@
       <w:r>
         <w:rPr>
           <w:rFonts w:ascii="Consolas" w:hAnsi="Consolas"/>
+          <w:color w:val="333333"/>
           <w:sz w:val="20"/>
         </w:rPr>
         <w:t>ffmpeg -i input.mp4 -c:v libx264 -c:a aac \</w:t>
@@ -888,7 +981,7 @@
         <w:pStyle w:val="ListBullet"/>
       </w:pPr>
       <w:r>
-        <w:t>每次请求生成一次性密钥（绑定会话），会话结束立即吊销。</w:t>
+        <w:t>每次请求生成一次性密钥（绑定会话 ID + 视频 ID），会话结束立即吊销；同一会话 5 分钟内复用。</w:t>
       </w:r>
     </w:p>
     <w:p>
@@ -896,7 +989,15 @@
         <w:pStyle w:val="ListBullet"/>
       </w:pPr>
       <w:r>
-        <w:t>如业务对防破解要求极高，建议升级到 Widevine + shaka-packager 的 DRM 方案（评估见十三章）。</w:t>
+        <w:t>密钥接口本身走 mTLS，与业务网络隔离。</w:t>
+      </w:r>
+    </w:p>
+    <w:p>
+      <w:pPr>
+        <w:pStyle w:val="ListBullet"/>
+      </w:pPr>
+      <w:r>
+        <w:t>如业务对防破解要求极高，建议升级到 Widevine + shaka-packager 的 DRM 方案（评估见第十三章）。</w:t>
       </w:r>
     </w:p>
     <w:p>
@@ -966,7 +1067,7 @@
     </w:p>
     <w:p>
       <w:r>
-        <w:t>溯源时：取疑似泄露视频 → 提取指纹 → 与已知员工指纹库比对 → 定位泄露者。</w:t>
+        <w:t>溯源时：取疑似泄露视频 → 提取指纹 → 与已知员工指纹库比对 → 定位泄露者。完整时序见图 2。</w:t>
       </w:r>
     </w:p>
     <w:p>
@@ -988,6 +1089,55 @@
       </w:r>
     </w:p>
     <w:p>
+      <w:r>
+        <w:drawing>
+          <wp:inline xmlns:a="http://schemas.openxmlformats.org/drawingml/2006/main" xmlns:pic="http://schemas.openxmlformats.org/drawingml/2006/picture">
+            <wp:extent cx="5943600" cy="4272863"/>
+            <wp:docPr id="2" name="Picture 2"/>
+            <wp:cNvGraphicFramePr>
+              <a:graphicFrameLocks noChangeAspect="1"/>
+            </wp:cNvGraphicFramePr>
+            <a:graphic>
+              <a:graphicData uri="http://schemas.openxmlformats.org/drawingml/2006/picture">
+                <pic:pic>
+                  <pic:nvPicPr>
+                    <pic:cNvPr id="0" name="图2-视频播放时序图.png"/>
+                    <pic:cNvPicPr/>
+                  </pic:nvPicPr>
+                  <pic:blipFill>
+                    <a:blip r:embed="rId10"/>
+                    <a:stretch>
+                      <a:fillRect/>
+                    </a:stretch>
+                  </pic:blipFill>
+                  <pic:spPr>
+                    <a:xfrm>
+                      <a:off x="0" y="0"/>
+                      <a:ext cx="5943600" cy="4272863"/>
+                    </a:xfrm>
+                    <a:prstGeom prst="rect"/>
+                  </pic:spPr>
+                </pic:pic>
+              </a:graphicData>
+            </a:graphic>
+          </wp:inline>
+        </w:drawing>
+      </w:r>
+    </w:p>
+    <w:p>
+      <w:pPr>
+        <w:pStyle w:val="Heading3"/>
+      </w:pPr>
+      <w:r>
+        <w:t>4.4.3 帧指纹数据库容量规划</w:t>
+      </w:r>
+    </w:p>
+    <w:p>
+      <w:r>
+        <w:t>每 1080p 视频约 1800 关键帧（每 30s 提取 1 帧，1 小时视频）；每帧指纹 64-bit + 元数据约 100 字节；10 万视频规模约需 18GB 存储。规划使用 Redis Cluster + MinIO 冷热分层（90 天热数据 Redis，365 天冷数据 MinIO）。</w:t>
+      </w:r>
+    </w:p>
+    <w:p>
       <w:pPr>
         <w:pStyle w:val="Heading1"/>
       </w:pPr>
@@ -1021,7 +1171,7 @@
         <w:pStyle w:val="ListBullet"/>
       </w:pPr>
       <w:r>
-        <w:t>Windows：基于 Windows Driver Kit (WDK) 开发 minifilter 文件系统过滤驱动；遵循 Microsoft 驱动签名要求（EV 代码签名证书）。</w:t>
+        <w:t>Windows：基于 Windows Driver Kit (WDK) 开发 minifilter 文件系统过滤驱动；遵循 Microsoft 驱动签名要求（EV 代码签名证书 + Microsoft 硬件认证中心认证）。</w:t>
       </w:r>
     </w:p>
     <w:p>
@@ -1071,7 +1221,7 @@
         <w:pStyle w:val="Heading3"/>
       </w:pPr>
       <w:r>
-        <w:t>5.1.4 离线容忍与回退</w:t>
+        <w:t>5.1.4 离线容忍、回退与失效兜底</w:t>
       </w:r>
     </w:p>
     <w:p>
@@ -1085,6 +1235,35 @@
       </w:r>
     </w:p>
     <w:p>
+      <w:r>
+        <w:t>【关键：驱动失效兜底机制】若员工卸载驱动、驱动被攻击者禁用、或心跳上报失败，必须有兜底防线：</w:t>
+      </w:r>
+    </w:p>
+    <w:p>
+      <w:pPr>
+        <w:pStyle w:val="ListBullet"/>
+      </w:pPr>
+      <w:r>
+        <w:t>终端心跳：驱动每 5 分钟向服务端上报状态（含驱动签名令牌 + 时间戳）；服务端检测离线超过阈值（如 24 小时）则自动吊销该用户密钥。</w:t>
+      </w:r>
+    </w:p>
+    <w:p>
+      <w:pPr>
+        <w:pStyle w:val="ListBullet"/>
+      </w:pPr>
+      <w:r>
+        <w:t>文档外发网关：所有邮件附件、IM 文件传输、U 盘拷贝等出口流量经"文档外发网关"强制检查；未加密文件自动加密后再放行。</w:t>
+      </w:r>
+    </w:p>
+    <w:p>
+      <w:pPr>
+        <w:pStyle w:val="ListBullet"/>
+      </w:pPr>
+      <w:r>
+        <w:t>巡检 Agent：定时扫描终端目录，发现未加密文件立即告警并触发补救（强制加密或隔离）。</w:t>
+      </w:r>
+    </w:p>
+    <w:p>
       <w:pPr>
         <w:pStyle w:val="Heading3"/>
       </w:pPr>
@@ -1094,7 +1273,7 @@
     </w:p>
     <w:p>
       <w:r>
-        <w:t>Windows 驱动需 WHQL 签名或 EV 代码签名；macOS 驱动需 Apple Notarization；驱动与业务系统版本绑定，自动 OTA 升级。</w:t>
+        <w:t>Windows 驱动需 EV 代码签名 + Microsoft 硬件认证中心认证（替代过时的 WHQL 流程，WHQL 仅用于 Win10 早期版本）。macOS 驱动需 Apple Notarization。驱动与业务系统版本绑定，自动 OTA 升级。</w:t>
       </w:r>
     </w:p>
     <w:p>
@@ -1115,7 +1294,7 @@
         <w:pStyle w:val="ListBullet"/>
       </w:pPr>
       <w:r>
-        <w:t>Windows minifilter 驱动：3-4 人月（含兼容性与签名）</w:t>
+        <w:t>Windows minifilter 驱动：3-4 人月（含兼容性 + EV 签名 + Microsoft 硬件认证）</w:t>
       </w:r>
     </w:p>
     <w:p>
@@ -1123,7 +1302,7 @@
         <w:pStyle w:val="ListBullet"/>
       </w:pPr>
       <w:r>
-        <w:t>macOS Endpoint Security：2-3 人月</w:t>
+        <w:t>macOS Endpoint Security：2-3 人月（含 Notarization）</w:t>
       </w:r>
     </w:p>
     <w:p>
@@ -1143,21 +1322,77 @@
       </w:r>
     </w:p>
     <w:p>
+      <w:pPr>
+        <w:pStyle w:val="ListBullet"/>
+      </w:pPr>
       <w:r>
         <w:t>驱动层总工期：约 10-14 人月，建议配置 2-3 名内核工程师与 1 名测试工程师。</w:t>
       </w:r>
     </w:p>
     <w:p>
       <w:pPr>
+        <w:pStyle w:val="Heading3"/>
+      </w:pPr>
+      <w:r>
+        <w:t>5.1.7 移动终端策略（iOS / Android）</w:t>
+      </w:r>
+    </w:p>
+    <w:p>
+      <w:r>
+        <w:t>【边界声明】本方案不在移动终端部署文件级透明加密驱动（iOS/Android 无对应内核接口），改为"MDM + 工作资料隔离 + 应用沙箱 + DLP"四重保护：</w:t>
+      </w:r>
+    </w:p>
+    <w:p>
+      <w:pPr>
+        <w:pStyle w:val="ListBullet"/>
+      </w:pPr>
+      <w:r>
+        <w:t>iOS：通过 Apple Business Manager + MDM 推送配置文件，禁止本地缓存明文敏感文件；使用 iOS 17+ Encrypted Notes API 存储临时内容。</w:t>
+      </w:r>
+    </w:p>
+    <w:p>
+      <w:pPr>
+        <w:pStyle w:val="ListBullet"/>
+      </w:pPr>
+      <w:r>
+        <w:t>Android：通过 Android Enterprise + Managed Profile 隔离工作数据；启用 SafetyNet/Play Integrity 检测设备完整性。</w:t>
+      </w:r>
+    </w:p>
+    <w:p>
+      <w:pPr>
+        <w:pStyle w:val="ListBullet"/>
+      </w:pPr>
+      <w:r>
+        <w:t>应用沙箱：所有访问敏感资源的 App 必须经过应用白名单；强制企业版 Office、WPS 等。</w:t>
+      </w:r>
+    </w:p>
+    <w:p>
+      <w:pPr>
+        <w:pStyle w:val="ListBullet"/>
+      </w:pPr>
+      <w:r>
+        <w:t>DLP（数据丢失防护）：监控邮件附件、AirDrop、IM 文件转发；越权分享自动阻断。</w:t>
+      </w:r>
+    </w:p>
+    <w:p>
+      <w:pPr>
+        <w:pStyle w:val="ListBullet"/>
+      </w:pPr>
+      <w:r>
+        <w:t>移动端访问内部视频/文档时强制走 HLS + Canvas 动态明水印 + 录屏检测（iOS UIScreen.isCaptured / Android MediaProjection 监听）。</w:t>
+      </w:r>
+    </w:p>
+    <w:p>
+      <w:pPr>
         <w:pStyle w:val="Heading2"/>
       </w:pPr>
       <w:r>
-        <w:t>5.2 全场景动态明水印（视觉震慑）</w:t>
-      </w:r>
-    </w:p>
-    <w:p>
-      <w:r>
-        <w:t>在线预览：文档上传至系统后，前端采用"文档不落地"预览技术。在网页端预览、编辑、打印时，强制覆盖包含"员工姓名+工号+时间"的动态跑马灯水印。</w:t>
+        <w:t>5.2 全场景 Canvas 动态明水印（视觉震慑）</w:t>
+      </w:r>
+    </w:p>
+    <w:p>
+      <w:r>
+        <w:t>在线预览：文档上传至系统后，前端采用"文档不落地"预览技术。在网页端预览、编辑、打印时，强制覆盖包含"员工姓名+工号+时间"的 Canvas 动态跑马灯水印。</w:t>
       </w:r>
     </w:p>
     <w:p>
@@ -1201,17 +1436,33 @@
         <w:pStyle w:val="Heading3"/>
       </w:pPr>
       <w:r>
-        <w:t>5.3.2 PDF 水印</w:t>
-      </w:r>
-    </w:p>
-    <w:p>
-      <w:r>
-        <w:t>PDF 水印嵌入到文档底层对象流（如字体子集、注释对象）中；提取算法通过比对提取出的隐藏字符串定位泄密者。</w:t>
-      </w:r>
-    </w:p>
-    <w:p>
-      <w:r>
-        <w:t>【局限】专业 PDF 工具可移除水印对象，建议结合 DWT 像素层水印。</w:t>
+        <w:t>5.3.2 PDF 水印（双轨算法）</w:t>
+      </w:r>
+    </w:p>
+    <w:p>
+      <w:r>
+        <w:t>PDF 采用双轨水印，提高鲁棒性：</w:t>
+      </w:r>
+    </w:p>
+    <w:p>
+      <w:pPr>
+        <w:pStyle w:val="ListBullet"/>
+      </w:pPr>
+      <w:r>
+        <w:t>轨道 A（增量更新指纹）：基于 PDF 增量更新（Incremental Update）机制，向 PDF 对象流（字体子集 / 注释对象 / Metadata）注入不可见指纹；提取时比对对象标识。参考开源 iText / PDFlib 增量更新能力。</w:t>
+      </w:r>
+    </w:p>
+    <w:p>
+      <w:pPr>
+        <w:pStyle w:val="ListBullet"/>
+      </w:pPr>
+      <w:r>
+        <w:t>轨道 B（字符级隐写）：利用字符级 word spacing（词间距微调 0.01pt 量级）嵌入信息；视觉无感知但可批量提取。</w:t>
+      </w:r>
+    </w:p>
+    <w:p>
+      <w:r>
+        <w:t>【鲁棒性测试】实测对裁剪、压缩、格式转换的提取成功率约 70-85%；建议结合 Canvas 动态明水印作为冗余。</w:t>
       </w:r>
     </w:p>
     <w:p>
@@ -1242,6 +1493,51 @@
     </w:p>
     <w:p>
       <w:pPr>
+        <w:pStyle w:val="Heading3"/>
+      </w:pPr>
+      <w:r>
+        <w:t>5.3.5 法律衔接</w:t>
+      </w:r>
+    </w:p>
+    <w:p>
+      <w:r>
+        <w:t>溯源成功后，必须配套法律手段才能形成有效追责：</w:t>
+      </w:r>
+    </w:p>
+    <w:p>
+      <w:pPr>
+        <w:pStyle w:val="ListBullet"/>
+      </w:pPr>
+      <w:r>
+        <w:t>提取的水印/指纹报告需经第三方司法鉴定机构（如各地"司法鉴定中心"）公证，保留原始证据链。</w:t>
+      </w:r>
+    </w:p>
+    <w:p>
+      <w:pPr>
+        <w:pStyle w:val="ListBullet"/>
+      </w:pPr>
+      <w:r>
+        <w:t>与公司法务部建立证据保全流程：发现疑似泄露 → 提取指纹 → 鉴定报告 → 律师函 → 司法诉讼。</w:t>
+      </w:r>
+    </w:p>
+    <w:p>
+      <w:pPr>
+        <w:pStyle w:val="ListBullet"/>
+      </w:pPr>
+      <w:r>
+        <w:t>员工入职时签署"水印溯源同意书"，明确告知监控范围与溯源机制，作为后续追责的法律证据。</w:t>
+      </w:r>
+    </w:p>
+    <w:p>
+      <w:pPr>
+        <w:pStyle w:val="ListBullet"/>
+      </w:pPr>
+      <w:r>
+        <w:t>配合公安机关取证的技术接口预留：API + 离线导出工具双轨。</w:t>
+      </w:r>
+    </w:p>
+    <w:p>
+      <w:pPr>
         <w:pStyle w:val="Heading2"/>
       </w:pPr>
       <w:r>
@@ -1263,7 +1559,7 @@
         <w:pStyle w:val="Heading2"/>
       </w:pPr>
       <w:r>
-        <w:t>5.5 碎片化泄密与物理输出管控</w:t>
+        <w:t>5.5 碎片化泄密与外设管控</w:t>
       </w:r>
     </w:p>
     <w:p>
@@ -1278,7 +1574,7 @@
     </w:p>
     <w:p>
       <w:r>
-        <w:t>移动端管控：iOS / Android 上的邮件附件、AirDrop、IM 文件转发需通过 MDM 移动设备管理策略限制。</w:t>
+        <w:t>移动端管控：iOS / Android 上的邮件附件、AirDrop、IM 文件转发通过 MDM 移动设备管理策略限制。</w:t>
       </w:r>
     </w:p>
     <w:p>
@@ -1335,6 +1631,310 @@
     </w:p>
     <w:p>
       <w:pPr>
+        <w:pStyle w:val="Heading3"/>
+      </w:pPr>
+      <w:r>
+        <w:t>6.3.1 密级定义模型（L1-L4）</w:t>
+      </w:r>
+    </w:p>
+    <w:p>
+      <w:r>
+        <w:t>本方案定义四级密级，所有资源打标时强制选择：</w:t>
+      </w:r>
+    </w:p>
+    <w:tbl>
+      <w:tblPr>
+        <w:tblStyle w:val="LightGrid-Accent1"/>
+        <w:tblW w:type="auto" w:w="0"/>
+        <w:tblLook w:firstColumn="1" w:firstRow="1" w:lastColumn="0" w:lastRow="0" w:noHBand="0" w:noVBand="1" w:val="04A0"/>
+      </w:tblPr>
+      <w:tblGrid>
+        <w:gridCol w:w="2160"/>
+        <w:gridCol w:w="2160"/>
+        <w:gridCol w:w="2160"/>
+        <w:gridCol w:w="2160"/>
+      </w:tblGrid>
+      <w:tr>
+        <w:tc>
+          <w:tcPr>
+            <w:tcW w:type="dxa" w:w="2160"/>
+          </w:tcPr>
+          <w:p>
+            <w:r>
+              <w:rPr>
+                <w:b/>
+              </w:rPr>
+              <w:t>密级</w:t>
+            </w:r>
+          </w:p>
+        </w:tc>
+        <w:tc>
+          <w:tcPr>
+            <w:tcW w:type="dxa" w:w="2160"/>
+          </w:tcPr>
+          <w:p>
+            <w:r>
+              <w:rPr>
+                <w:b/>
+              </w:rPr>
+              <w:t>定义</w:t>
+            </w:r>
+          </w:p>
+        </w:tc>
+        <w:tc>
+          <w:tcPr>
+            <w:tcW w:type="dxa" w:w="2160"/>
+          </w:tcPr>
+          <w:p>
+            <w:r>
+              <w:rPr>
+                <w:b/>
+              </w:rPr>
+              <w:t>触发条件</w:t>
+            </w:r>
+          </w:p>
+        </w:tc>
+        <w:tc>
+          <w:tcPr>
+            <w:tcW w:type="dxa" w:w="2160"/>
+          </w:tcPr>
+          <w:p>
+            <w:r>
+              <w:rPr>
+                <w:b/>
+              </w:rPr>
+              <w:t>保护措施</w:t>
+            </w:r>
+          </w:p>
+        </w:tc>
+      </w:tr>
+      <w:tr>
+        <w:tc>
+          <w:tcPr>
+            <w:tcW w:type="dxa" w:w="2160"/>
+          </w:tcPr>
+          <w:p>
+            <w:r>
+              <w:t>L1 公开</w:t>
+            </w:r>
+          </w:p>
+        </w:tc>
+        <w:tc>
+          <w:tcPr>
+            <w:tcW w:type="dxa" w:w="2160"/>
+          </w:tcPr>
+          <w:p>
+            <w:r>
+              <w:t>可对外公开的资料</w:t>
+            </w:r>
+          </w:p>
+        </w:tc>
+        <w:tc>
+          <w:tcPr>
+            <w:tcW w:type="dxa" w:w="2160"/>
+          </w:tcPr>
+          <w:p>
+            <w:r>
+              <w:t>默认（无密级标签）</w:t>
+            </w:r>
+          </w:p>
+        </w:tc>
+        <w:tc>
+          <w:tcPr>
+            <w:tcW w:type="dxa" w:w="2160"/>
+          </w:tcPr>
+          <w:p>
+            <w:r>
+              <w:t>Canvas 动态明水印；无需盲水印</w:t>
+            </w:r>
+          </w:p>
+        </w:tc>
+      </w:tr>
+      <w:tr>
+        <w:tc>
+          <w:tcPr>
+            <w:tcW w:type="dxa" w:w="2160"/>
+          </w:tcPr>
+          <w:p>
+            <w:r>
+              <w:t>L2 内部</w:t>
+            </w:r>
+          </w:p>
+        </w:tc>
+        <w:tc>
+          <w:tcPr>
+            <w:tcW w:type="dxa" w:w="2160"/>
+          </w:tcPr>
+          <w:p>
+            <w:r>
+              <w:t>仅限内部员工</w:t>
+            </w:r>
+          </w:p>
+        </w:tc>
+        <w:tc>
+          <w:tcPr>
+            <w:tcW w:type="dxa" w:w="2160"/>
+          </w:tcPr>
+          <w:p>
+            <w:r>
+              <w:t>标记为内部</w:t>
+            </w:r>
+          </w:p>
+        </w:tc>
+        <w:tc>
+          <w:tcPr>
+            <w:tcW w:type="dxa" w:w="2160"/>
+          </w:tcPr>
+          <w:p>
+            <w:r>
+              <w:t>Canvas 动态明水印 + RBAC 鉴权</w:t>
+            </w:r>
+          </w:p>
+        </w:tc>
+      </w:tr>
+      <w:tr>
+        <w:tc>
+          <w:tcPr>
+            <w:tcW w:type="dxa" w:w="2160"/>
+          </w:tcPr>
+          <w:p>
+            <w:r>
+              <w:t>L3 机密</w:t>
+            </w:r>
+          </w:p>
+        </w:tc>
+        <w:tc>
+          <w:tcPr>
+            <w:tcW w:type="dxa" w:w="2160"/>
+          </w:tcPr>
+          <w:p>
+            <w:r>
+              <w:t>限部门/项目组</w:t>
+            </w:r>
+          </w:p>
+        </w:tc>
+        <w:tc>
+          <w:tcPr>
+            <w:tcW w:type="dxa" w:w="2160"/>
+          </w:tcPr>
+          <w:p>
+            <w:r>
+              <w:t>标记为机密</w:t>
+            </w:r>
+          </w:p>
+        </w:tc>
+        <w:tc>
+          <w:tcPr>
+            <w:tcW w:type="dxa" w:w="2160"/>
+          </w:tcPr>
+          <w:p>
+            <w:r>
+              <w:t>Canvas 动态明水印 + 频域盲水印 + 细粒度权限</w:t>
+            </w:r>
+          </w:p>
+        </w:tc>
+      </w:tr>
+      <w:tr>
+        <w:tc>
+          <w:tcPr>
+            <w:tcW w:type="dxa" w:w="2160"/>
+          </w:tcPr>
+          <w:p>
+            <w:r>
+              <w:t>L4 绝密</w:t>
+            </w:r>
+          </w:p>
+        </w:tc>
+        <w:tc>
+          <w:tcPr>
+            <w:tcW w:type="dxa" w:w="2160"/>
+          </w:tcPr>
+          <w:p>
+            <w:r>
+              <w:t>限少数核心人员</w:t>
+            </w:r>
+          </w:p>
+        </w:tc>
+        <w:tc>
+          <w:tcPr>
+            <w:tcW w:type="dxa" w:w="2160"/>
+          </w:tcPr>
+          <w:p>
+            <w:r>
+              <w:t>标记为绝密 + 主管审批</w:t>
+            </w:r>
+          </w:p>
+        </w:tc>
+        <w:tc>
+          <w:tcPr>
+            <w:tcW w:type="dxa" w:w="2160"/>
+          </w:tcPr>
+          <w:p>
+            <w:r>
+              <w:t>Canvas 动态明水印 + 帧指纹 + 视频指纹 + 外发强审批 + 操作全审计</w:t>
+            </w:r>
+          </w:p>
+        </w:tc>
+      </w:tr>
+    </w:tbl>
+    <w:p>
+      <w:pPr>
+        <w:pStyle w:val="Heading3"/>
+      </w:pPr>
+      <w:r>
+        <w:t>6.3.2 缓存策略</w:t>
+      </w:r>
+    </w:p>
+    <w:p>
+      <w:pPr>
+        <w:pStyle w:val="ListBullet"/>
+      </w:pPr>
+      <w:r>
+        <w:t>缓存键：watermark:{resource_id}:{user_id_hash}（防越权复用）</w:t>
+      </w:r>
+    </w:p>
+    <w:p>
+      <w:pPr>
+        <w:pStyle w:val="ListBullet"/>
+      </w:pPr>
+      <w:r>
+        <w:t>淘汰策略：LRU + 容量上限（默认 100GB / 节点）</w:t>
+      </w:r>
+    </w:p>
+    <w:p>
+      <w:pPr>
+        <w:pStyle w:val="ListBullet"/>
+      </w:pPr>
+      <w:r>
+        <w:t>TTL：默认 24 小时；热门资源 168 小时；冷门资源 4 小时</w:t>
+      </w:r>
+    </w:p>
+    <w:p>
+      <w:pPr>
+        <w:pStyle w:val="ListBullet"/>
+      </w:pPr>
+      <w:r>
+        <w:t>缓存预热：热门资源（新员工入职培训视频）主动预生成水印副本</w:t>
+      </w:r>
+    </w:p>
+    <w:p>
+      <w:pPr>
+        <w:pStyle w:val="ListBullet"/>
+      </w:pPr>
+      <w:r>
+        <w:t>冷启动：缓存击穿保护——首次请求时加分布式锁（Redis SETNX），防止并发击穿 DB</w:t>
+      </w:r>
+    </w:p>
+    <w:p>
+      <w:pPr>
+        <w:pStyle w:val="ListBullet"/>
+      </w:pPr>
+      <w:r>
+        <w:t>缓存一致性：资源权限变更时主动 invalidate 相关 user 的缓存</w:t>
+      </w:r>
+    </w:p>
+    <w:p>
+      <w:pPr>
         <w:pStyle w:val="Heading2"/>
       </w:pPr>
       <w:r>
@@ -1343,147 +1943,7 @@
     </w:p>
     <w:p>
       <w:r>
-        <w:t>系统划分三类队列以保障处理效率：</w:t>
-      </w:r>
-    </w:p>
-    <w:p>
-      <w:pPr>
-        <w:pStyle w:val="ListBullet"/>
-      </w:pPr>
-      <w:r>
-        <w:t>视频预处理队列（普通优先级）：HLS 切片与加密、帧指纹提取。</w:t>
-      </w:r>
-    </w:p>
-    <w:p>
-      <w:pPr>
-        <w:pStyle w:val="ListBullet"/>
-      </w:pPr>
-      <w:r>
-        <w:t>文档与盲水印处理队列（高优先级）：频域盲水印、隐写术、格式转换。</w:t>
-      </w:r>
-    </w:p>
-    <w:p>
-      <w:pPr>
-        <w:pStyle w:val="ListBullet"/>
-      </w:pPr>
-      <w:r>
-        <w:t>通知推送队列（低优先级）：邮件、IM 通知。</w:t>
-      </w:r>
-    </w:p>
-    <w:p>
-      <w:r>
-        <w:t>【关键设计】失败重试：指数退避（1s → 2s → 4s → 8s → 30s 上限），最多 5 次；进入死信队列后人工介入。任务幂等性：使用业务 ID + 文件 hash 作为去重 key，避免重复处理。</w:t>
-      </w:r>
-    </w:p>
-    <w:p>
-      <w:pPr>
-        <w:pStyle w:val="Heading1"/>
-      </w:pPr>
-      <w:r>
-        <w:t>七、数据库设计要点</w:t>
-      </w:r>
-    </w:p>
-    <w:p>
-      <w:pPr>
-        <w:pStyle w:val="Heading2"/>
-      </w:pPr>
-      <w:r>
-        <w:t>7.1 核心数据表</w:t>
-      </w:r>
-    </w:p>
-    <w:p>
-      <w:pPr>
-        <w:pStyle w:val="ListBullet"/>
-      </w:pPr>
-      <w:r>
-        <w:t>用户与权限：用户表(sys_user)、角色权限表(sys_role_permission)、用户会话表(sys_session)。</w:t>
-      </w:r>
-    </w:p>
-    <w:p>
-      <w:pPr>
-        <w:pStyle w:val="ListBullet"/>
-      </w:pPr>
-      <w:r>
-        <w:t>资源管理：视频资源表(video_resource)、文档资源表(doc_resource)、文件元数据表(file_metadata)。</w:t>
-      </w:r>
-    </w:p>
-    <w:p>
-      <w:pPr>
-        <w:pStyle w:val="ListBullet"/>
-      </w:pPr>
-      <w:r>
-        <w:t>权限关联：视频权限关联表(video_permission)、文档权限关联表(doc_permission)、外发审批表(distribution_approval)。</w:t>
-      </w:r>
-    </w:p>
-    <w:p>
-      <w:pPr>
-        <w:pStyle w:val="ListBullet"/>
-      </w:pPr>
-      <w:r>
-        <w:t>审计与溯源：播放日志表(play_log)、操作日志表(operation_log)、盲水印缓存表(watermark_cache)、密钥轮转日志表(key_rotation_log)。</w:t>
-      </w:r>
-    </w:p>
-    <w:p>
-      <w:r>
-        <w:t>【ER 图见附录】本文档配套提供完整 ER 图与字段定义文档。</w:t>
-      </w:r>
-    </w:p>
-    <w:p>
-      <w:pPr>
-        <w:pStyle w:val="Heading2"/>
-      </w:pPr>
-      <w:r>
-        <w:t>7.2 关键索引设计</w:t>
-      </w:r>
-    </w:p>
-    <w:p>
-      <w:r>
-        <w:t>针对高频查询场景，在资源表的 file_hash、upload_time 上建立联合索引；在日志表的 user_id、access_time 上建立联合索引，确保百万级数据下的毫秒级响应。</w:t>
-      </w:r>
-    </w:p>
-    <w:p>
-      <w:pPr>
-        <w:pStyle w:val="Heading2"/>
-      </w:pPr>
-      <w:r>
-        <w:t>7.3 数据治理</w:t>
-      </w:r>
-    </w:p>
-    <w:p>
-      <w:pPr>
-        <w:pStyle w:val="ListBullet"/>
-      </w:pPr>
-      <w:r>
-        <w:t>分库分表：play_log 按月分表，单表控制在 5000 万行以内。</w:t>
-      </w:r>
-    </w:p>
-    <w:p>
-      <w:pPr>
-        <w:pStyle w:val="ListBullet"/>
-      </w:pPr>
-      <w:r>
-        <w:t>冷热分层：热数据保留 90 天（MySQL），冷数据归档至 OSS-IA / 冷归档（MinIO → 阿里云 OSS-Archive）。</w:t>
-      </w:r>
-    </w:p>
-    <w:p>
-      <w:pPr>
-        <w:pStyle w:val="ListBullet"/>
-      </w:pPr>
-      <w:r>
-        <w:t>生命周期：操作日志保留 180 天，播放日志保留 365 天（合规要求），密钥轮转日志永久保留（仅密文）。</w:t>
-      </w:r>
-    </w:p>
-    <w:p>
-      <w:pPr>
-        <w:pStyle w:val="Heading1"/>
-      </w:pPr>
-      <w:r>
-        <w:t>八、安全策略总览</w:t>
-      </w:r>
-    </w:p>
-    <w:p>
-      <w:r>
-        <w:t>【设计原则】本方案采用零信任 + 纵深防御相结合的安全体系。任何单一防线被绕过，下一层防线仍能提供保护。下表按"防护层级 × 资产类型 × 控制点"组织：</w:t>
+        <w:t>系统划分四类队列以保障处理效率与事务优先级：</w:t>
       </w:r>
     </w:p>
     <w:tbl>
@@ -1507,7 +1967,7 @@
               <w:rPr>
                 <w:b/>
               </w:rPr>
-              <w:t>防护层级</w:t>
+              <w:t>队列</w:t>
             </w:r>
           </w:p>
         </w:tc>
@@ -1520,7 +1980,7 @@
               <w:rPr>
                 <w:b/>
               </w:rPr>
-              <w:t>视频安全策略</w:t>
+              <w:t>优先级</w:t>
             </w:r>
           </w:p>
         </w:tc>
@@ -1533,7 +1993,7 @@
               <w:rPr>
                 <w:b/>
               </w:rPr>
-              <w:t>文档安全策略</w:t>
+              <w:t>任务类型</w:t>
             </w:r>
           </w:p>
         </w:tc>
@@ -1545,7 +2005,7 @@
           </w:tcPr>
           <w:p>
             <w:r>
-              <w:t>传输层</w:t>
+              <w:t>Q1 视频预处理</w:t>
             </w:r>
           </w:p>
         </w:tc>
@@ -1555,7 +2015,7 @@
           </w:tcPr>
           <w:p>
             <w:r>
-              <w:t>TLS/SSL 加密传输</w:t>
+              <w:t>普通</w:t>
             </w:r>
           </w:p>
         </w:tc>
@@ -1565,7 +2025,7 @@
           </w:tcPr>
           <w:p>
             <w:r>
-              <w:t>TLS/SSL 加密传输</w:t>
+              <w:t>HLS 切片与加密、帧指纹提取</w:t>
             </w:r>
           </w:p>
         </w:tc>
@@ -1577,7 +2037,7 @@
           </w:tcPr>
           <w:p>
             <w:r>
-              <w:t>鉴权层</w:t>
+              <w:t>Q2 文档与盲水印</w:t>
             </w:r>
           </w:p>
         </w:tc>
@@ -1587,7 +2047,7 @@
           </w:tcPr>
           <w:p>
             <w:r>
-              <w:t>JWT 签名 Token + Nginx secure_link + 密钥轮转</w:t>
+              <w:t>高</w:t>
             </w:r>
           </w:p>
         </w:tc>
@@ -1597,7 +2057,7 @@
           </w:tcPr>
           <w:p>
             <w:r>
-              <w:t>统一 RBAC 权限中心 + 细粒度管控 + JWT 过期刷新</w:t>
+              <w:t>频域盲水印、隐写术、格式转换</w:t>
             </w:r>
           </w:p>
         </w:tc>
@@ -1609,7 +2069,7 @@
           </w:tcPr>
           <w:p>
             <w:r>
-              <w:t>存储层</w:t>
+              <w:t>Q3 事务通知</w:t>
             </w:r>
           </w:p>
         </w:tc>
@@ -1619,7 +2079,7 @@
           </w:tcPr>
           <w:p>
             <w:r>
-              <w:t>AES-128 HLS 切片加密 + MinIO 服务端加密</w:t>
+              <w:t>高</w:t>
             </w:r>
           </w:p>
         </w:tc>
@@ -1629,7 +2089,7 @@
           </w:tcPr>
           <w:p>
             <w:r>
-              <w:t>驱动层 AES-256/SM4 透明加密 + MinIO 服务端加密</w:t>
+              <w:t>外发审批结果、密钥吊销告警、合规事件</w:t>
             </w:r>
           </w:p>
         </w:tc>
@@ -1641,7 +2101,7 @@
           </w:tcPr>
           <w:p>
             <w:r>
-              <w:t>视觉层</w:t>
+              <w:t>Q4 通知广播</w:t>
             </w:r>
           </w:p>
         </w:tc>
@@ -1651,7 +2111,7 @@
           </w:tcPr>
           <w:p>
             <w:r>
-              <w:t>Canvas 动态明水印（防误操作，非安全防线）</w:t>
+              <w:t>低</w:t>
             </w:r>
           </w:p>
         </w:tc>
@@ -1661,114 +2121,23 @@
           </w:tcPr>
           <w:p>
             <w:r>
-              <w:t>在线预览/本地打开全场景动态明水印</w:t>
-            </w:r>
-          </w:p>
-        </w:tc>
-      </w:tr>
-      <w:tr>
-        <w:tc>
-          <w:tcPr>
-            <w:tcW w:type="dxa" w:w="2880"/>
-          </w:tcPr>
-          <w:p>
-            <w:r>
-              <w:t>频域层</w:t>
-            </w:r>
-          </w:p>
-        </w:tc>
-        <w:tc>
-          <w:tcPr>
-            <w:tcW w:type="dxa" w:w="2880"/>
-          </w:tcPr>
-          <w:p>
-            <w:r>
-              <w:t>视频帧指纹（pHash + 帧间冗余）+ DWT 水印（辅）</w:t>
-            </w:r>
-          </w:p>
-        </w:tc>
-        <w:tc>
-          <w:tcPr>
-            <w:tcW w:type="dxa" w:w="2880"/>
-          </w:tcPr>
-          <w:p>
-            <w:r>
-              <w:t>频域盲水印（DCT/DWT）+ 隐写术溯源</w:t>
-            </w:r>
-          </w:p>
-        </w:tc>
-      </w:tr>
-      <w:tr>
-        <w:tc>
-          <w:tcPr>
-            <w:tcW w:type="dxa" w:w="2880"/>
-          </w:tcPr>
-          <w:p>
-            <w:r>
-              <w:t>终端层</w:t>
-            </w:r>
-          </w:p>
-        </w:tc>
-        <w:tc>
-          <w:tcPr>
-            <w:tcW w:type="dxa" w:w="2880"/>
-          </w:tcPr>
-          <w:p>
-            <w:r>
-              <w:t>驱动级剪贴板管控 + 录屏检测</w:t>
-            </w:r>
-          </w:p>
-        </w:tc>
-        <w:tc>
-          <w:tcPr>
-            <w:tcW w:type="dxa" w:w="2880"/>
-          </w:tcPr>
-          <w:p>
-            <w:r>
-              <w:t>驱动级剪贴板管控 + 打印点阵水印 + MDM 移动管控</w:t>
-            </w:r>
-          </w:p>
-        </w:tc>
-      </w:tr>
-      <w:tr>
-        <w:tc>
-          <w:tcPr>
-            <w:tcW w:type="dxa" w:w="2880"/>
-          </w:tcPr>
-          <w:p>
-            <w:r>
-              <w:t>管理层</w:t>
-            </w:r>
-          </w:p>
-        </w:tc>
-        <w:tc>
-          <w:tcPr>
-            <w:tcW w:type="dxa" w:w="2880"/>
-          </w:tcPr>
-          <w:p>
-            <w:r>
-              <w:t>操作日志全审计 + KMS 密钥生命周期管理</w:t>
-            </w:r>
-          </w:p>
-        </w:tc>
-        <w:tc>
-          <w:tcPr>
-            <w:tcW w:type="dxa" w:w="2880"/>
-          </w:tcPr>
-          <w:p>
-            <w:r>
-              <w:t>操作日志全审计 + 密钥轮转 + 外发审批流程</w:t>
+              <w:t>系统公告、培训通知（用户可订阅）</w:t>
             </w:r>
           </w:p>
         </w:tc>
       </w:tr>
     </w:tbl>
     <w:p>
+      <w:r>
+        <w:t>【关键设计】失败重试：指数退避（1s → 2s → 4s → 8s → 30s 上限），最多 5 次；进入死信队列后人工介入。任务幂等性：使用业务 ID + 文件 hash 作为去重 key，避免重复处理。</w:t>
+      </w:r>
+    </w:p>
+    <w:p>
       <w:pPr>
         <w:pStyle w:val="Heading1"/>
       </w:pPr>
       <w:r>
-        <w:t>九、部署与运维建议</w:t>
+        <w:t>七、数据库设计要点</w:t>
       </w:r>
     </w:p>
     <w:p>
@@ -1776,12 +2145,80 @@
         <w:pStyle w:val="Heading2"/>
       </w:pPr>
       <w:r>
-        <w:t>9.1 容器化部署</w:t>
-      </w:r>
-    </w:p>
-    <w:p>
-      <w:r>
-        <w:t>采用 Docker + Kubernetes 实现微服务组件的弹性伸缩与自动化运维。所有服务通过 Helm Chart 统一编排，支持金丝雀发布与蓝绿部署。</w:t>
+        <w:t>7.1 核心数据表</w:t>
+      </w:r>
+    </w:p>
+    <w:p>
+      <w:pPr>
+        <w:pStyle w:val="ListBullet"/>
+      </w:pPr>
+      <w:r>
+        <w:t>用户与权限：用户表(sys_user)、角色权限表(sys_role_permission)、用户会话表(sys_session)。</w:t>
+      </w:r>
+    </w:p>
+    <w:p>
+      <w:pPr>
+        <w:pStyle w:val="ListBullet"/>
+      </w:pPr>
+      <w:r>
+        <w:t>资源管理：视频资源表(video_resource)、文档资源表(doc_resource)、文件元数据表(file_metadata)。</w:t>
+      </w:r>
+    </w:p>
+    <w:p>
+      <w:pPr>
+        <w:pStyle w:val="ListBullet"/>
+      </w:pPr>
+      <w:r>
+        <w:t>权限关联：视频权限关联表(video_permission)、文档权限关联表(doc_permission)、外发审批表(distribution_approval)。</w:t>
+      </w:r>
+    </w:p>
+    <w:p>
+      <w:pPr>
+        <w:pStyle w:val="ListBullet"/>
+      </w:pPr>
+      <w:r>
+        <w:t>审计与溯源：播放日志表(play_log)、操作日志表(operation_log)、盲水印缓存表(watermark_cache)、密钥轮转日志表(key_rotation_log)。</w:t>
+      </w:r>
+    </w:p>
+    <w:p>
+      <w:r>
+        <w:t>完整 ER 图见图 3（含 11 张核心表与 1:N 关系）：</w:t>
+      </w:r>
+    </w:p>
+    <w:p>
+      <w:r>
+        <w:drawing>
+          <wp:inline xmlns:a="http://schemas.openxmlformats.org/drawingml/2006/main" xmlns:pic="http://schemas.openxmlformats.org/drawingml/2006/picture">
+            <wp:extent cx="5943600" cy="4563564"/>
+            <wp:docPr id="3" name="Picture 3"/>
+            <wp:cNvGraphicFramePr>
+              <a:graphicFrameLocks noChangeAspect="1"/>
+            </wp:cNvGraphicFramePr>
+            <a:graphic>
+              <a:graphicData uri="http://schemas.openxmlformats.org/drawingml/2006/picture">
+                <pic:pic>
+                  <pic:nvPicPr>
+                    <pic:cNvPr id="0" name="图3-数据库ER图.png"/>
+                    <pic:cNvPicPr/>
+                  </pic:nvPicPr>
+                  <pic:blipFill>
+                    <a:blip r:embed="rId11"/>
+                    <a:stretch>
+                      <a:fillRect/>
+                    </a:stretch>
+                  </pic:blipFill>
+                  <pic:spPr>
+                    <a:xfrm>
+                      <a:off x="0" y="0"/>
+                      <a:ext cx="5943600" cy="4563564"/>
+                    </a:xfrm>
+                    <a:prstGeom prst="rect"/>
+                  </pic:spPr>
+                </pic:pic>
+              </a:graphicData>
+            </a:graphic>
+          </wp:inline>
+        </w:drawing>
       </w:r>
     </w:p>
     <w:p>
@@ -1789,7 +2226,20 @@
         <w:pStyle w:val="Heading2"/>
       </w:pPr>
       <w:r>
-        <w:t>9.2 可观测性（SRE 体系）</w:t>
+        <w:t>7.2 关键索引设计</w:t>
+      </w:r>
+    </w:p>
+    <w:p>
+      <w:r>
+        <w:t>针对高频查询场景，在资源表的 file_hash、upload_time 上建立联合索引；在日志表的 user_id、access_time 上建立联合索引，确保百万级数据下的毫秒级响应。</w:t>
+      </w:r>
+    </w:p>
+    <w:p>
+      <w:pPr>
+        <w:pStyle w:val="Heading2"/>
+      </w:pPr>
+      <w:r>
+        <w:t>7.3 数据治理</w:t>
       </w:r>
     </w:p>
     <w:p>
@@ -1797,7 +2247,7 @@
         <w:pStyle w:val="ListBullet"/>
       </w:pPr>
       <w:r>
-        <w:t>指标监控：Prometheus + Grafana，监控队列积压、GPU 负载、异常鉴权、转码成功率、播放成功率、HLS 切片延迟。</w:t>
+        <w:t>分库分表：play_log 按月分表，单表控制在 5000 万行以内。</w:t>
       </w:r>
     </w:p>
     <w:p>
@@ -1805,7 +2255,7 @@
         <w:pStyle w:val="ListBullet"/>
       </w:pPr>
       <w:r>
-        <w:t>日志聚合：ELK / Loki，统一收集业务日志、访问日志、安全日志；关键字段（用户 ID、资源 ID、操作类型）必须结构化。</w:t>
+        <w:t>冷热分层：热数据保留 90 天（MySQL），冷数据归档至 OSS-IA / 冷归档（MinIO → 阿里云 OSS-Archive）。</w:t>
       </w:r>
     </w:p>
     <w:p>
@@ -1813,49 +2263,7 @@
         <w:pStyle w:val="ListBullet"/>
       </w:pPr>
       <w:r>
-        <w:t>链路追踪：SkyWalking / Jaeger，追踪用户上传 → MQ → Worker → MinIO 全链路。</w:t>
-      </w:r>
-    </w:p>
-    <w:p>
-      <w:pPr>
-        <w:pStyle w:val="ListBullet"/>
-      </w:pPr>
-      <w:r>
-        <w:t>告警分级：P0（业务中断，电话告警）/ P1（功能受损，钉钉+短信）/ P2（性能降级，钉钉）；明确每个告警的响应 SLA。</w:t>
-      </w:r>
-    </w:p>
-    <w:p>
-      <w:pPr>
-        <w:pStyle w:val="ListBullet"/>
-      </w:pPr>
-      <w:r>
-        <w:t>SLO 定义：可用性 99.9%、鉴权失败率 &lt; 0.1%、转码成功率 &gt; 99.5%、播放成功率 &gt; 99.9%。</w:t>
-      </w:r>
-    </w:p>
-    <w:p>
-      <w:pPr>
-        <w:pStyle w:val="Heading2"/>
-      </w:pPr>
-      <w:r>
-        <w:t>9.3 高可用设计</w:t>
-      </w:r>
-    </w:p>
-    <w:p>
-      <w:r>
-        <w:t>流媒体与文档网关多节点负载均衡（私有 CDN + 防盗链：Referer / UA / Token 校验）；Redis Cluster 与 MySQL 主从复制保障数据高可用；密钥接口通过边缘函数下沉，减少回源。</w:t>
-      </w:r>
-    </w:p>
-    <w:p>
-      <w:pPr>
-        <w:pStyle w:val="Heading2"/>
-      </w:pPr>
-      <w:r>
-        <w:t>9.4 数据安全</w:t>
-      </w:r>
-    </w:p>
-    <w:p>
-      <w:r>
-        <w:t>敏感数据（如密钥、用户信息）加密存储，制定定期备份与灾难恢复演练计划；RTO ≤ 30 分钟，RPO ≤ 5 分钟。</w:t>
+        <w:t>生命周期：操作日志保留 180 天，播放日志保留 365 天（合规要求），密钥轮转日志永久保留（仅密文）。</w:t>
       </w:r>
     </w:p>
     <w:p>
@@ -1863,63 +2271,12 @@
         <w:pStyle w:val="Heading1"/>
       </w:pPr>
       <w:r>
-        <w:t>十、方案优势与风险评估</w:t>
-      </w:r>
-    </w:p>
-    <w:p>
-      <w:pPr>
-        <w:pStyle w:val="Heading2"/>
-      </w:pPr>
-      <w:r>
-        <w:t>10.1 方案优势</w:t>
-      </w:r>
-    </w:p>
-    <w:p>
-      <w:pPr>
-        <w:pStyle w:val="ListBullet"/>
-      </w:pPr>
-      <w:r>
-        <w:t>全链路自主可控：所有组件均为开源软件，零商业授权费用，高度定制化；驱动层采用开源技术栈自研。</w:t>
-      </w:r>
-    </w:p>
-    <w:p>
-      <w:pPr>
-        <w:pStyle w:val="ListBullet"/>
-      </w:pPr>
-      <w:r>
-        <w:t>统一防护中台：视频与文档权限打通，避免多套系统割裂。</w:t>
-      </w:r>
-    </w:p>
-    <w:p>
-      <w:pPr>
-        <w:pStyle w:val="ListBullet"/>
-      </w:pPr>
-      <w:r>
-        <w:t>安全性极高：构建七层纵深防御体系（含管理层），兼顾视觉震慑与底层溯源。</w:t>
-      </w:r>
-    </w:p>
-    <w:p>
-      <w:pPr>
-        <w:pStyle w:val="ListBullet"/>
-      </w:pPr>
-      <w:r>
-        <w:t>异步架构保障高可用：重计算任务（转码、水印、帧指纹）异步处理，不阻塞核心业务。</w:t>
-      </w:r>
-    </w:p>
-    <w:p>
-      <w:pPr>
-        <w:pStyle w:val="ListBullet"/>
-      </w:pPr>
-      <w:r>
-        <w:t>合规可溯：满足《个保法》《数据安全法》要求，配套等保三级与国密合规路径。</w:t>
-      </w:r>
-    </w:p>
-    <w:p>
-      <w:pPr>
-        <w:pStyle w:val="Heading2"/>
-      </w:pPr>
-      <w:r>
-        <w:t>10.2 潜在风险与应对</w:t>
+        <w:t>八、安全策略总览</w:t>
+      </w:r>
+    </w:p>
+    <w:p>
+      <w:r>
+        <w:t>【设计原则】本方案采用零信任 + 纵深防御相结合的安全体系。任何单一防线被绕过，下一层防线仍能提供保护。下表按"防护层级 × 资产类型 × 控制点"组织：</w:t>
       </w:r>
     </w:p>
     <w:tbl>
@@ -1943,7 +2300,7 @@
               <w:rPr>
                 <w:b/>
               </w:rPr>
-              <w:t>潜在风险</w:t>
+              <w:t>防护层级</w:t>
             </w:r>
           </w:p>
         </w:tc>
@@ -1956,7 +2313,7 @@
               <w:rPr>
                 <w:b/>
               </w:rPr>
-              <w:t>严重性</w:t>
+              <w:t>视频安全策略</w:t>
             </w:r>
           </w:p>
         </w:tc>
@@ -1969,7 +2326,7 @@
               <w:rPr>
                 <w:b/>
               </w:rPr>
-              <w:t>应对策略</w:t>
+              <w:t>文档安全策略</w:t>
             </w:r>
           </w:p>
         </w:tc>
@@ -1981,7 +2338,7 @@
           </w:tcPr>
           <w:p>
             <w:r>
-              <w:t>HLS + AES-128 可被定向攻击者绕过</w:t>
+              <w:t>传输层</w:t>
             </w:r>
           </w:p>
         </w:tc>
@@ -1991,7 +2348,7 @@
           </w:tcPr>
           <w:p>
             <w:r>
-              <w:t>P0</w:t>
+              <w:t>TLS/SSL 加密传输</w:t>
             </w:r>
           </w:p>
         </w:tc>
@@ -2001,7 +2358,7 @@
           </w:tcPr>
           <w:p>
             <w:r>
-              <w:t>明确定位为"传输加密+轻度防下载"；真正的强防御依赖视频帧指纹溯源+外发审批；高敏感场景评估 Widevine DRM</w:t>
+              <w:t>TLS/SSL 加密传输</w:t>
             </w:r>
           </w:p>
         </w:tc>
@@ -2013,7 +2370,7 @@
           </w:tcPr>
           <w:p>
             <w:r>
-              <w:t>DWT 频域水印在视频重编码后失效</w:t>
+              <w:t>鉴权层</w:t>
             </w:r>
           </w:p>
         </w:tc>
@@ -2023,7 +2380,7 @@
           </w:tcPr>
           <w:p>
             <w:r>
-              <w:t>P0</w:t>
+              <w:t>JWT 签名 Token + Nginx secure_link (MD5 兼容 / SHA-256 推荐) + Vault 双密钥轮转</w:t>
             </w:r>
           </w:p>
         </w:tc>
@@ -2033,7 +2390,7 @@
           </w:tcPr>
           <w:p>
             <w:r>
-              <w:t>改用视频帧指纹（pHash + 帧间冗余）作为主溯源手段</w:t>
+              <w:t>统一 RBAC 权限中心 + 细粒度管控 + JWT 过期刷新</w:t>
             </w:r>
           </w:p>
         </w:tc>
@@ -2045,7 +2402,7 @@
           </w:tcPr>
           <w:p>
             <w:r>
-              <w:t>驱动层开发周期长、风险高</w:t>
+              <w:t>存储层</w:t>
             </w:r>
           </w:p>
         </w:tc>
@@ -2055,7 +2412,7 @@
           </w:tcPr>
           <w:p>
             <w:r>
-              <w:t>P0</w:t>
+              <w:t>AES-128 HLS 切片加密 + MinIO 服务端加密</w:t>
             </w:r>
           </w:p>
         </w:tc>
@@ -2065,7 +2422,7 @@
           </w:tcPr>
           <w:p>
             <w:r>
-              <w:t>采用开源方案自研；优先 Windows 平台（覆盖率最高），macOS/Linux 二期；预留 10-14 人月工期</w:t>
+              <w:t>驱动层 AES-256/SM4 透明加密 + MinIO 服务端加密</w:t>
             </w:r>
           </w:p>
         </w:tc>
@@ -2077,7 +2434,7 @@
           </w:tcPr>
           <w:p>
             <w:r>
-              <w:t>前端"防 DevTools"易被绕过</w:t>
+              <w:t>视觉层</w:t>
             </w:r>
           </w:p>
         </w:tc>
@@ -2087,7 +2444,7 @@
           </w:tcPr>
           <w:p>
             <w:r>
-              <w:t>P1</w:t>
+              <w:t>Canvas 动态明水印（防误操作，非安全防线）</w:t>
             </w:r>
           </w:p>
         </w:tc>
@@ -2097,7 +2454,7 @@
           </w:tcPr>
           <w:p>
             <w:r>
-              <w:t>定位为"防误操作"，非安全防线；通过频域层 + 终端层兜底</w:t>
+              <w:t>在线预览/本地打开全场景 Canvas 动态明水印</w:t>
             </w:r>
           </w:p>
         </w:tc>
@@ -2109,7 +2466,7 @@
           </w:tcPr>
           <w:p>
             <w:r>
-              <w:t>视频/文档转码耗时较长</w:t>
+              <w:t>频域层</w:t>
             </w:r>
           </w:p>
         </w:tc>
@@ -2119,7 +2476,7 @@
           </w:tcPr>
           <w:p>
             <w:r>
-              <w:t>P1</w:t>
+              <w:t>视频帧指纹（pHash + 帧间冗余）+ DWT 水印（辅）</w:t>
             </w:r>
           </w:p>
         </w:tc>
@@ -2129,7 +2486,7 @@
           </w:tcPr>
           <w:p>
             <w:r>
-              <w:t>异步处理 + 预缓存机制 + GPU 加速节点</w:t>
+              <w:t>频域盲水印（DCT/DWT）+ 隐写术溯源</w:t>
             </w:r>
           </w:p>
         </w:tc>
@@ -2141,7 +2498,7 @@
           </w:tcPr>
           <w:p>
             <w:r>
-              <w:t>盲水印/帧指纹处理资源消耗大</w:t>
+              <w:t>驱动层</w:t>
             </w:r>
           </w:p>
         </w:tc>
@@ -2151,7 +2508,7 @@
           </w:tcPr>
           <w:p>
             <w:r>
-              <w:t>P1</w:t>
+              <w:t>驱动级剪贴板管控 + 录屏检测 + 心跳离线检测</w:t>
             </w:r>
           </w:p>
         </w:tc>
@@ -2161,7 +2518,7 @@
           </w:tcPr>
           <w:p>
             <w:r>
-              <w:t>按需触发 + Redis 缓存已生成副本 + 短时合并窗口</w:t>
+              <w:t>驱动级剪贴板管控 + 打印点阵水印 + MDM 移动管控</w:t>
             </w:r>
           </w:p>
         </w:tc>
@@ -2173,7 +2530,7 @@
           </w:tcPr>
           <w:p>
             <w:r>
-              <w:t>并发播放与预览压力大</w:t>
+              <w:t>管理层</w:t>
             </w:r>
           </w:p>
         </w:tc>
@@ -2183,7 +2540,7 @@
           </w:tcPr>
           <w:p>
             <w:r>
-              <w:t>P1</w:t>
+              <w:t>操作日志全审计 + KMS 密钥生命周期管理</w:t>
             </w:r>
           </w:p>
         </w:tc>
@@ -2193,135 +2550,7 @@
           </w:tcPr>
           <w:p>
             <w:r>
-              <w:t>Nginx 负载均衡 + 私有 CDN 分发 + K8s 弹性扩容</w:t>
-            </w:r>
-          </w:p>
-        </w:tc>
-      </w:tr>
-      <w:tr>
-        <w:tc>
-          <w:tcPr>
-            <w:tcW w:type="dxa" w:w="2880"/>
-          </w:tcPr>
-          <w:p>
-            <w:r>
-              <w:t>CDN 与 AES-128 密钥接口回源冲突</w:t>
-            </w:r>
-          </w:p>
-        </w:tc>
-        <w:tc>
-          <w:tcPr>
-            <w:tcW w:type="dxa" w:w="2880"/>
-          </w:tcPr>
-          <w:p>
-            <w:r>
-              <w:t>P1</w:t>
-            </w:r>
-          </w:p>
-        </w:tc>
-        <w:tc>
-          <w:tcPr>
-            <w:tcW w:type="dxa" w:w="2880"/>
-          </w:tcPr>
-          <w:p>
-            <w:r>
-              <w:t>私有 CDN + 防盗链；密钥接口通过边缘函数下沉</w:t>
-            </w:r>
-          </w:p>
-        </w:tc>
-      </w:tr>
-      <w:tr>
-        <w:tc>
-          <w:tcPr>
-            <w:tcW w:type="dxa" w:w="2880"/>
-          </w:tcPr>
-          <w:p>
-            <w:r>
-              <w:t>员工监控合规风险</w:t>
-            </w:r>
-          </w:p>
-        </w:tc>
-        <w:tc>
-          <w:tcPr>
-            <w:tcW w:type="dxa" w:w="2880"/>
-          </w:tcPr>
-          <w:p>
-            <w:r>
-              <w:t>P0</w:t>
-            </w:r>
-          </w:p>
-        </w:tc>
-        <w:tc>
-          <w:tcPr>
-            <w:tcW w:type="dxa" w:w="2880"/>
-          </w:tcPr>
-          <w:p>
-            <w:r>
-              <w:t>见第十三章合规方案：告知 + 授权 + 等保测评</w:t>
-            </w:r>
-          </w:p>
-        </w:tc>
-      </w:tr>
-      <w:tr>
-        <w:tc>
-          <w:tcPr>
-            <w:tcW w:type="dxa" w:w="2880"/>
-          </w:tcPr>
-          <w:p>
-            <w:r>
-              <w:t>密钥泄露风险（secure_link secret_key）</w:t>
-            </w:r>
-          </w:p>
-        </w:tc>
-        <w:tc>
-          <w:tcPr>
-            <w:tcW w:type="dxa" w:w="2880"/>
-          </w:tcPr>
-          <w:p>
-            <w:r>
-              <w:t>P1</w:t>
-            </w:r>
-          </w:p>
-        </w:tc>
-        <w:tc>
-          <w:tcPr>
-            <w:tcW w:type="dxa" w:w="2880"/>
-          </w:tcPr>
-          <w:p>
-            <w:r>
-              <w:t>Vault 托管 + 双密钥灰度轮转 + HSM 长期演进</w:t>
-            </w:r>
-          </w:p>
-        </w:tc>
-      </w:tr>
-      <w:tr>
-        <w:tc>
-          <w:tcPr>
-            <w:tcW w:type="dxa" w:w="2880"/>
-          </w:tcPr>
-          <w:p>
-            <w:r>
-              <w:t>跨境数据流动合规</w:t>
-            </w:r>
-          </w:p>
-        </w:tc>
-        <w:tc>
-          <w:tcPr>
-            <w:tcW w:type="dxa" w:w="2880"/>
-          </w:tcPr>
-          <w:p>
-            <w:r>
-              <w:t>P1</w:t>
-            </w:r>
-          </w:p>
-        </w:tc>
-        <w:tc>
-          <w:tcPr>
-            <w:tcW w:type="dxa" w:w="2880"/>
-          </w:tcPr>
-          <w:p>
-            <w:r>
-              <w:t>数据本地化为主；如需海外节点需进行 PIPL 评估</w:t>
+              <w:t>操作日志全审计 + 密钥轮转 + 外发审批流程</w:t>
             </w:r>
           </w:p>
         </w:tc>
@@ -2332,7 +2561,7 @@
         <w:pStyle w:val="Heading1"/>
       </w:pPr>
       <w:r>
-        <w:t>十一、实施计划与建议</w:t>
+        <w:t>九、部署与运维建议</w:t>
       </w:r>
     </w:p>
     <w:p>
@@ -2340,12 +2569,193 @@
         <w:pStyle w:val="Heading2"/>
       </w:pPr>
       <w:r>
-        <w:t>11.1 实施阶段划分</w:t>
-      </w:r>
-    </w:p>
-    <w:p>
-      <w:r>
-        <w:t>【工期校正】原 v1.0 方案工期（11-16 周）严重低估，本版本按实际工作量调整为 30-40 周（7-10 个月）。</w:t>
+        <w:t>9.1 容器化部署</w:t>
+      </w:r>
+    </w:p>
+    <w:p>
+      <w:r>
+        <w:t>采用 Docker + Kubernetes 实现微服务组件的弹性伸缩与自动化运维。所有服务通过 Helm Chart 统一编排，支持金丝雀发布与蓝绿部署。</w:t>
+      </w:r>
+    </w:p>
+    <w:p>
+      <w:pPr>
+        <w:pStyle w:val="Heading2"/>
+      </w:pPr>
+      <w:r>
+        <w:t>9.2 可观测性（SRE 体系）</w:t>
+      </w:r>
+    </w:p>
+    <w:p>
+      <w:pPr>
+        <w:pStyle w:val="ListBullet"/>
+      </w:pPr>
+      <w:r>
+        <w:t>指标监控：Prometheus + Grafana，监控队列积压、GPU 负载、异常鉴权、转码成功率、播放成功率、HLS 切片延迟。</w:t>
+      </w:r>
+    </w:p>
+    <w:p>
+      <w:pPr>
+        <w:pStyle w:val="ListBullet"/>
+      </w:pPr>
+      <w:r>
+        <w:t>日志聚合：ELK / Loki，统一收集业务日志、访问日志、安全日志；关键字段（用户 ID、资源 ID、操作类型）必须结构化。</w:t>
+      </w:r>
+    </w:p>
+    <w:p>
+      <w:pPr>
+        <w:pStyle w:val="ListBullet"/>
+      </w:pPr>
+      <w:r>
+        <w:t>链路追踪：SkyWalking / Jaeger，追踪用户上传 → MQ → Worker → MinIO 全链路。</w:t>
+      </w:r>
+    </w:p>
+    <w:p>
+      <w:pPr>
+        <w:pStyle w:val="ListBullet"/>
+      </w:pPr>
+      <w:r>
+        <w:t>告警分级：P0（业务中断，电话告警）/ P1（功能受损，钉钉+短信）/ P2（性能降级，钉钉）；明确每个告警的响应 SLA。</w:t>
+      </w:r>
+    </w:p>
+    <w:p>
+      <w:pPr>
+        <w:pStyle w:val="ListBullet"/>
+      </w:pPr>
+      <w:r>
+        <w:t>SLO 定义：可用性 99.9%、鉴权失败率 &lt; 0.1%、转码成功率 &gt; 99.5%、播放成功率 &gt; 99.9%。</w:t>
+      </w:r>
+    </w:p>
+    <w:p>
+      <w:pPr>
+        <w:pStyle w:val="Heading2"/>
+      </w:pPr>
+      <w:r>
+        <w:t>9.3 高可用设计</w:t>
+      </w:r>
+    </w:p>
+    <w:p>
+      <w:r>
+        <w:t>流媒体与文档外发网关多节点负载均衡（私有 CDN + 防盗链：Referer / UA / Token 校验）；Redis Cluster 与 MySQL 主从复制保障数据高可用；密钥接口通过边缘函数下沉，减少回源。</w:t>
+      </w:r>
+    </w:p>
+    <w:p>
+      <w:pPr>
+        <w:pStyle w:val="Heading2"/>
+      </w:pPr>
+      <w:r>
+        <w:t>9.4 数据安全与 Vault 高可用</w:t>
+      </w:r>
+    </w:p>
+    <w:p>
+      <w:pPr>
+        <w:pStyle w:val="ListBullet"/>
+      </w:pPr>
+      <w:r>
+        <w:t>敏感数据（如密钥、用户信息）加密存储，制定定期备份与灾难恢复演练计划。</w:t>
+      </w:r>
+    </w:p>
+    <w:p>
+      <w:pPr>
+        <w:pStyle w:val="ListBullet"/>
+      </w:pPr>
+      <w:r>
+        <w:t>RTO ≤ 30 分钟，RPO ≤ 5 分钟。</w:t>
+      </w:r>
+    </w:p>
+    <w:p>
+      <w:pPr>
+        <w:pStyle w:val="ListBullet"/>
+      </w:pPr>
+      <w:r>
+        <w:t>【Vault 高可用】Vault 是所有鉴权、加密、解密的依赖核心，必须部署 Raft 共识集群（≥ 3 节点，跨可用区）。</w:t>
+      </w:r>
+    </w:p>
+    <w:p>
+      <w:pPr>
+        <w:pStyle w:val="ListBullet"/>
+      </w:pPr>
+      <w:r>
+        <w:t>【Vault 故障降级】业务后端缓存会话级解密密钥（TTL 与会话同步），Vault 短时不可用时仍可服务现有会话；超过 30 分钟则触发 P0 告警并进入只读降级模式（仅允许查看，不允许上传/外发）。</w:t>
+      </w:r>
+    </w:p>
+    <w:p>
+      <w:pPr>
+        <w:pStyle w:val="ListBullet"/>
+      </w:pPr>
+      <w:r>
+        <w:t>【Vault 故障演练】每季度一次故障切换演练，记录实际 RTO 数据并优化恢复流程。</w:t>
+      </w:r>
+    </w:p>
+    <w:p>
+      <w:pPr>
+        <w:pStyle w:val="Heading1"/>
+      </w:pPr>
+      <w:r>
+        <w:t>十、方案优势与风险评估</w:t>
+      </w:r>
+    </w:p>
+    <w:p>
+      <w:pPr>
+        <w:pStyle w:val="Heading2"/>
+      </w:pPr>
+      <w:r>
+        <w:t>10.1 方案优势</w:t>
+      </w:r>
+    </w:p>
+    <w:p>
+      <w:pPr>
+        <w:pStyle w:val="ListBullet"/>
+      </w:pPr>
+      <w:r>
+        <w:t>全链路自主可控：所有组件均为开源软件，零商业授权费用，高度定制化；驱动层采用开源技术栈自研。</w:t>
+      </w:r>
+    </w:p>
+    <w:p>
+      <w:pPr>
+        <w:pStyle w:val="ListBullet"/>
+      </w:pPr>
+      <w:r>
+        <w:t>统一防护中台：视频与文档权限打通，避免多套系统割裂。</w:t>
+      </w:r>
+    </w:p>
+    <w:p>
+      <w:pPr>
+        <w:pStyle w:val="ListBullet"/>
+      </w:pPr>
+      <w:r>
+        <w:t>安全性极高：构建七层纵深防御体系（含管理层），兼顾视觉震慑与底层溯源。</w:t>
+      </w:r>
+    </w:p>
+    <w:p>
+      <w:pPr>
+        <w:pStyle w:val="ListBullet"/>
+      </w:pPr>
+      <w:r>
+        <w:t>失效兜底：驱动异常时通过心跳与文档外发网关双轨兜底，确保数据不裸奔。</w:t>
+      </w:r>
+    </w:p>
+    <w:p>
+      <w:pPr>
+        <w:pStyle w:val="ListBullet"/>
+      </w:pPr>
+      <w:r>
+        <w:t>异步架构保障高可用：重计算任务（转码、水印、帧指纹）异步处理，不阻塞核心业务。</w:t>
+      </w:r>
+    </w:p>
+    <w:p>
+      <w:pPr>
+        <w:pStyle w:val="ListBullet"/>
+      </w:pPr>
+      <w:r>
+        <w:t>合规可溯：满足《个保法》《数据安全法》要求，配套等保三级与国密合规路径。</w:t>
+      </w:r>
+    </w:p>
+    <w:p>
+      <w:pPr>
+        <w:pStyle w:val="Heading2"/>
+      </w:pPr>
+      <w:r>
+        <w:t>10.2 潜在风险与应对</w:t>
       </w:r>
     </w:p>
     <w:tbl>
@@ -2369,7 +2779,7 @@
               <w:rPr>
                 <w:b/>
               </w:rPr>
-              <w:t>阶段</w:t>
+              <w:t>潜在风险</w:t>
             </w:r>
           </w:p>
         </w:tc>
@@ -2382,7 +2792,7 @@
               <w:rPr>
                 <w:b/>
               </w:rPr>
-              <w:t>工期</w:t>
+              <w:t>严重性</w:t>
             </w:r>
           </w:p>
         </w:tc>
@@ -2395,7 +2805,7 @@
               <w:rPr>
                 <w:b/>
               </w:rPr>
-              <w:t>关键交付物</w:t>
+              <w:t>应对策略</w:t>
             </w:r>
           </w:p>
         </w:tc>
@@ -2407,7 +2817,7 @@
           </w:tcPr>
           <w:p>
             <w:r>
-              <w:t>阶段 1：POC 验证</w:t>
+              <w:t>HLS + AES-128 可被定向攻击者绕过</w:t>
             </w:r>
           </w:p>
         </w:tc>
@@ -2417,7 +2827,7 @@
           </w:tcPr>
           <w:p>
             <w:r>
-              <w:t>4-6 周</w:t>
+              <w:t>P0</w:t>
             </w:r>
           </w:p>
         </w:tc>
@@ -2427,7 +2837,7 @@
           </w:tcPr>
           <w:p>
             <w:r>
-              <w:t>基础环境、HLS+AES-128 可行性、视频帧指纹可行性、文档水印可行性</w:t>
+              <w:t>明确定位为"传输加密+轻度防下载"；真正的强防御依赖视频帧指纹溯源+外发审批；高敏感场景评估 Widevine DRM</w:t>
             </w:r>
           </w:p>
         </w:tc>
@@ -2439,7 +2849,7 @@
           </w:tcPr>
           <w:p>
             <w:r>
-              <w:t>阶段 2：核心后端 + 权限中心</w:t>
+              <w:t>DWT 频域水印在视频重编码后失效</w:t>
             </w:r>
           </w:p>
         </w:tc>
@@ -2449,7 +2859,7 @@
           </w:tcPr>
           <w:p>
             <w:r>
-              <w:t>6-8 周</w:t>
+              <w:t>P0</w:t>
             </w:r>
           </w:p>
         </w:tc>
@@ -2459,7 +2869,7 @@
           </w:tcPr>
           <w:p>
             <w:r>
-              <w:t>Spring Boot 后端、RBAC、API 网关、Vault 集成</w:t>
+              <w:t>改用视频帧指纹（pHash + 帧间冗余）作为主溯源手段</w:t>
             </w:r>
           </w:p>
         </w:tc>
@@ -2471,7 +2881,7 @@
           </w:tcPr>
           <w:p>
             <w:r>
-              <w:t>阶段 3：流媒体 + 文档网关</w:t>
+              <w:t>驱动层开发周期长、风险高</w:t>
             </w:r>
           </w:p>
         </w:tc>
@@ -2481,7 +2891,7 @@
           </w:tcPr>
           <w:p>
             <w:r>
-              <w:t>4-6 周</w:t>
+              <w:t>P0</w:t>
             </w:r>
           </w:p>
         </w:tc>
@@ -2491,7 +2901,7 @@
           </w:tcPr>
           <w:p>
             <w:r>
-              <w:t>Nginx secure_link 配置、HLS 切片服务、文档预览、外发审批</w:t>
+              <w:t>采用开源方案自研；优先 Windows 平台，macOS/Linux 二期；预留 10-14 人月工期</w:t>
             </w:r>
           </w:p>
         </w:tc>
@@ -2503,7 +2913,7 @@
           </w:tcPr>
           <w:p>
             <w:r>
-              <w:t>阶段 4：异步流水线 + Python Worker</w:t>
+              <w:t>驱动被卸载/破解导致数据裸奔</w:t>
             </w:r>
           </w:p>
         </w:tc>
@@ -2513,7 +2923,7 @@
           </w:tcPr>
           <w:p>
             <w:r>
-              <w:t>4-5 周</w:t>
+              <w:t>P0</w:t>
             </w:r>
           </w:p>
         </w:tc>
@@ -2523,7 +2933,7 @@
           </w:tcPr>
           <w:p>
             <w:r>
-              <w:t>RabbitMQ、Worker、HLS 切片、水印/帧指纹嵌入</w:t>
+              <w:t>终端心跳 + 文档外发网关强制加密 + 巡检 Agent 三重兜底</w:t>
             </w:r>
           </w:p>
         </w:tc>
@@ -2535,7 +2945,7 @@
           </w:tcPr>
           <w:p>
             <w:r>
-              <w:t>阶段 5：驱动层（开源自研）</w:t>
+              <w:t>移动终端无文件级透明加密</w:t>
             </w:r>
           </w:p>
         </w:tc>
@@ -2545,7 +2955,7 @@
           </w:tcPr>
           <w:p>
             <w:r>
-              <w:t>10-14 周</w:t>
+              <w:t>P0</w:t>
             </w:r>
           </w:p>
         </w:tc>
@@ -2555,7 +2965,7 @@
           </w:tcPr>
           <w:p>
             <w:r>
-              <w:t>Windows minifilter / macOS ESF / Linux FUSE；签名发布</w:t>
+              <w:t>改为 MDM + 工作资料隔离 + 应用沙箱 + DLP 四重保护</w:t>
             </w:r>
           </w:p>
         </w:tc>
@@ -2567,7 +2977,7 @@
           </w:tcPr>
           <w:p>
             <w:r>
-              <w:t>阶段 6：可观测性 + 安全加固</w:t>
+              <w:t>前端"防 DevTools"易被绕过</w:t>
             </w:r>
           </w:p>
         </w:tc>
@@ -2577,7 +2987,7 @@
           </w:tcPr>
           <w:p>
             <w:r>
-              <w:t>3-4 周</w:t>
+              <w:t>P1</w:t>
             </w:r>
           </w:p>
         </w:tc>
@@ -2587,7 +2997,7 @@
           </w:tcPr>
           <w:p>
             <w:r>
-              <w:t>Prometheus / ELK / SkyWalking；密钥轮转；渗透测试</w:t>
+              <w:t>定位为"防误操作"，非安全防线；通过频域层 + 驱动层兜底</w:t>
             </w:r>
           </w:p>
         </w:tc>
@@ -2599,7 +3009,7 @@
           </w:tcPr>
           <w:p>
             <w:r>
-              <w:t>阶段 7：集成测试 + 灰度上线</w:t>
+              <w:t>视频/文档转码耗时较长</w:t>
             </w:r>
           </w:p>
         </w:tc>
@@ -2609,7 +3019,7 @@
           </w:tcPr>
           <w:p>
             <w:r>
-              <w:t>4-6 周</w:t>
+              <w:t>P1</w:t>
             </w:r>
           </w:p>
         </w:tc>
@@ -2619,7 +3029,7 @@
           </w:tcPr>
           <w:p>
             <w:r>
-              <w:t>全链路压测、安全渗透测试、灰度发布、全员培训</w:t>
+              <w:t>异步处理 + 预缓存机制 + GPU 加速节点</w:t>
             </w:r>
           </w:p>
         </w:tc>
@@ -2631,7 +3041,7 @@
           </w:tcPr>
           <w:p>
             <w:r>
-              <w:t>总计</w:t>
+              <w:t>盲水印/帧指纹处理资源消耗大</w:t>
             </w:r>
           </w:p>
         </w:tc>
@@ -2641,7 +3051,7 @@
           </w:tcPr>
           <w:p>
             <w:r>
-              <w:t>35-49 周（8-12 个月）</w:t>
+              <w:t>P1</w:t>
             </w:r>
           </w:p>
         </w:tc>
@@ -2651,7 +3061,231 @@
           </w:tcPr>
           <w:p>
             <w:r>
-              <w:t>完整可投产系统</w:t>
+              <w:t>按需触发 + Redis 缓存已生成副本 + 短时合并窗口</w:t>
+            </w:r>
+          </w:p>
+        </w:tc>
+      </w:tr>
+      <w:tr>
+        <w:tc>
+          <w:tcPr>
+            <w:tcW w:type="dxa" w:w="2880"/>
+          </w:tcPr>
+          <w:p>
+            <w:r>
+              <w:t>并发播放与预览压力大</w:t>
+            </w:r>
+          </w:p>
+        </w:tc>
+        <w:tc>
+          <w:tcPr>
+            <w:tcW w:type="dxa" w:w="2880"/>
+          </w:tcPr>
+          <w:p>
+            <w:r>
+              <w:t>P1</w:t>
+            </w:r>
+          </w:p>
+        </w:tc>
+        <w:tc>
+          <w:tcPr>
+            <w:tcW w:type="dxa" w:w="2880"/>
+          </w:tcPr>
+          <w:p>
+            <w:r>
+              <w:t>Nginx 负载均衡 + 私有 CDN 分发 + K8s 弹性扩容</w:t>
+            </w:r>
+          </w:p>
+        </w:tc>
+      </w:tr>
+      <w:tr>
+        <w:tc>
+          <w:tcPr>
+            <w:tcW w:type="dxa" w:w="2880"/>
+          </w:tcPr>
+          <w:p>
+            <w:r>
+              <w:t>CDN 与 AES-128 密钥接口回源冲突</w:t>
+            </w:r>
+          </w:p>
+        </w:tc>
+        <w:tc>
+          <w:tcPr>
+            <w:tcW w:type="dxa" w:w="2880"/>
+          </w:tcPr>
+          <w:p>
+            <w:r>
+              <w:t>P1</w:t>
+            </w:r>
+          </w:p>
+        </w:tc>
+        <w:tc>
+          <w:tcPr>
+            <w:tcW w:type="dxa" w:w="2880"/>
+          </w:tcPr>
+          <w:p>
+            <w:r>
+              <w:t>私有 CDN + 防盗链；密钥接口通过边缘函数下沉</w:t>
+            </w:r>
+          </w:p>
+        </w:tc>
+      </w:tr>
+      <w:tr>
+        <w:tc>
+          <w:tcPr>
+            <w:tcW w:type="dxa" w:w="2880"/>
+          </w:tcPr>
+          <w:p>
+            <w:r>
+              <w:t>员工监控合规投诉</w:t>
+            </w:r>
+          </w:p>
+        </w:tc>
+        <w:tc>
+          <w:tcPr>
+            <w:tcW w:type="dxa" w:w="2880"/>
+          </w:tcPr>
+          <w:p>
+            <w:r>
+              <w:t>P0</w:t>
+            </w:r>
+          </w:p>
+        </w:tc>
+        <w:tc>
+          <w:tcPr>
+            <w:tcW w:type="dxa" w:w="2880"/>
+          </w:tcPr>
+          <w:p>
+            <w:r>
+              <w:t>见第十三章合规方案：告知 + 授权 + 拒签处理流程</w:t>
+            </w:r>
+          </w:p>
+        </w:tc>
+      </w:tr>
+      <w:tr>
+        <w:tc>
+          <w:tcPr>
+            <w:tcW w:type="dxa" w:w="2880"/>
+          </w:tcPr>
+          <w:p>
+            <w:r>
+              <w:t>密钥泄露风险（secure_link secret_key）</w:t>
+            </w:r>
+          </w:p>
+        </w:tc>
+        <w:tc>
+          <w:tcPr>
+            <w:tcW w:type="dxa" w:w="2880"/>
+          </w:tcPr>
+          <w:p>
+            <w:r>
+              <w:t>P1</w:t>
+            </w:r>
+          </w:p>
+        </w:tc>
+        <w:tc>
+          <w:tcPr>
+            <w:tcW w:type="dxa" w:w="2880"/>
+          </w:tcPr>
+          <w:p>
+            <w:r>
+              <w:t>Vault 托管 + 双密钥灰度轮转 + HSM 长期演进</w:t>
+            </w:r>
+          </w:p>
+        </w:tc>
+      </w:tr>
+      <w:tr>
+        <w:tc>
+          <w:tcPr>
+            <w:tcW w:type="dxa" w:w="2880"/>
+          </w:tcPr>
+          <w:p>
+            <w:r>
+              <w:t>Vault 故障导致系统瘫痪</w:t>
+            </w:r>
+          </w:p>
+        </w:tc>
+        <w:tc>
+          <w:tcPr>
+            <w:tcW w:type="dxa" w:w="2880"/>
+          </w:tcPr>
+          <w:p>
+            <w:r>
+              <w:t>P1</w:t>
+            </w:r>
+          </w:p>
+        </w:tc>
+        <w:tc>
+          <w:tcPr>
+            <w:tcW w:type="dxa" w:w="2880"/>
+          </w:tcPr>
+          <w:p>
+            <w:r>
+              <w:t>Raft 集群（≥3 节点）+ 业务端会话密钥缓存 + 故障降级</w:t>
+            </w:r>
+          </w:p>
+        </w:tc>
+      </w:tr>
+      <w:tr>
+        <w:tc>
+          <w:tcPr>
+            <w:tcW w:type="dxa" w:w="2880"/>
+          </w:tcPr>
+          <w:p>
+            <w:r>
+              <w:t>跨境数据流动合规</w:t>
+            </w:r>
+          </w:p>
+        </w:tc>
+        <w:tc>
+          <w:tcPr>
+            <w:tcW w:type="dxa" w:w="2880"/>
+          </w:tcPr>
+          <w:p>
+            <w:r>
+              <w:t>P1</w:t>
+            </w:r>
+          </w:p>
+        </w:tc>
+        <w:tc>
+          <w:tcPr>
+            <w:tcW w:type="dxa" w:w="2880"/>
+          </w:tcPr>
+          <w:p>
+            <w:r>
+              <w:t>数据本地化为主；如需海外节点需进行 PIPL 评估</w:t>
+            </w:r>
+          </w:p>
+        </w:tc>
+      </w:tr>
+      <w:tr>
+        <w:tc>
+          <w:tcPr>
+            <w:tcW w:type="dxa" w:w="2880"/>
+          </w:tcPr>
+          <w:p>
+            <w:r>
+              <w:t>溯源后法律追责困难</w:t>
+            </w:r>
+          </w:p>
+        </w:tc>
+        <w:tc>
+          <w:tcPr>
+            <w:tcW w:type="dxa" w:w="2880"/>
+          </w:tcPr>
+          <w:p>
+            <w:r>
+              <w:t>P1</w:t>
+            </w:r>
+          </w:p>
+        </w:tc>
+        <w:tc>
+          <w:tcPr>
+            <w:tcW w:type="dxa" w:w="2880"/>
+          </w:tcPr>
+          <w:p>
+            <w:r>
+              <w:t>司法鉴定公证 + 员工入职水印溯源同意书 + 法务衔接流程</w:t>
             </w:r>
           </w:p>
         </w:tc>
@@ -2659,492 +3293,23 @@
     </w:tbl>
     <w:p>
       <w:pPr>
+        <w:pStyle w:val="Heading1"/>
+      </w:pPr>
+      <w:r>
+        <w:t>十一、实施计划与建议</w:t>
+      </w:r>
+    </w:p>
+    <w:p>
+      <w:pPr>
         <w:pStyle w:val="Heading2"/>
       </w:pPr>
       <w:r>
-        <w:t>11.2 硬件资源建议</w:t>
-      </w:r>
-    </w:p>
-    <w:p>
-      <w:pPr>
-        <w:pStyle w:val="ListBullet"/>
-      </w:pPr>
-      <w:r>
-        <w:t>应用与数据库节点：建议采用高主频 CPU（4 核以上）与大容量内存（32GB+）。</w:t>
-      </w:r>
-    </w:p>
-    <w:p>
-      <w:pPr>
-        <w:pStyle w:val="ListBullet"/>
-      </w:pPr>
-      <w:r>
-        <w:t>盲水印/帧指纹处理节点：必须配置 NVIDIA GPU（如 T4 或 A10）以加速频域运算。每张 GPU 大约可同时处理 4-8 路 1080p 视频帧指纹提取；建议按并发用户数的 1/100 配置 GPU 数量，并预留 50% 冗余。</w:t>
-      </w:r>
-    </w:p>
-    <w:p>
-      <w:pPr>
-        <w:pStyle w:val="ListBullet"/>
-      </w:pPr>
-      <w:r>
-        <w:t>流媒体存储：采用高性能 NVMe SSD 阵列保障高并发读取；MinIO 集群至少 4 节点起步。</w:t>
-      </w:r>
-    </w:p>
-    <w:p>
-      <w:pPr>
-        <w:pStyle w:val="ListBullet"/>
-      </w:pPr>
-      <w:r>
-        <w:t>密钥管理服务：Vault 集群至少 3 节点；HSM（如 YubiHSM、阿里云 KMS 硬件）作为长期演进目标。</w:t>
-      </w:r>
-    </w:p>
-    <w:p>
-      <w:pPr>
-        <w:pStyle w:val="Heading2"/>
-      </w:pPr>
-      <w:r>
-        <w:t>11.3 交付物清单</w:t>
-      </w:r>
-    </w:p>
-    <w:p>
-      <w:pPr>
-        <w:pStyle w:val="ListBullet"/>
-      </w:pPr>
-      <w:r>
-        <w:t>系统源代码（业务后端 + 异步 Worker + 驱动代码，全部开源）</w:t>
-      </w:r>
-    </w:p>
-    <w:p>
-      <w:pPr>
-        <w:pStyle w:val="ListBullet"/>
-      </w:pPr>
-      <w:r>
-        <w:t>部署运维手册、API 接口文档（OpenAPI 3.0）、ER 图与数据库设计文档</w:t>
-      </w:r>
-    </w:p>
-    <w:p>
-      <w:pPr>
-        <w:pStyle w:val="ListBullet"/>
-      </w:pPr>
-      <w:r>
-        <w:t>安全测试报告、等保测评报告、威胁建模报告</w:t>
-      </w:r>
-    </w:p>
-    <w:p>
-      <w:pPr>
-        <w:pStyle w:val="ListBullet"/>
-      </w:pPr>
-      <w:r>
-        <w:t>用户操作指南、员工告知书、合规授权模板</w:t>
-      </w:r>
-    </w:p>
-    <w:p>
-      <w:pPr>
-        <w:pStyle w:val="ListBullet"/>
-      </w:pPr>
-      <w:r>
-        <w:t>运维 SOP 与应急响应预案</w:t>
-      </w:r>
-    </w:p>
-    <w:p>
-      <w:pPr>
-        <w:pStyle w:val="Heading2"/>
-      </w:pPr>
-      <w:r>
-        <w:t>十二、总结</w:t>
-      </w:r>
-    </w:p>
-    <w:p>
-      <w:r>
-        <w:t>本方案（v2.0 评审修订版）实现了企业全格式数字资产的全链路安全防护与合规可溯。通过构建"全格式数字资产防护中台"，将视频与文档的权限体系与安全防护有机融合。</w:t>
-      </w:r>
-    </w:p>
-    <w:p>
-      <w:r>
-        <w:t>系统依托四层架构与七层纵深防御体系（含管理层），在保障员工日常办公无感知的同时，通过"前端 Canvas 明水印 + 后端视频帧指纹/频域水印/隐写术"的多重策略，为数字资产筑起坚不可摧的安全防线。</w:t>
-      </w:r>
-    </w:p>
-    <w:p>
-      <w:r>
-        <w:t>本版本相对 v1.0 的关键改进：</w:t>
-      </w:r>
-    </w:p>
-    <w:p>
-      <w:pPr>
-        <w:pStyle w:val="ListBullet"/>
-      </w:pPr>
-      <w:r>
-        <w:t>安全方案：明确定位 HLS+AES-128 为传输加密而非 DRM；视频溯源改用帧指纹为主、频域水印为辅。</w:t>
-      </w:r>
-    </w:p>
-    <w:p>
-      <w:pPr>
-        <w:pStyle w:val="ListBullet"/>
-      </w:pPr>
-      <w:r>
-        <w:t>驱动层：基于开源技术栈自研，工作量与风险显性化（10-14 人月）。</w:t>
-      </w:r>
-    </w:p>
-    <w:p>
-      <w:pPr>
-        <w:pStyle w:val="ListBullet"/>
-      </w:pPr>
-      <w:r>
-        <w:t>Token 设计：不再携带 PII；密钥由 Vault 托管并支持双密钥灰度轮转。</w:t>
-      </w:r>
-    </w:p>
-    <w:p>
-      <w:pPr>
-        <w:pStyle w:val="ListBullet"/>
-      </w:pPr>
-      <w:r>
-        <w:t>合规：新增第十三章，覆盖《个保法》、等保三级、国密合规、数据出境、员工告知。</w:t>
-      </w:r>
-    </w:p>
-    <w:p>
-      <w:pPr>
-        <w:pStyle w:val="ListBullet"/>
-      </w:pPr>
-      <w:r>
-        <w:t>可观测性：从 3 个监控点升级为完整 SRE 体系（指标+日志+链路追踪+告警分级+SLO）。</w:t>
-      </w:r>
-    </w:p>
-    <w:p>
-      <w:pPr>
-        <w:pStyle w:val="ListBullet"/>
-      </w:pPr>
-      <w:r>
-        <w:t>新增章节：威胁建模、非功能性需求、成本估算、风险登记册（共 5 章新增内容）。</w:t>
-      </w:r>
-    </w:p>
-    <w:p>
-      <w:pPr>
-        <w:pStyle w:val="ListBullet"/>
-      </w:pPr>
-      <w:r>
-        <w:t>工期校正：从 11-16 周调整为 30-40 周；驱动层单独列为独立阶段。</w:t>
-      </w:r>
-    </w:p>
-    <w:p>
-      <w:r>
-        <w:t>所有核心组件均采用开源技术栈，实现了全链路自主可控与零商业授权费用，为企业的数字化转型保驾护航。</w:t>
-      </w:r>
-    </w:p>
-    <w:p>
-      <w:pPr>
-        <w:pStyle w:val="Heading1"/>
-      </w:pPr>
-      <w:r>
-        <w:t>十三、合规与法务</w:t>
-      </w:r>
-    </w:p>
-    <w:p>
-      <w:pPr>
-        <w:pStyle w:val="Heading2"/>
-      </w:pPr>
-      <w:r>
-        <w:t>13.1 个人信息保护合规</w:t>
-      </w:r>
-    </w:p>
-    <w:p>
-      <w:r>
-        <w:t>依据《中华人民共和国个人信息保护法》：</w:t>
-      </w:r>
-    </w:p>
-    <w:p>
-      <w:pPr>
-        <w:pStyle w:val="ListBullet"/>
-      </w:pPr>
-      <w:r>
-        <w:t>员工姓名、工号、操作日志属于个人信息，处理前需获得员工授权。</w:t>
-      </w:r>
-    </w:p>
-    <w:p>
-      <w:pPr>
-        <w:pStyle w:val="ListBullet"/>
-      </w:pPr>
-      <w:r>
-        <w:t>监控行为（剪贴板管控、屏幕水印、键盘记录等）需明确告知员工并获得单独同意。</w:t>
-      </w:r>
-    </w:p>
-    <w:p>
-      <w:pPr>
-        <w:pStyle w:val="ListBullet"/>
-      </w:pPr>
-      <w:r>
-        <w:t>员工对个人信息享有知情权、决定权、查询权、更正权、删除权，系统需提供对应接口。</w:t>
-      </w:r>
-    </w:p>
-    <w:p>
-      <w:r>
-        <w:t>实施方案：员工入职时签署《信息安全与监控告知书》；系统首次启动时弹出告知弹窗；提供个人信息查询/更正/删除自助入口。</w:t>
-      </w:r>
-    </w:p>
-    <w:p>
-      <w:pPr>
-        <w:pStyle w:val="Heading2"/>
-      </w:pPr>
-      <w:r>
-        <w:t>13.2 网络安全等级保护（等保三级）</w:t>
-      </w:r>
-    </w:p>
-    <w:p>
-      <w:r>
-        <w:t>本系统作为企业内部核心系统，建议按等保三级要求进行设计与测评：</w:t>
-      </w:r>
-    </w:p>
-    <w:p>
-      <w:pPr>
-        <w:pStyle w:val="ListBullet"/>
-      </w:pPr>
-      <w:r>
-        <w:t>安全通信网络：TLS 1.2+ 全链路加密</w:t>
-      </w:r>
-    </w:p>
-    <w:p>
-      <w:pPr>
-        <w:pStyle w:val="ListBullet"/>
-      </w:pPr>
-      <w:r>
-        <w:t>安全区域边界：WAF、入侵检测、访问控制</w:t>
-      </w:r>
-    </w:p>
-    <w:p>
-      <w:pPr>
-        <w:pStyle w:val="ListBullet"/>
-      </w:pPr>
-      <w:r>
-        <w:t>安全计算环境：身份鉴别、访问控制、安全审计、入侵防范、恶意代码防范</w:t>
-      </w:r>
-    </w:p>
-    <w:p>
-      <w:pPr>
-        <w:pStyle w:val="ListBullet"/>
-      </w:pPr>
-      <w:r>
-        <w:t>安全管理中心：集中管控、安全审计、运维监控</w:t>
-      </w:r>
-    </w:p>
-    <w:p>
-      <w:r>
-        <w:t>测评节奏：上线前完成等保测评与备案；每年复测一次。</w:t>
-      </w:r>
-    </w:p>
-    <w:p>
-      <w:pPr>
-        <w:pStyle w:val="Heading2"/>
-      </w:pPr>
-      <w:r>
-        <w:t>13.3 国密合规路径</w:t>
-      </w:r>
-    </w:p>
-    <w:p>
-      <w:r>
-        <w:t>依据《商用密码管理条例》：</w:t>
-      </w:r>
-    </w:p>
-    <w:p>
-      <w:pPr>
-        <w:pStyle w:val="ListBullet"/>
-      </w:pPr>
-      <w:r>
-        <w:t>加密算法：使用 SM4（对称）、SM2（非对称）、SM3（哈希）国密套件，替代 AES/RSA/SHA-256 等国际算法。</w:t>
-      </w:r>
-    </w:p>
-    <w:p>
-      <w:pPr>
-        <w:pStyle w:val="ListBullet"/>
-      </w:pPr>
-      <w:r>
-        <w:t>使用许可：使用经国家密码管理局认证的国密算法库（如 GMSSL、Tongsuo）。</w:t>
-      </w:r>
-    </w:p>
-    <w:p>
-      <w:pPr>
-        <w:pStyle w:val="ListBullet"/>
-      </w:pPr>
-      <w:r>
-        <w:t>应用场景：透明加密（SM4）、数字签名（SM2）、消息摘要（SM3）。</w:t>
-      </w:r>
-    </w:p>
-    <w:p>
-      <w:pPr>
-        <w:pStyle w:val="Heading2"/>
-      </w:pPr>
-      <w:r>
-        <w:t>13.4 数据出境评估</w:t>
-      </w:r>
-    </w:p>
-    <w:p>
-      <w:r>
-        <w:t>依据《数据出境安全评估办法》：</w:t>
-      </w:r>
-    </w:p>
-    <w:p>
-      <w:pPr>
-        <w:pStyle w:val="ListBullet"/>
-      </w:pPr>
-      <w:r>
-        <w:t>默认策略：所有数据本地化存储（MinIO + MySQL 部署于境内）。</w:t>
-      </w:r>
-    </w:p>
-    <w:p>
-      <w:pPr>
-        <w:pStyle w:val="ListBullet"/>
-      </w:pPr>
-      <w:r>
-        <w:t>如需海外 CDN / 跨地域备份：需进行数据出境安全评估，并向网信部门申报。</w:t>
-      </w:r>
-    </w:p>
-    <w:p>
-      <w:pPr>
-        <w:pStyle w:val="ListBullet"/>
-      </w:pPr>
-      <w:r>
-        <w:t>员工跨境办公场景：评估远程访问是否构成数据出境。</w:t>
-      </w:r>
-    </w:p>
-    <w:p>
-      <w:pPr>
-        <w:pStyle w:val="Heading2"/>
-      </w:pPr>
-      <w:r>
-        <w:t>13.5 员工告知与培训</w:t>
-      </w:r>
-    </w:p>
-    <w:p>
-      <w:pPr>
-        <w:pStyle w:val="ListBullet"/>
-      </w:pPr>
-      <w:r>
-        <w:t>《信息安全与监控告知书》：明确告知监控范围、数据用途、保留期限、员工权利。</w:t>
-      </w:r>
-    </w:p>
-    <w:p>
-      <w:pPr>
-        <w:pStyle w:val="ListBullet"/>
-      </w:pPr>
-      <w:r>
-        <w:t>岗前培训：新员工入职必培，明确违规后果。</w:t>
-      </w:r>
-    </w:p>
-    <w:p>
-      <w:pPr>
-        <w:pStyle w:val="ListBullet"/>
-      </w:pPr>
-      <w:r>
-        <w:t>定期复训：每年至少一次，强化合规意识。</w:t>
-      </w:r>
-    </w:p>
-    <w:p>
-      <w:pPr>
-        <w:pStyle w:val="ListBullet"/>
-      </w:pPr>
-      <w:r>
-        <w:t>违规处理：依据《劳动合同法》及公司制度处理，涉嫌违法的移送司法机关。</w:t>
-      </w:r>
-    </w:p>
-    <w:p>
-      <w:pPr>
-        <w:pStyle w:val="Heading1"/>
-      </w:pPr>
-      <w:r>
-        <w:t>十四、威胁建模</w:t>
-      </w:r>
-    </w:p>
-    <w:p>
-      <w:pPr>
-        <w:pStyle w:val="Heading2"/>
-      </w:pPr>
-      <w:r>
-        <w:t>14.1 资产识别</w:t>
-      </w:r>
-    </w:p>
-    <w:p>
-      <w:pPr>
-        <w:pStyle w:val="ListBullet"/>
-      </w:pPr>
-      <w:r>
-        <w:t>视频资产：内部培训视频、产品发布会、设计评审录像等。</w:t>
-      </w:r>
-    </w:p>
-    <w:p>
-      <w:pPr>
-        <w:pStyle w:val="ListBullet"/>
-      </w:pPr>
-      <w:r>
-        <w:t>文档资产：技术方案、源代码、客户合同、人事档案、财务报表。</w:t>
-      </w:r>
-    </w:p>
-    <w:p>
-      <w:pPr>
-        <w:pStyle w:val="ListBullet"/>
-      </w:pPr>
-      <w:r>
-        <w:t>用户身份：员工姓名、工号、邮箱、部门、权限。</w:t>
-      </w:r>
-    </w:p>
-    <w:p>
-      <w:pPr>
-        <w:pStyle w:val="ListBullet"/>
-      </w:pPr>
-      <w:r>
-        <w:t>审计日志：操作日志、播放日志、外发审批记录。</w:t>
-      </w:r>
-    </w:p>
-    <w:p>
-      <w:pPr>
-        <w:pStyle w:val="ListBullet"/>
-      </w:pPr>
-      <w:r>
-        <w:t>密钥：HLS AES 密钥、Vault 主密钥、驱动加密密钥。</w:t>
-      </w:r>
-    </w:p>
-    <w:p>
-      <w:pPr>
-        <w:pStyle w:val="Heading2"/>
-      </w:pPr>
-      <w:r>
-        <w:t>14.2 攻击者画像</w:t>
-      </w:r>
-    </w:p>
-    <w:p>
-      <w:pPr>
-        <w:pStyle w:val="ListBullet"/>
-      </w:pPr>
-      <w:r>
-        <w:t>内部恶意员工：拥有合法账号，意图外发敏感数据谋利或报复。</w:t>
-      </w:r>
-    </w:p>
-    <w:p>
-      <w:pPr>
-        <w:pStyle w:val="ListBullet"/>
-      </w:pPr>
-      <w:r>
-        <w:t>离职员工：账号已注销但仍持有本地缓存文件。</w:t>
-      </w:r>
-    </w:p>
-    <w:p>
-      <w:pPr>
-        <w:pStyle w:val="ListBullet"/>
-      </w:pPr>
-      <w:r>
-        <w:t>外部合作方：通过外发文档接收方，试图突破"阅后即焚"限制。</w:t>
-      </w:r>
-    </w:p>
-    <w:p>
-      <w:pPr>
-        <w:pStyle w:val="ListBullet"/>
-      </w:pPr>
-      <w:r>
-        <w:t>黑客/竞争对手：通过钓鱼、漏洞利用、供应链攻击等手段渗透。</w:t>
-      </w:r>
-    </w:p>
-    <w:p>
-      <w:pPr>
-        <w:pStyle w:val="Heading2"/>
-      </w:pPr>
-      <w:r>
-        <w:t>14.3 STRIDE 威胁分析</w:t>
+        <w:t>11.1 实施阶段划分</w:t>
+      </w:r>
+    </w:p>
+    <w:p>
+      <w:r>
+        <w:t>【工期校正】原 v1.0 方案工期（11-16 周）严重低估，v2.0 调整后仍有内部不一致。v3.0 统一按实际工作量调整为 35-49 周（8-12 个月）。</w:t>
       </w:r>
     </w:p>
     <w:tbl>
@@ -3168,6 +3333,834 @@
               <w:rPr>
                 <w:b/>
               </w:rPr>
+              <w:t>阶段</w:t>
+            </w:r>
+          </w:p>
+        </w:tc>
+        <w:tc>
+          <w:tcPr>
+            <w:tcW w:type="dxa" w:w="2880"/>
+          </w:tcPr>
+          <w:p>
+            <w:r>
+              <w:rPr>
+                <w:b/>
+              </w:rPr>
+              <w:t>工期</w:t>
+            </w:r>
+          </w:p>
+        </w:tc>
+        <w:tc>
+          <w:tcPr>
+            <w:tcW w:type="dxa" w:w="2880"/>
+          </w:tcPr>
+          <w:p>
+            <w:r>
+              <w:rPr>
+                <w:b/>
+              </w:rPr>
+              <w:t>关键交付物</w:t>
+            </w:r>
+          </w:p>
+        </w:tc>
+      </w:tr>
+      <w:tr>
+        <w:tc>
+          <w:tcPr>
+            <w:tcW w:type="dxa" w:w="2880"/>
+          </w:tcPr>
+          <w:p>
+            <w:r>
+              <w:t>阶段 1：POC 验证</w:t>
+            </w:r>
+          </w:p>
+        </w:tc>
+        <w:tc>
+          <w:tcPr>
+            <w:tcW w:type="dxa" w:w="2880"/>
+          </w:tcPr>
+          <w:p>
+            <w:r>
+              <w:t>4-6 周</w:t>
+            </w:r>
+          </w:p>
+        </w:tc>
+        <w:tc>
+          <w:tcPr>
+            <w:tcW w:type="dxa" w:w="2880"/>
+          </w:tcPr>
+          <w:p>
+            <w:r>
+              <w:t>基础环境、HLS+AES-128 可行性、视频帧指纹可行性、文档水印可行性</w:t>
+            </w:r>
+          </w:p>
+        </w:tc>
+      </w:tr>
+      <w:tr>
+        <w:tc>
+          <w:tcPr>
+            <w:tcW w:type="dxa" w:w="2880"/>
+          </w:tcPr>
+          <w:p>
+            <w:r>
+              <w:t>阶段 2：核心后端 + 权限中心</w:t>
+            </w:r>
+          </w:p>
+        </w:tc>
+        <w:tc>
+          <w:tcPr>
+            <w:tcW w:type="dxa" w:w="2880"/>
+          </w:tcPr>
+          <w:p>
+            <w:r>
+              <w:t>6-8 周</w:t>
+            </w:r>
+          </w:p>
+        </w:tc>
+        <w:tc>
+          <w:tcPr>
+            <w:tcW w:type="dxa" w:w="2880"/>
+          </w:tcPr>
+          <w:p>
+            <w:r>
+              <w:t>Spring Boot 后端、RBAC、API 网关、Vault 集成</w:t>
+            </w:r>
+          </w:p>
+        </w:tc>
+      </w:tr>
+      <w:tr>
+        <w:tc>
+          <w:tcPr>
+            <w:tcW w:type="dxa" w:w="2880"/>
+          </w:tcPr>
+          <w:p>
+            <w:r>
+              <w:t>阶段 3：流媒体 + 文档网关</w:t>
+            </w:r>
+          </w:p>
+        </w:tc>
+        <w:tc>
+          <w:tcPr>
+            <w:tcW w:type="dxa" w:w="2880"/>
+          </w:tcPr>
+          <w:p>
+            <w:r>
+              <w:t>4-6 周</w:t>
+            </w:r>
+          </w:p>
+        </w:tc>
+        <w:tc>
+          <w:tcPr>
+            <w:tcW w:type="dxa" w:w="2880"/>
+          </w:tcPr>
+          <w:p>
+            <w:r>
+              <w:t>Nginx secure_link 配置、HLS 切片服务、文档预览、外发审批</w:t>
+            </w:r>
+          </w:p>
+        </w:tc>
+      </w:tr>
+      <w:tr>
+        <w:tc>
+          <w:tcPr>
+            <w:tcW w:type="dxa" w:w="2880"/>
+          </w:tcPr>
+          <w:p>
+            <w:r>
+              <w:t>阶段 4：异步流水线 + Python Worker</w:t>
+            </w:r>
+          </w:p>
+        </w:tc>
+        <w:tc>
+          <w:tcPr>
+            <w:tcW w:type="dxa" w:w="2880"/>
+          </w:tcPr>
+          <w:p>
+            <w:r>
+              <w:t>4-5 周</w:t>
+            </w:r>
+          </w:p>
+        </w:tc>
+        <w:tc>
+          <w:tcPr>
+            <w:tcW w:type="dxa" w:w="2880"/>
+          </w:tcPr>
+          <w:p>
+            <w:r>
+              <w:t>RabbitMQ、Worker、HLS 切片、水印/帧指纹嵌入</w:t>
+            </w:r>
+          </w:p>
+        </w:tc>
+      </w:tr>
+      <w:tr>
+        <w:tc>
+          <w:tcPr>
+            <w:tcW w:type="dxa" w:w="2880"/>
+          </w:tcPr>
+          <w:p>
+            <w:r>
+              <w:t>阶段 5：驱动层（开源自研）</w:t>
+            </w:r>
+          </w:p>
+        </w:tc>
+        <w:tc>
+          <w:tcPr>
+            <w:tcW w:type="dxa" w:w="2880"/>
+          </w:tcPr>
+          <w:p>
+            <w:r>
+              <w:t>10-14 周</w:t>
+            </w:r>
+          </w:p>
+        </w:tc>
+        <w:tc>
+          <w:tcPr>
+            <w:tcW w:type="dxa" w:w="2880"/>
+          </w:tcPr>
+          <w:p>
+            <w:r>
+              <w:t>Windows minifilter / macOS ESF / Linux FUSE；签名发布；驱动心跳模块</w:t>
+            </w:r>
+          </w:p>
+        </w:tc>
+      </w:tr>
+      <w:tr>
+        <w:tc>
+          <w:tcPr>
+            <w:tcW w:type="dxa" w:w="2880"/>
+          </w:tcPr>
+          <w:p>
+            <w:r>
+              <w:t>阶段 6：可观测性 + 安全加固</w:t>
+            </w:r>
+          </w:p>
+        </w:tc>
+        <w:tc>
+          <w:tcPr>
+            <w:tcW w:type="dxa" w:w="2880"/>
+          </w:tcPr>
+          <w:p>
+            <w:r>
+              <w:t>3-4 周</w:t>
+            </w:r>
+          </w:p>
+        </w:tc>
+        <w:tc>
+          <w:tcPr>
+            <w:tcW w:type="dxa" w:w="2880"/>
+          </w:tcPr>
+          <w:p>
+            <w:r>
+              <w:t>Prometheus / ELK / SkyWalking；密钥轮转；渗透测试；Vault 故障演练</w:t>
+            </w:r>
+          </w:p>
+        </w:tc>
+      </w:tr>
+      <w:tr>
+        <w:tc>
+          <w:tcPr>
+            <w:tcW w:type="dxa" w:w="2880"/>
+          </w:tcPr>
+          <w:p>
+            <w:r>
+              <w:t>阶段 7：集成测试 + 灰度上线</w:t>
+            </w:r>
+          </w:p>
+        </w:tc>
+        <w:tc>
+          <w:tcPr>
+            <w:tcW w:type="dxa" w:w="2880"/>
+          </w:tcPr>
+          <w:p>
+            <w:r>
+              <w:t>4-6 周</w:t>
+            </w:r>
+          </w:p>
+        </w:tc>
+        <w:tc>
+          <w:tcPr>
+            <w:tcW w:type="dxa" w:w="2880"/>
+          </w:tcPr>
+          <w:p>
+            <w:r>
+              <w:t>全链路压测、安全渗透测试、灰度发布、全员培训</w:t>
+            </w:r>
+          </w:p>
+        </w:tc>
+      </w:tr>
+      <w:tr>
+        <w:tc>
+          <w:tcPr>
+            <w:tcW w:type="dxa" w:w="2880"/>
+          </w:tcPr>
+          <w:p>
+            <w:r>
+              <w:t>总计</w:t>
+            </w:r>
+          </w:p>
+        </w:tc>
+        <w:tc>
+          <w:tcPr>
+            <w:tcW w:type="dxa" w:w="2880"/>
+          </w:tcPr>
+          <w:p>
+            <w:r>
+              <w:t>35-49 周（8-12 个月）</w:t>
+            </w:r>
+          </w:p>
+        </w:tc>
+        <w:tc>
+          <w:tcPr>
+            <w:tcW w:type="dxa" w:w="2880"/>
+          </w:tcPr>
+          <w:p>
+            <w:r>
+              <w:t>完整可投产系统</w:t>
+            </w:r>
+          </w:p>
+        </w:tc>
+      </w:tr>
+    </w:tbl>
+    <w:p>
+      <w:pPr>
+        <w:pStyle w:val="Heading2"/>
+      </w:pPr>
+      <w:r>
+        <w:t>11.2 硬件资源建议</w:t>
+      </w:r>
+    </w:p>
+    <w:p>
+      <w:pPr>
+        <w:pStyle w:val="ListBullet"/>
+      </w:pPr>
+      <w:r>
+        <w:t>应用与数据库节点：建议采用高主频 CPU（4 核以上）与大容量内存（32GB+）。</w:t>
+      </w:r>
+    </w:p>
+    <w:p>
+      <w:pPr>
+        <w:pStyle w:val="ListBullet"/>
+      </w:pPr>
+      <w:r>
+        <w:t>盲水印/帧指纹处理节点：必须配置 NVIDIA GPU（如 T4 或 A10）以加速频域运算。每张 GPU 大约可同时处理 4-8 路 1080p 视频帧指纹提取；建议按并发用户数的 1/100 配置 GPU 数量，并预留 50% 冗余。</w:t>
+      </w:r>
+    </w:p>
+    <w:p>
+      <w:pPr>
+        <w:pStyle w:val="ListBullet"/>
+      </w:pPr>
+      <w:r>
+        <w:t>流媒体存储：采用高性能 NVMe SSD 阵列保障高并发读取；MinIO 集群至少 4 节点起步。</w:t>
+      </w:r>
+    </w:p>
+    <w:p>
+      <w:pPr>
+        <w:pStyle w:val="ListBullet"/>
+      </w:pPr>
+      <w:r>
+        <w:t>密钥管理服务：Vault 集群至少 3 节点（跨可用区），采用 Raft 共识；HSM（如 YubiHSM、阿里云 KMS 硬件）作为长期演进目标。</w:t>
+      </w:r>
+    </w:p>
+    <w:p>
+      <w:pPr>
+        <w:pStyle w:val="Heading2"/>
+      </w:pPr>
+      <w:r>
+        <w:t>11.3 交付物清单</w:t>
+      </w:r>
+    </w:p>
+    <w:p>
+      <w:pPr>
+        <w:pStyle w:val="ListBullet"/>
+      </w:pPr>
+      <w:r>
+        <w:t>系统源代码（业务后端 + 异步 Worker + 驱动代码，全部开源）</w:t>
+      </w:r>
+    </w:p>
+    <w:p>
+      <w:pPr>
+        <w:pStyle w:val="ListBullet"/>
+      </w:pPr>
+      <w:r>
+        <w:t>部署运维手册、API 接口文档（OpenAPI 3.0）、ER 图与数据库设计文档</w:t>
+      </w:r>
+    </w:p>
+    <w:p>
+      <w:pPr>
+        <w:pStyle w:val="ListBullet"/>
+      </w:pPr>
+      <w:r>
+        <w:t>安全测试报告、等保测评报告、威胁建模报告</w:t>
+      </w:r>
+    </w:p>
+    <w:p>
+      <w:pPr>
+        <w:pStyle w:val="ListBullet"/>
+      </w:pPr>
+      <w:r>
+        <w:t>4 张关键示意图（架构图、播放时序图、ER 图、数据流图，源文件 + PNG）</w:t>
+      </w:r>
+    </w:p>
+    <w:p>
+      <w:pPr>
+        <w:pStyle w:val="ListBullet"/>
+      </w:pPr>
+      <w:r>
+        <w:t>用户操作指南、员工告知书、合规授权模板、水印溯源同意书</w:t>
+      </w:r>
+    </w:p>
+    <w:p>
+      <w:pPr>
+        <w:pStyle w:val="ListBullet"/>
+      </w:pPr>
+      <w:r>
+        <w:t>运维 SOP 与应急响应预案</w:t>
+      </w:r>
+    </w:p>
+    <w:p>
+      <w:pPr>
+        <w:pStyle w:val="Heading2"/>
+      </w:pPr>
+      <w:r>
+        <w:t>十二、总结</w:t>
+      </w:r>
+    </w:p>
+    <w:p>
+      <w:r>
+        <w:t>本方案（v3.0 终稿）实现了企业全格式数字资产的全链路安全防护与合规可溯。通过构建"全格式数字资产防护中台"，将视频与文档的权限体系与安全防护有机融合。</w:t>
+      </w:r>
+    </w:p>
+    <w:p>
+      <w:r>
+        <w:t>系统依托四层架构与七层纵深防御体系（含管理层），在保障员工日常办公无感知的同时，通过"前端 Canvas 动态明水印 + 后端视频帧指纹/频域盲水印/隐写术"的多重策略，为数字资产筑起坚不可摧的安全防线。</w:t>
+      </w:r>
+    </w:p>
+    <w:p>
+      <w:r>
+        <w:t>本版本相对 v2.0 的关键改进：</w:t>
+      </w:r>
+    </w:p>
+    <w:p>
+      <w:pPr>
+        <w:pStyle w:val="ListBullet"/>
+      </w:pPr>
+      <w:r>
+        <w:t>P0 修复：解决 MD5 与术语表表述矛盾；新增移动终端策略；增加驱动失效兜底机制；明确合规拒签处理流程。</w:t>
+      </w:r>
+    </w:p>
+    <w:p>
+      <w:pPr>
+        <w:pStyle w:val="ListBullet"/>
+      </w:pPr>
+      <w:r>
+        <w:t>P1 修复：工期数字统一为 35-49 周；人力估算按角色 × 阶段投入系数重算；等保测评价格调整为市场水平；Vault 故障降级方案；法律衔接子章节。</w:t>
+      </w:r>
+    </w:p>
+    <w:p>
+      <w:pPr>
+        <w:pStyle w:val="ListBullet"/>
+      </w:pPr>
+      <w:r>
+        <w:t>P2 修复：通知队列拆分为事务/广播；PDF 水印算法双轨细化；WHQL 表述更新；术语全文档统一。</w:t>
+      </w:r>
+    </w:p>
+    <w:p>
+      <w:pPr>
+        <w:pStyle w:val="ListBullet"/>
+      </w:pPr>
+      <w:r>
+        <w:t>遗留 P1 修复：6.3 节密级定义模型（L1-L4）；缓存策略完整化（LRU + TTL + 容量）。</w:t>
+      </w:r>
+    </w:p>
+    <w:p>
+      <w:pPr>
+        <w:pStyle w:val="ListBullet"/>
+      </w:pPr>
+      <w:r>
+        <w:t>视觉资产：新增 4 张关键示意图（架构图、播放时序图、ER 图、数据流图）。</w:t>
+      </w:r>
+    </w:p>
+    <w:p>
+      <w:r>
+        <w:t>所有核心组件均采用开源技术栈，实现了全链路自主可控与零商业授权费用，为企业的数字化转型保驾护航。</w:t>
+      </w:r>
+    </w:p>
+    <w:p>
+      <w:pPr>
+        <w:pStyle w:val="Heading1"/>
+      </w:pPr>
+      <w:r>
+        <w:t>十三、合规与法务</w:t>
+      </w:r>
+    </w:p>
+    <w:p>
+      <w:pPr>
+        <w:pStyle w:val="Heading2"/>
+      </w:pPr>
+      <w:r>
+        <w:t>13.1 个人信息保护合规</w:t>
+      </w:r>
+    </w:p>
+    <w:p>
+      <w:r>
+        <w:t>依据《中华人民共和国个人信息保护法》：</w:t>
+      </w:r>
+    </w:p>
+    <w:p>
+      <w:pPr>
+        <w:pStyle w:val="ListBullet"/>
+      </w:pPr>
+      <w:r>
+        <w:t>员工姓名、工号、操作日志属于个人信息，处理前需获得员工授权。</w:t>
+      </w:r>
+    </w:p>
+    <w:p>
+      <w:pPr>
+        <w:pStyle w:val="ListBullet"/>
+      </w:pPr>
+      <w:r>
+        <w:t>监控行为（剪贴板管控、屏幕水印、键盘记录等）需明确告知员工并获得单独同意。</w:t>
+      </w:r>
+    </w:p>
+    <w:p>
+      <w:pPr>
+        <w:pStyle w:val="ListBullet"/>
+      </w:pPr>
+      <w:r>
+        <w:t>员工对个人信息享有知情权、决定权、查询权、更正权、删除权，系统需提供对应接口。</w:t>
+      </w:r>
+    </w:p>
+    <w:p>
+      <w:r>
+        <w:t>实施方案：员工入职时签署《信息安全与监控告知书》；系统首次启动时弹出告知弹窗；提供个人信息查询/更正/删除自助入口。</w:t>
+      </w:r>
+    </w:p>
+    <w:p>
+      <w:r>
+        <w:t>【拒签处理流程】员工拒绝签署《告知书》时：</w:t>
+      </w:r>
+    </w:p>
+    <w:p>
+      <w:pPr>
+        <w:pStyle w:val="ListBullet"/>
+      </w:pPr>
+      <w:r>
+        <w:t>HR 与法务协商：员工拒签则按岗位调整（调离涉密岗位）或限制访问敏感资源权限；</w:t>
+      </w:r>
+    </w:p>
+    <w:p>
+      <w:pPr>
+        <w:pStyle w:val="ListBullet"/>
+      </w:pPr>
+      <w:r>
+        <w:t>保留员工书面拒签记录，作为后续争议处理证据；</w:t>
+      </w:r>
+    </w:p>
+    <w:p>
+      <w:pPr>
+        <w:pStyle w:val="ListBullet"/>
+      </w:pPr>
+      <w:r>
+        <w:t>如调整后员工仍拒签，签署"仅访问普通资源"简化协议并归档。</w:t>
+      </w:r>
+    </w:p>
+    <w:p>
+      <w:pPr>
+        <w:pStyle w:val="Heading2"/>
+      </w:pPr>
+      <w:r>
+        <w:t>13.2 网络安全等级保护（等保三级）</w:t>
+      </w:r>
+    </w:p>
+    <w:p>
+      <w:r>
+        <w:t>本系统作为企业内部核心系统，建议按等保三级要求进行设计与测评：</w:t>
+      </w:r>
+    </w:p>
+    <w:p>
+      <w:pPr>
+        <w:pStyle w:val="ListBullet"/>
+      </w:pPr>
+      <w:r>
+        <w:t>安全通信网络：TLS 1.2+ 全链路加密</w:t>
+      </w:r>
+    </w:p>
+    <w:p>
+      <w:pPr>
+        <w:pStyle w:val="ListBullet"/>
+      </w:pPr>
+      <w:r>
+        <w:t>安全区域边界：WAF、入侵检测、访问控制</w:t>
+      </w:r>
+    </w:p>
+    <w:p>
+      <w:pPr>
+        <w:pStyle w:val="ListBullet"/>
+      </w:pPr>
+      <w:r>
+        <w:t>安全计算环境：身份鉴别、访问控制、安全审计、入侵防范、恶意代码防范</w:t>
+      </w:r>
+    </w:p>
+    <w:p>
+      <w:pPr>
+        <w:pStyle w:val="ListBullet"/>
+      </w:pPr>
+      <w:r>
+        <w:t>安全管理中心：集中管控、安全审计、运维监控</w:t>
+      </w:r>
+    </w:p>
+    <w:p>
+      <w:r>
+        <w:t>测评节奏：上线前完成等保测评与备案；每年复测一次。预算见 16.4 节。</w:t>
+      </w:r>
+    </w:p>
+    <w:p>
+      <w:pPr>
+        <w:pStyle w:val="Heading2"/>
+      </w:pPr>
+      <w:r>
+        <w:t>13.3 国密合规路径</w:t>
+      </w:r>
+    </w:p>
+    <w:p>
+      <w:r>
+        <w:t>依据《商用密码管理条例》：</w:t>
+      </w:r>
+    </w:p>
+    <w:p>
+      <w:pPr>
+        <w:pStyle w:val="ListBullet"/>
+      </w:pPr>
+      <w:r>
+        <w:t>加密算法：使用 SM4（对称）、SM2（非对称）、SM3（哈希）国密套件，替代 AES/RSA/SHA-256 等国际算法。</w:t>
+      </w:r>
+    </w:p>
+    <w:p>
+      <w:pPr>
+        <w:pStyle w:val="ListBullet"/>
+      </w:pPr>
+      <w:r>
+        <w:t>使用许可：使用经国家密码管理局认证的国密算法库（如 GMSSL、Tongsuo）。</w:t>
+      </w:r>
+    </w:p>
+    <w:p>
+      <w:pPr>
+        <w:pStyle w:val="ListBullet"/>
+      </w:pPr>
+      <w:r>
+        <w:t>应用场景：透明加密（SM4）、数字签名（SM2）、消息摘要（SM3）。</w:t>
+      </w:r>
+    </w:p>
+    <w:p>
+      <w:pPr>
+        <w:pStyle w:val="Heading2"/>
+      </w:pPr>
+      <w:r>
+        <w:t>13.4 数据出境评估</w:t>
+      </w:r>
+    </w:p>
+    <w:p>
+      <w:r>
+        <w:t>依据《数据出境安全评估办法》：</w:t>
+      </w:r>
+    </w:p>
+    <w:p>
+      <w:pPr>
+        <w:pStyle w:val="ListBullet"/>
+      </w:pPr>
+      <w:r>
+        <w:t>默认策略：所有数据本地化存储（MinIO + MySQL 部署于境内）。</w:t>
+      </w:r>
+    </w:p>
+    <w:p>
+      <w:pPr>
+        <w:pStyle w:val="ListBullet"/>
+      </w:pPr>
+      <w:r>
+        <w:t>如需海外 CDN / 跨地域备份：需进行数据出境安全评估，并向网信部门申报。</w:t>
+      </w:r>
+    </w:p>
+    <w:p>
+      <w:pPr>
+        <w:pStyle w:val="ListBullet"/>
+      </w:pPr>
+      <w:r>
+        <w:t>员工跨境办公场景：评估远程访问是否构成数据出境。</w:t>
+      </w:r>
+    </w:p>
+    <w:p>
+      <w:pPr>
+        <w:pStyle w:val="Heading2"/>
+      </w:pPr>
+      <w:r>
+        <w:t>13.5 员工告知与培训</w:t>
+      </w:r>
+    </w:p>
+    <w:p>
+      <w:pPr>
+        <w:pStyle w:val="ListBullet"/>
+      </w:pPr>
+      <w:r>
+        <w:t>《信息安全与监控告知书》：明确告知监控范围、数据用途、保留期限、员工权利。</w:t>
+      </w:r>
+    </w:p>
+    <w:p>
+      <w:pPr>
+        <w:pStyle w:val="ListBullet"/>
+      </w:pPr>
+      <w:r>
+        <w:t>《水印溯源同意书》：明确告知溯源机制与法律后果，作为后续追责证据。</w:t>
+      </w:r>
+    </w:p>
+    <w:p>
+      <w:pPr>
+        <w:pStyle w:val="ListBullet"/>
+      </w:pPr>
+      <w:r>
+        <w:t>岗前培训：新员工入职必培，明确违规后果。</w:t>
+      </w:r>
+    </w:p>
+    <w:p>
+      <w:pPr>
+        <w:pStyle w:val="ListBullet"/>
+      </w:pPr>
+      <w:r>
+        <w:t>定期复训：每年至少一次，强化合规意识。</w:t>
+      </w:r>
+    </w:p>
+    <w:p>
+      <w:pPr>
+        <w:pStyle w:val="ListBullet"/>
+      </w:pPr>
+      <w:r>
+        <w:t>违规处理：依据《劳动合同法》及公司制度处理，涉嫌违法的移送司法机关。</w:t>
+      </w:r>
+    </w:p>
+    <w:p>
+      <w:pPr>
+        <w:pStyle w:val="Heading1"/>
+      </w:pPr>
+      <w:r>
+        <w:t>十四、威胁建模</w:t>
+      </w:r>
+    </w:p>
+    <w:p>
+      <w:pPr>
+        <w:pStyle w:val="Heading2"/>
+      </w:pPr>
+      <w:r>
+        <w:t>14.1 资产识别</w:t>
+      </w:r>
+    </w:p>
+    <w:p>
+      <w:pPr>
+        <w:pStyle w:val="ListBullet"/>
+      </w:pPr>
+      <w:r>
+        <w:t>视频资产：内部培训视频、产品发布会、设计评审录像等。</w:t>
+      </w:r>
+    </w:p>
+    <w:p>
+      <w:pPr>
+        <w:pStyle w:val="ListBullet"/>
+      </w:pPr>
+      <w:r>
+        <w:t>文档资产：技术方案、源代码、客户合同、人事档案、财务报表。</w:t>
+      </w:r>
+    </w:p>
+    <w:p>
+      <w:pPr>
+        <w:pStyle w:val="ListBullet"/>
+      </w:pPr>
+      <w:r>
+        <w:t>用户身份：员工姓名、工号、邮箱、部门、权限。</w:t>
+      </w:r>
+    </w:p>
+    <w:p>
+      <w:pPr>
+        <w:pStyle w:val="ListBullet"/>
+      </w:pPr>
+      <w:r>
+        <w:t>审计日志：操作日志、播放日志、外发审批记录。</w:t>
+      </w:r>
+    </w:p>
+    <w:p>
+      <w:pPr>
+        <w:pStyle w:val="ListBullet"/>
+      </w:pPr>
+      <w:r>
+        <w:t>密钥：HLS AES 密钥、Vault 主密钥、驱动加密密钥。</w:t>
+      </w:r>
+    </w:p>
+    <w:p>
+      <w:pPr>
+        <w:pStyle w:val="Heading2"/>
+      </w:pPr>
+      <w:r>
+        <w:t>14.2 攻击者画像</w:t>
+      </w:r>
+    </w:p>
+    <w:p>
+      <w:pPr>
+        <w:pStyle w:val="ListBullet"/>
+      </w:pPr>
+      <w:r>
+        <w:t>内部恶意员工：拥有合法账号，意图外发敏感数据谋利或报复。</w:t>
+      </w:r>
+    </w:p>
+    <w:p>
+      <w:pPr>
+        <w:pStyle w:val="ListBullet"/>
+      </w:pPr>
+      <w:r>
+        <w:t>离职员工：账号已注销但仍持有本地缓存文件。</w:t>
+      </w:r>
+    </w:p>
+    <w:p>
+      <w:pPr>
+        <w:pStyle w:val="ListBullet"/>
+      </w:pPr>
+      <w:r>
+        <w:t>外部合作方：通过外发文档接收方，试图突破"阅后即焚"限制。</w:t>
+      </w:r>
+    </w:p>
+    <w:p>
+      <w:pPr>
+        <w:pStyle w:val="ListBullet"/>
+      </w:pPr>
+      <w:r>
+        <w:t>黑客/竞争对手：通过钓鱼、漏洞利用、供应链攻击等手段渗透。</w:t>
+      </w:r>
+    </w:p>
+    <w:p>
+      <w:pPr>
+        <w:pStyle w:val="Heading2"/>
+      </w:pPr>
+      <w:r>
+        <w:t>14.3 STRIDE 威胁分析</w:t>
+      </w:r>
+    </w:p>
+    <w:tbl>
+      <w:tblPr>
+        <w:tblStyle w:val="LightGrid-Accent1"/>
+        <w:tblW w:type="auto" w:w="0"/>
+        <w:tblLook w:firstColumn="1" w:firstRow="1" w:lastColumn="0" w:lastRow="0" w:noHBand="0" w:noVBand="1" w:val="04A0"/>
+      </w:tblPr>
+      <w:tblGrid>
+        <w:gridCol w:w="2880"/>
+        <w:gridCol w:w="2880"/>
+        <w:gridCol w:w="2880"/>
+      </w:tblGrid>
+      <w:tr>
+        <w:tc>
+          <w:tcPr>
+            <w:tcW w:type="dxa" w:w="2880"/>
+          </w:tcPr>
+          <w:p>
+            <w:r>
+              <w:rPr>
+                <w:b/>
+              </w:rPr>
               <w:t>威胁类型</w:t>
             </w:r>
           </w:p>
@@ -3322,7 +4315,7 @@
           </w:tcPr>
           <w:p>
             <w:r>
-              <w:t>驱动加密 + 频域水印 + 外发审批 + 监控告警</w:t>
+              <w:t>驱动加密 + 频域盲水印 + 外发审批 + 监控告警</w:t>
             </w:r>
           </w:p>
         </w:tc>
@@ -3397,7 +4390,7 @@
         <w:pStyle w:val="Heading2"/>
       </w:pPr>
       <w:r>
-        <w:t>14.4 缓解措施映射</w:t>
+        <w:t>14.4 缓解措施映射与数据流图</w:t>
       </w:r>
     </w:p>
     <w:p>
@@ -3406,6 +4399,47 @@
       </w:r>
     </w:p>
     <w:p>
+      <w:r>
+        <w:t>系统整体数据流（含外部实体、数据存储、关键流向）见图 4：</w:t>
+      </w:r>
+    </w:p>
+    <w:p>
+      <w:r>
+        <w:drawing>
+          <wp:inline xmlns:a="http://schemas.openxmlformats.org/drawingml/2006/main" xmlns:pic="http://schemas.openxmlformats.org/drawingml/2006/picture">
+            <wp:extent cx="5943600" cy="4272863"/>
+            <wp:docPr id="4" name="Picture 4"/>
+            <wp:cNvGraphicFramePr>
+              <a:graphicFrameLocks noChangeAspect="1"/>
+            </wp:cNvGraphicFramePr>
+            <a:graphic>
+              <a:graphicData uri="http://schemas.openxmlformats.org/drawingml/2006/picture">
+                <pic:pic>
+                  <pic:nvPicPr>
+                    <pic:cNvPr id="0" name="图4-数据流图.png"/>
+                    <pic:cNvPicPr/>
+                  </pic:nvPicPr>
+                  <pic:blipFill>
+                    <a:blip r:embed="rId12"/>
+                    <a:stretch>
+                      <a:fillRect/>
+                    </a:stretch>
+                  </pic:blipFill>
+                  <pic:spPr>
+                    <a:xfrm>
+                      <a:off x="0" y="0"/>
+                      <a:ext cx="5943600" cy="4272863"/>
+                    </a:xfrm>
+                    <a:prstGeom prst="rect"/>
+                  </pic:spPr>
+                </pic:pic>
+              </a:graphicData>
+            </a:graphic>
+          </wp:inline>
+        </w:drawing>
+      </w:r>
+    </w:p>
+    <w:p>
       <w:pPr>
         <w:pStyle w:val="Heading1"/>
       </w:pPr>
@@ -3514,7 +4548,7 @@
         <w:pStyle w:val="ListBullet"/>
       </w:pPr>
       <w:r>
-        <w:t>多活部署：业务后端双活；MinIO 跨可用区部署；MySQL 主从 + 备份。</w:t>
+        <w:t>多活部署：业务后端双活；MinIO 跨可用区部署；MySQL 主从 + 备份；Vault Raft 集群 ≥ 3 节点。</w:t>
       </w:r>
     </w:p>
     <w:p>
@@ -3628,6 +4662,14 @@
         <w:pStyle w:val="ListBullet"/>
       </w:pPr>
       <w:r>
+        <w:t>Vault 集群 × 3 节点：¥ 60,000</w:t>
+      </w:r>
+    </w:p>
+    <w:p>
+      <w:pPr>
+        <w:pStyle w:val="ListBullet"/>
+      </w:pPr>
+      <w:r>
         <w:t>网络设备与带宽：¥ 100,000/年</w:t>
       </w:r>
     </w:p>
@@ -3636,7 +4678,7 @@
         <w:pStyle w:val="ListBullet"/>
       </w:pPr>
       <w:r>
-        <w:t>硬件总计：约 ¥ 1,150,000 一次性 + ¥ 100,000/年</w:t>
+        <w:t>硬件总计：约 ¥ 1,210,000 一次性 + ¥ 100,000/年</w:t>
       </w:r>
     </w:p>
     <w:p>
@@ -3644,12 +4686,428 @@
         <w:pStyle w:val="Heading2"/>
       </w:pPr>
       <w:r>
-        <w:t>16.3 人力成本</w:t>
-      </w:r>
-    </w:p>
-    <w:p>
-      <w:r>
-        <w:t>按 10 个月项目周期估算：</w:t>
+        <w:t>16.3 人力成本（按角色 × 阶段投入系数）</w:t>
+      </w:r>
+    </w:p>
+    <w:p>
+      <w:r>
+        <w:t>本版本按"全职等效月"重新估算，避免 v2.0 中虚高问题：</w:t>
+      </w:r>
+    </w:p>
+    <w:tbl>
+      <w:tblPr>
+        <w:tblStyle w:val="LightGrid-Accent1"/>
+        <w:tblW w:type="auto" w:w="0"/>
+        <w:tblLook w:firstColumn="1" w:firstRow="1" w:lastColumn="0" w:lastRow="0" w:noHBand="0" w:noVBand="1" w:val="04A0"/>
+      </w:tblPr>
+      <w:tblGrid>
+        <w:gridCol w:w="2160"/>
+        <w:gridCol w:w="2160"/>
+        <w:gridCol w:w="2160"/>
+        <w:gridCol w:w="2160"/>
+      </w:tblGrid>
+      <w:tr>
+        <w:tc>
+          <w:tcPr>
+            <w:tcW w:type="dxa" w:w="2160"/>
+          </w:tcPr>
+          <w:p>
+            <w:r>
+              <w:rPr>
+                <w:b/>
+              </w:rPr>
+              <w:t>角色</w:t>
+            </w:r>
+          </w:p>
+        </w:tc>
+        <w:tc>
+          <w:tcPr>
+            <w:tcW w:type="dxa" w:w="2160"/>
+          </w:tcPr>
+          <w:p>
+            <w:r>
+              <w:rPr>
+                <w:b/>
+              </w:rPr>
+              <w:t>全职等效月</w:t>
+            </w:r>
+          </w:p>
+        </w:tc>
+        <w:tc>
+          <w:tcPr>
+            <w:tcW w:type="dxa" w:w="2160"/>
+          </w:tcPr>
+          <w:p>
+            <w:r>
+              <w:rPr>
+                <w:b/>
+              </w:rPr>
+              <w:t>单价（月）</w:t>
+            </w:r>
+          </w:p>
+        </w:tc>
+        <w:tc>
+          <w:tcPr>
+            <w:tcW w:type="dxa" w:w="2160"/>
+          </w:tcPr>
+          <w:p>
+            <w:r>
+              <w:rPr>
+                <w:b/>
+              </w:rPr>
+              <w:t>小计</w:t>
+            </w:r>
+          </w:p>
+        </w:tc>
+      </w:tr>
+      <w:tr>
+        <w:tc>
+          <w:tcPr>
+            <w:tcW w:type="dxa" w:w="2160"/>
+          </w:tcPr>
+          <w:p>
+            <w:r>
+              <w:t>后端工程师 (×2)</w:t>
+            </w:r>
+          </w:p>
+        </w:tc>
+        <w:tc>
+          <w:tcPr>
+            <w:tcW w:type="dxa" w:w="2160"/>
+          </w:tcPr>
+          <w:p>
+            <w:r>
+              <w:t>12.0</w:t>
+            </w:r>
+          </w:p>
+        </w:tc>
+        <w:tc>
+          <w:tcPr>
+            <w:tcW w:type="dxa" w:w="2160"/>
+          </w:tcPr>
+          <w:p>
+            <w:r>
+              <w:t>¥ 30,000</w:t>
+            </w:r>
+          </w:p>
+        </w:tc>
+        <w:tc>
+          <w:tcPr>
+            <w:tcW w:type="dxa" w:w="2160"/>
+          </w:tcPr>
+          <w:p>
+            <w:r>
+              <w:t>¥ 360,000</w:t>
+            </w:r>
+          </w:p>
+        </w:tc>
+      </w:tr>
+      <w:tr>
+        <w:tc>
+          <w:tcPr>
+            <w:tcW w:type="dxa" w:w="2160"/>
+          </w:tcPr>
+          <w:p>
+            <w:r>
+              <w:t>前端工程师 (×1)</w:t>
+            </w:r>
+          </w:p>
+        </w:tc>
+        <w:tc>
+          <w:tcPr>
+            <w:tcW w:type="dxa" w:w="2160"/>
+          </w:tcPr>
+          <w:p>
+            <w:r>
+              <w:t>3.5</w:t>
+            </w:r>
+          </w:p>
+        </w:tc>
+        <w:tc>
+          <w:tcPr>
+            <w:tcW w:type="dxa" w:w="2160"/>
+          </w:tcPr>
+          <w:p>
+            <w:r>
+              <w:t>¥ 30,000</w:t>
+            </w:r>
+          </w:p>
+        </w:tc>
+        <w:tc>
+          <w:tcPr>
+            <w:tcW w:type="dxa" w:w="2160"/>
+          </w:tcPr>
+          <w:p>
+            <w:r>
+              <w:t>¥ 105,000</w:t>
+            </w:r>
+          </w:p>
+        </w:tc>
+      </w:tr>
+      <w:tr>
+        <w:tc>
+          <w:tcPr>
+            <w:tcW w:type="dxa" w:w="2160"/>
+          </w:tcPr>
+          <w:p>
+            <w:r>
+              <w:t>内核/驱动工程师 (×2)</w:t>
+            </w:r>
+          </w:p>
+        </w:tc>
+        <w:tc>
+          <w:tcPr>
+            <w:tcW w:type="dxa" w:w="2160"/>
+          </w:tcPr>
+          <w:p>
+            <w:r>
+              <w:t>9.0</w:t>
+            </w:r>
+          </w:p>
+        </w:tc>
+        <w:tc>
+          <w:tcPr>
+            <w:tcW w:type="dxa" w:w="2160"/>
+          </w:tcPr>
+          <w:p>
+            <w:r>
+              <w:t>¥ 50,000</w:t>
+            </w:r>
+          </w:p>
+        </w:tc>
+        <w:tc>
+          <w:tcPr>
+            <w:tcW w:type="dxa" w:w="2160"/>
+          </w:tcPr>
+          <w:p>
+            <w:r>
+              <w:t>¥ 450,000</w:t>
+            </w:r>
+          </w:p>
+        </w:tc>
+      </w:tr>
+      <w:tr>
+        <w:tc>
+          <w:tcPr>
+            <w:tcW w:type="dxa" w:w="2160"/>
+          </w:tcPr>
+          <w:p>
+            <w:r>
+              <w:t>Python/算法工程师 (×1)</w:t>
+            </w:r>
+          </w:p>
+        </w:tc>
+        <w:tc>
+          <w:tcPr>
+            <w:tcW w:type="dxa" w:w="2160"/>
+          </w:tcPr>
+          <w:p>
+            <w:r>
+              <w:t>4.5</w:t>
+            </w:r>
+          </w:p>
+        </w:tc>
+        <w:tc>
+          <w:tcPr>
+            <w:tcW w:type="dxa" w:w="2160"/>
+          </w:tcPr>
+          <w:p>
+            <w:r>
+              <w:t>¥ 30,000</w:t>
+            </w:r>
+          </w:p>
+        </w:tc>
+        <w:tc>
+          <w:tcPr>
+            <w:tcW w:type="dxa" w:w="2160"/>
+          </w:tcPr>
+          <w:p>
+            <w:r>
+              <w:t>¥ 135,000</w:t>
+            </w:r>
+          </w:p>
+        </w:tc>
+      </w:tr>
+      <w:tr>
+        <w:tc>
+          <w:tcPr>
+            <w:tcW w:type="dxa" w:w="2160"/>
+          </w:tcPr>
+          <w:p>
+            <w:r>
+              <w:t>测试工程师 (×1)</w:t>
+            </w:r>
+          </w:p>
+        </w:tc>
+        <w:tc>
+          <w:tcPr>
+            <w:tcW w:type="dxa" w:w="2160"/>
+          </w:tcPr>
+          <w:p>
+            <w:r>
+              <w:t>6.0</w:t>
+            </w:r>
+          </w:p>
+        </w:tc>
+        <w:tc>
+          <w:tcPr>
+            <w:tcW w:type="dxa" w:w="2160"/>
+          </w:tcPr>
+          <w:p>
+            <w:r>
+              <w:t>¥ 20,000</w:t>
+            </w:r>
+          </w:p>
+        </w:tc>
+        <w:tc>
+          <w:tcPr>
+            <w:tcW w:type="dxa" w:w="2160"/>
+          </w:tcPr>
+          <w:p>
+            <w:r>
+              <w:t>¥ 120,000</w:t>
+            </w:r>
+          </w:p>
+        </w:tc>
+      </w:tr>
+      <w:tr>
+        <w:tc>
+          <w:tcPr>
+            <w:tcW w:type="dxa" w:w="2160"/>
+          </w:tcPr>
+          <w:p>
+            <w:r>
+              <w:t>运维/SRE (×0.5)</w:t>
+            </w:r>
+          </w:p>
+        </w:tc>
+        <w:tc>
+          <w:tcPr>
+            <w:tcW w:type="dxa" w:w="2160"/>
+          </w:tcPr>
+          <w:p>
+            <w:r>
+              <w:t>5.0</w:t>
+            </w:r>
+          </w:p>
+        </w:tc>
+        <w:tc>
+          <w:tcPr>
+            <w:tcW w:type="dxa" w:w="2160"/>
+          </w:tcPr>
+          <w:p>
+            <w:r>
+              <w:t>¥ 30,000</w:t>
+            </w:r>
+          </w:p>
+        </w:tc>
+        <w:tc>
+          <w:tcPr>
+            <w:tcW w:type="dxa" w:w="2160"/>
+          </w:tcPr>
+          <w:p>
+            <w:r>
+              <w:t>¥ 150,000</w:t>
+            </w:r>
+          </w:p>
+        </w:tc>
+      </w:tr>
+      <w:tr>
+        <w:tc>
+          <w:tcPr>
+            <w:tcW w:type="dxa" w:w="2160"/>
+          </w:tcPr>
+          <w:p>
+            <w:r>
+              <w:t>项目经理 (×1)</w:t>
+            </w:r>
+          </w:p>
+        </w:tc>
+        <w:tc>
+          <w:tcPr>
+            <w:tcW w:type="dxa" w:w="2160"/>
+          </w:tcPr>
+          <w:p>
+            <w:r>
+              <w:t>10.0</w:t>
+            </w:r>
+          </w:p>
+        </w:tc>
+        <w:tc>
+          <w:tcPr>
+            <w:tcW w:type="dxa" w:w="2160"/>
+          </w:tcPr>
+          <w:p>
+            <w:r>
+              <w:t>¥ 20,000</w:t>
+            </w:r>
+          </w:p>
+        </w:tc>
+        <w:tc>
+          <w:tcPr>
+            <w:tcW w:type="dxa" w:w="2160"/>
+          </w:tcPr>
+          <w:p>
+            <w:r>
+              <w:t>¥ 200,000</w:t>
+            </w:r>
+          </w:p>
+        </w:tc>
+      </w:tr>
+      <w:tr>
+        <w:tc>
+          <w:tcPr>
+            <w:tcW w:type="dxa" w:w="2160"/>
+          </w:tcPr>
+          <w:p>
+            <w:r>
+              <w:t>人力总计</w:t>
+            </w:r>
+          </w:p>
+        </w:tc>
+        <w:tc>
+          <w:tcPr>
+            <w:tcW w:type="dxa" w:w="2160"/>
+          </w:tcPr>
+          <w:p>
+            <w:r>
+              <w:t>49.5 全职等效月</w:t>
+            </w:r>
+          </w:p>
+        </w:tc>
+        <w:tc>
+          <w:tcPr>
+            <w:tcW w:type="dxa" w:w="2160"/>
+          </w:tcPr>
+          <w:p>
+            <w:r>
+              <w:t>—</w:t>
+            </w:r>
+          </w:p>
+        </w:tc>
+        <w:tc>
+          <w:tcPr>
+            <w:tcW w:type="dxa" w:w="2160"/>
+          </w:tcPr>
+          <w:p>
+            <w:r>
+              <w:t>¥ 1,520,000</w:t>
+            </w:r>
+          </w:p>
+        </w:tc>
+      </w:tr>
+    </w:tbl>
+    <w:p>
+      <w:r>
+        <w:t>【说明】"全职等效月"指按实际投入计算（如 0.5 人 × 4 月 = 2 全职等效月）；相比 v2.0 虚高的 ¥1,880,000，本版本下调约 19%，更贴近实际工作量。</w:t>
+      </w:r>
+    </w:p>
+    <w:p>
+      <w:pPr>
+        <w:pStyle w:val="Heading2"/>
+      </w:pPr>
+      <w:r>
+        <w:t>16.4 第三方成本（按市场价校正）</w:t>
       </w:r>
     </w:p>
     <w:p>
@@ -3657,7 +5115,7 @@
         <w:pStyle w:val="ListBullet"/>
       </w:pPr>
       <w:r>
-        <w:t>后端工程师 × 2 × 10 月：¥ 600,000</w:t>
+        <w:t>等保三级测评：¥ 200,000-300,000（一次性，含咨询 + 测评 + 整改；年复测 ¥ 50,000）</w:t>
       </w:r>
     </w:p>
     <w:p>
@@ -3665,7 +5123,7 @@
         <w:pStyle w:val="ListBullet"/>
       </w:pPr>
       <w:r>
-        <w:t>前端工程师 × 1 × 6 月：¥ 180,000</w:t>
+        <w:t>国密合规认证：¥ 80,000-120,000（一次性）</w:t>
       </w:r>
     </w:p>
     <w:p>
@@ -3673,7 +5131,7 @@
         <w:pStyle w:val="ListBullet"/>
       </w:pPr>
       <w:r>
-        <w:t>内核/驱动工程师 × 2 × 5 月（阶段 5 集中）：¥ 400,000</w:t>
+        <w:t>第三方安全咨询（威胁建模 + 渗透测试）：¥ 150,000</w:t>
       </w:r>
     </w:p>
     <w:p>
@@ -3681,7 +5139,7 @@
         <w:pStyle w:val="ListBullet"/>
       </w:pPr>
       <w:r>
-        <w:t>Python/算法工程师 × 1 × 8 月：¥ 240,000</w:t>
+        <w:t>司法鉴定机构合作（年度协议）：¥ 30,000/年</w:t>
       </w:r>
     </w:p>
     <w:p>
@@ -3689,31 +5147,7 @@
         <w:pStyle w:val="ListBullet"/>
       </w:pPr>
       <w:r>
-        <w:t>测试工程师 × 1 × 10 月：¥ 200,000</w:t>
-      </w:r>
-    </w:p>
-    <w:p>
-      <w:pPr>
-        <w:pStyle w:val="ListBullet"/>
-      </w:pPr>
-      <w:r>
-        <w:t>运维/SRE × 0.5 × 4 月：¥ 60,000</w:t>
-      </w:r>
-    </w:p>
-    <w:p>
-      <w:pPr>
-        <w:pStyle w:val="ListBullet"/>
-      </w:pPr>
-      <w:r>
-        <w:t>项目经理 × 1 × 10 月：¥ 200,000</w:t>
-      </w:r>
-    </w:p>
-    <w:p>
-      <w:pPr>
-        <w:pStyle w:val="ListBullet"/>
-      </w:pPr>
-      <w:r>
-        <w:t>人力总计：约 ¥ 1,880,000</w:t>
+        <w:t>第三方总计：约 ¥ 460,000 一次性 + ¥ 80,000/年</w:t>
       </w:r>
     </w:p>
     <w:p>
@@ -3721,57 +5155,22 @@
         <w:pStyle w:val="Heading2"/>
       </w:pPr>
       <w:r>
-        <w:t>16.4 第三方成本</w:t>
-      </w:r>
-    </w:p>
-    <w:p>
-      <w:pPr>
-        <w:pStyle w:val="ListBullet"/>
-      </w:pPr>
-      <w:r>
-        <w:t>等保三级测评：¥ 80,000（一次性 + 年复测 ¥ 30,000）</w:t>
-      </w:r>
-    </w:p>
-    <w:p>
-      <w:pPr>
-        <w:pStyle w:val="ListBullet"/>
-      </w:pPr>
-      <w:r>
-        <w:t>国密合规认证：¥ 50,000（一次性）</w:t>
-      </w:r>
-    </w:p>
-    <w:p>
-      <w:pPr>
-        <w:pStyle w:val="ListBullet"/>
-      </w:pPr>
-      <w:r>
-        <w:t>第三方安全咨询（威胁建模 + 渗透测试）：¥ 100,000</w:t>
-      </w:r>
-    </w:p>
-    <w:p>
-      <w:pPr>
-        <w:pStyle w:val="ListBullet"/>
-      </w:pPr>
-      <w:r>
-        <w:t>第三方总计：约 ¥ 230,000 + ¥ 30,000/年</w:t>
-      </w:r>
-    </w:p>
-    <w:p>
-      <w:pPr>
-        <w:pStyle w:val="Heading2"/>
-      </w:pPr>
-      <w:r>
         <w:t>16.5 总成本估算</w:t>
       </w:r>
     </w:p>
     <w:p>
       <w:r>
-        <w:t>首年总投入：约 ¥ 3,260,000（一次性）+ ¥ 130,000/年（运维 + 复测）</w:t>
-      </w:r>
-    </w:p>
-    <w:p>
-      <w:r>
-        <w:t>次年起年度成本：约 ¥ 130,000（不含人力运维，按 0.5 SRE 折算约 ¥ 120,000）</w:t>
+        <w:t>首年总投入：约 ¥ 3,190,000（一次性）+ ¥ 180,000/年（运维 + 复测）</w:t>
+      </w:r>
+    </w:p>
+    <w:p>
+      <w:r>
+        <w:t>次年起年度成本：约 ¥ 180,000（不含人力运维，按 0.5 SRE 折算约 ¥ 150,000）</w:t>
+      </w:r>
+    </w:p>
+    <w:p>
+      <w:r>
+        <w:t>【敏感性分析】上述为基础场景。若风险缓冲 20%（如驱动延期、合规评审返工），总成本上浮至约 ¥ 3,830,000；建议管理层预留 15-20% 缓冲。</w:t>
       </w:r>
     </w:p>
     <w:p>
@@ -3947,7 +5346,7 @@
           </w:tcPr>
           <w:p>
             <w:r>
-              <w:t>优先 Windows 平台，macOS/Linux 二期；预留 Buffer</w:t>
+              <w:t>优先 Windows 平台，macOS/Linux 二期；预留 Buffer；评估采购第三方兜底</w:t>
             </w:r>
           </w:p>
         </w:tc>
@@ -4019,7 +5418,7 @@
           </w:tcPr>
           <w:p>
             <w:r>
-              <w:t>提前申请 EV 证书；预留 Apple Developer 时间</w:t>
+              <w:t>提前申请 EV 证书 + Microsoft 硬件认证；预留 Apple Developer 时间</w:t>
             </w:r>
           </w:p>
         </w:tc>
@@ -4163,7 +5562,7 @@
           </w:tcPr>
           <w:p>
             <w:r>
-              <w:t>明确定位；高敏感场景评估 Widevine</w:t>
+              <w:t>明确定位；高敏感场景评估 Widevine；Nginx 1.21+ 升级 SHA-256</w:t>
             </w:r>
           </w:p>
         </w:tc>
@@ -4235,7 +5634,7 @@
           </w:tcPr>
           <w:p>
             <w:r>
-              <w:t>设计阶段引入等保咨询；上线前完成测评</w:t>
+              <w:t>设计阶段引入等保咨询；上线前完成测评；预留整改时间</w:t>
             </w:r>
           </w:p>
         </w:tc>
@@ -4267,7 +5666,7 @@
           </w:tcPr>
           <w:p>
             <w:r>
-              <w:t>员工监控合规投诉</w:t>
+              <w:t>员工拒签《监控告知书》</w:t>
             </w:r>
           </w:p>
         </w:tc>
@@ -4307,7 +5706,7 @@
           </w:tcPr>
           <w:p>
             <w:r>
-              <w:t>入职告知 + 培训；法务审核模板</w:t>
+              <w:t>HR + 法务联合处理；调整岗位或权限；保留拒签记录</w:t>
             </w:r>
           </w:p>
         </w:tc>
@@ -4451,7 +5850,7 @@
           </w:tcPr>
           <w:p>
             <w:r>
-              <w:t>订阅 CVE 通知；Snyk / Trivy 扫描；季度升级</w:t>
+              <w:t>订阅 CVE 通知；Snyk / Trivy 扫描；按组件分级升级（核心组件季度，工具组件半年）</w:t>
             </w:r>
           </w:p>
         </w:tc>
@@ -4750,6 +6149,222 @@
           <w:p>
             <w:r>
               <w:t>采购</w:t>
+            </w:r>
+          </w:p>
+        </w:tc>
+      </w:tr>
+      <w:tr>
+        <w:tc>
+          <w:tcPr>
+            <w:tcW w:type="dxa" w:w="1234"/>
+          </w:tcPr>
+          <w:p>
+            <w:r>
+              <w:t>R-013</w:t>
+            </w:r>
+          </w:p>
+        </w:tc>
+        <w:tc>
+          <w:tcPr>
+            <w:tcW w:type="dxa" w:w="1234"/>
+          </w:tcPr>
+          <w:p>
+            <w:r>
+              <w:t>Vault 故障导致系统瘫痪</w:t>
+            </w:r>
+          </w:p>
+        </w:tc>
+        <w:tc>
+          <w:tcPr>
+            <w:tcW w:type="dxa" w:w="1234"/>
+          </w:tcPr>
+          <w:p>
+            <w:r>
+              <w:t>技术</w:t>
+            </w:r>
+          </w:p>
+        </w:tc>
+        <w:tc>
+          <w:tcPr>
+            <w:tcW w:type="dxa" w:w="1234"/>
+          </w:tcPr>
+          <w:p>
+            <w:r>
+              <w:t>低</w:t>
+            </w:r>
+          </w:p>
+        </w:tc>
+        <w:tc>
+          <w:tcPr>
+            <w:tcW w:type="dxa" w:w="1234"/>
+          </w:tcPr>
+          <w:p>
+            <w:r>
+              <w:t>高</w:t>
+            </w:r>
+          </w:p>
+        </w:tc>
+        <w:tc>
+          <w:tcPr>
+            <w:tcW w:type="dxa" w:w="1234"/>
+          </w:tcPr>
+          <w:p>
+            <w:r>
+              <w:t>Raft 集群 ≥3 节点；业务端会话密钥缓存；季度故障演练</w:t>
+            </w:r>
+          </w:p>
+        </w:tc>
+        <w:tc>
+          <w:tcPr>
+            <w:tcW w:type="dxa" w:w="1234"/>
+          </w:tcPr>
+          <w:p>
+            <w:r>
+              <w:t>SRE</w:t>
+            </w:r>
+          </w:p>
+        </w:tc>
+      </w:tr>
+      <w:tr>
+        <w:tc>
+          <w:tcPr>
+            <w:tcW w:type="dxa" w:w="1234"/>
+          </w:tcPr>
+          <w:p>
+            <w:r>
+              <w:t>R-014</w:t>
+            </w:r>
+          </w:p>
+        </w:tc>
+        <w:tc>
+          <w:tcPr>
+            <w:tcW w:type="dxa" w:w="1234"/>
+          </w:tcPr>
+          <w:p>
+            <w:r>
+              <w:t>驱动被员工卸载/破解</w:t>
+            </w:r>
+          </w:p>
+        </w:tc>
+        <w:tc>
+          <w:tcPr>
+            <w:tcW w:type="dxa" w:w="1234"/>
+          </w:tcPr>
+          <w:p>
+            <w:r>
+              <w:t>技术</w:t>
+            </w:r>
+          </w:p>
+        </w:tc>
+        <w:tc>
+          <w:tcPr>
+            <w:tcW w:type="dxa" w:w="1234"/>
+          </w:tcPr>
+          <w:p>
+            <w:r>
+              <w:t>中</w:t>
+            </w:r>
+          </w:p>
+        </w:tc>
+        <w:tc>
+          <w:tcPr>
+            <w:tcW w:type="dxa" w:w="1234"/>
+          </w:tcPr>
+          <w:p>
+            <w:r>
+              <w:t>高</w:t>
+            </w:r>
+          </w:p>
+        </w:tc>
+        <w:tc>
+          <w:tcPr>
+            <w:tcW w:type="dxa" w:w="1234"/>
+          </w:tcPr>
+          <w:p>
+            <w:r>
+              <w:t>终端心跳 + 文档外发网关强制加密 + 巡检 Agent 三重兜底</w:t>
+            </w:r>
+          </w:p>
+        </w:tc>
+        <w:tc>
+          <w:tcPr>
+            <w:tcW w:type="dxa" w:w="1234"/>
+          </w:tcPr>
+          <w:p>
+            <w:r>
+              <w:t>驱动 TL</w:t>
+            </w:r>
+          </w:p>
+        </w:tc>
+      </w:tr>
+      <w:tr>
+        <w:tc>
+          <w:tcPr>
+            <w:tcW w:type="dxa" w:w="1234"/>
+          </w:tcPr>
+          <w:p>
+            <w:r>
+              <w:t>R-015</w:t>
+            </w:r>
+          </w:p>
+        </w:tc>
+        <w:tc>
+          <w:tcPr>
+            <w:tcW w:type="dxa" w:w="1234"/>
+          </w:tcPr>
+          <w:p>
+            <w:r>
+              <w:t>成本超支（人月 / 硬件）</w:t>
+            </w:r>
+          </w:p>
+        </w:tc>
+        <w:tc>
+          <w:tcPr>
+            <w:tcW w:type="dxa" w:w="1234"/>
+          </w:tcPr>
+          <w:p>
+            <w:r>
+              <w:t>成本</w:t>
+            </w:r>
+          </w:p>
+        </w:tc>
+        <w:tc>
+          <w:tcPr>
+            <w:tcW w:type="dxa" w:w="1234"/>
+          </w:tcPr>
+          <w:p>
+            <w:r>
+              <w:t>中</w:t>
+            </w:r>
+          </w:p>
+        </w:tc>
+        <w:tc>
+          <w:tcPr>
+            <w:tcW w:type="dxa" w:w="1234"/>
+          </w:tcPr>
+          <w:p>
+            <w:r>
+              <w:t>中</w:t>
+            </w:r>
+          </w:p>
+        </w:tc>
+        <w:tc>
+          <w:tcPr>
+            <w:tcW w:type="dxa" w:w="1234"/>
+          </w:tcPr>
+          <w:p>
+            <w:r>
+              <w:t>阶段评审（gate review）；15-20% 缓冲预算</w:t>
+            </w:r>
+          </w:p>
+        </w:tc>
+        <w:tc>
+          <w:tcPr>
+            <w:tcW w:type="dxa" w:w="1234"/>
+          </w:tcPr>
+          <w:p>
+            <w:r>
+              <w:t>项目经理</w:t>
             </w:r>
           </w:p>
         </w:tc>
@@ -4874,7 +6489,7 @@
           </w:tcPr>
           <w:p>
             <w:r>
-              <w:t>SM4</w:t>
+              <w:t>AES-256</w:t>
             </w:r>
           </w:p>
         </w:tc>
@@ -4884,7 +6499,7 @@
           </w:tcPr>
           <w:p>
             <w:r>
-              <w:t>国家密码管理局发布的商用对称分组密码算法</w:t>
+              <w:t>高级加密标准 256 位密钥版本（驱动层透明加密使用）</w:t>
             </w:r>
           </w:p>
         </w:tc>
@@ -4896,7 +6511,7 @@
           </w:tcPr>
           <w:p>
             <w:r>
-              <w:t>DWT</w:t>
+              <w:t>SM4</w:t>
             </w:r>
           </w:p>
         </w:tc>
@@ -4906,7 +6521,7 @@
           </w:tcPr>
           <w:p>
             <w:r>
-              <w:t>离散小波变换，用于频域水印</w:t>
+              <w:t>国家密码管理局发布的商用对称分组密码算法</w:t>
             </w:r>
           </w:p>
         </w:tc>
@@ -4918,7 +6533,7 @@
           </w:tcPr>
           <w:p>
             <w:r>
-              <w:t>DCT</w:t>
+              <w:t>SM2</w:t>
             </w:r>
           </w:p>
         </w:tc>
@@ -4928,7 +6543,7 @@
           </w:tcPr>
           <w:p>
             <w:r>
-              <w:t>离散余弦变换，用于频域水印</w:t>
+              <w:t>国密非对称算法（用于密钥交换/数字签名）</w:t>
             </w:r>
           </w:p>
         </w:tc>
@@ -4940,7 +6555,7 @@
           </w:tcPr>
           <w:p>
             <w:r>
-              <w:t>pHash</w:t>
+              <w:t>SM3</w:t>
             </w:r>
           </w:p>
         </w:tc>
@@ -4950,7 +6565,7 @@
           </w:tcPr>
           <w:p>
             <w:r>
-              <w:t>感知哈希，用于视频/图像指纹提取</w:t>
+              <w:t>国密哈希算法（用于消息摘要）</w:t>
             </w:r>
           </w:p>
         </w:tc>
@@ -4962,7 +6577,7 @@
           </w:tcPr>
           <w:p>
             <w:r>
-              <w:t>MinIO</w:t>
+              <w:t>DWT</w:t>
             </w:r>
           </w:p>
         </w:tc>
@@ -4972,7 +6587,7 @@
           </w:tcPr>
           <w:p>
             <w:r>
-              <w:t>开源分布式对象存储系统</w:t>
+              <w:t>离散小波变换，用于频域水印</w:t>
             </w:r>
           </w:p>
         </w:tc>
@@ -4984,7 +6599,7 @@
           </w:tcPr>
           <w:p>
             <w:r>
-              <w:t>Vault</w:t>
+              <w:t>DCT</w:t>
             </w:r>
           </w:p>
         </w:tc>
@@ -4994,7 +6609,7 @@
           </w:tcPr>
           <w:p>
             <w:r>
-              <w:t>HashiCorp 公司开源的密钥管理工具</w:t>
+              <w:t>离散余弦变换，用于频域水印</w:t>
             </w:r>
           </w:p>
         </w:tc>
@@ -5006,7 +6621,7 @@
           </w:tcPr>
           <w:p>
             <w:r>
-              <w:t>Token</w:t>
+              <w:t>pHash</w:t>
             </w:r>
           </w:p>
         </w:tc>
@@ -5016,7 +6631,7 @@
           </w:tcPr>
           <w:p>
             <w:r>
-              <w:t>本文特指鉴权令牌，签名后由服务端验证</w:t>
+              <w:t>感知哈希，用于视频/图像指纹提取</w:t>
             </w:r>
           </w:p>
         </w:tc>
@@ -5028,7 +6643,7 @@
           </w:tcPr>
           <w:p>
             <w:r>
-              <w:t>JWT</w:t>
+              <w:t>MinIO</w:t>
             </w:r>
           </w:p>
         </w:tc>
@@ -5038,7 +6653,7 @@
           </w:tcPr>
           <w:p>
             <w:r>
-              <w:t>JSON Web Token，签名 Token 的一种标准</w:t>
+              <w:t>开源分布式对象存储系统</w:t>
             </w:r>
           </w:p>
         </w:tc>
@@ -5050,7 +6665,7 @@
           </w:tcPr>
           <w:p>
             <w:r>
-              <w:t>secure_link</w:t>
+              <w:t>Vault</w:t>
             </w:r>
           </w:p>
         </w:tc>
@@ -5060,7 +6675,7 @@
           </w:tcPr>
           <w:p>
             <w:r>
-              <w:t>Nginx 模块，用于签名 URL 鉴权</w:t>
+              <w:t>HashiCorp 公司开源的密钥管理工具（支持 Raft 共识）</w:t>
             </w:r>
           </w:p>
         </w:tc>
@@ -5072,7 +6687,7 @@
           </w:tcPr>
           <w:p>
             <w:r>
-              <w:t>MD5</w:t>
+              <w:t>Token</w:t>
             </w:r>
           </w:p>
         </w:tc>
@@ -5082,7 +6697,7 @@
           </w:tcPr>
           <w:p>
             <w:r>
-              <w:t>消息摘要算法（注：本方案不推荐使用，仅作历史示例）</w:t>
+              <w:t>本文特指鉴权令牌，签名后由服务端验证</w:t>
             </w:r>
           </w:p>
         </w:tc>
@@ -5094,7 +6709,7 @@
           </w:tcPr>
           <w:p>
             <w:r>
-              <w:t>HSM</w:t>
+              <w:t>JWT</w:t>
             </w:r>
           </w:p>
         </w:tc>
@@ -5104,7 +6719,7 @@
           </w:tcPr>
           <w:p>
             <w:r>
-              <w:t>Hardware Security Module，硬件安全模块</w:t>
+              <w:t>JSON Web Token，签名 Token 的一种标准</w:t>
             </w:r>
           </w:p>
         </w:tc>
@@ -5116,7 +6731,7 @@
           </w:tcPr>
           <w:p>
             <w:r>
-              <w:t>CDN</w:t>
+              <w:t>secure_link</w:t>
             </w:r>
           </w:p>
         </w:tc>
@@ -5126,7 +6741,7 @@
           </w:tcPr>
           <w:p>
             <w:r>
-              <w:t>Content Delivery Network，内容分发网络</w:t>
+              <w:t>Nginx 模块，用于签名 URL 鉴权（默认 MD5，1.21+ 支持 SHA-256）</w:t>
             </w:r>
           </w:p>
         </w:tc>
@@ -5138,7 +6753,7 @@
           </w:tcPr>
           <w:p>
             <w:r>
-              <w:t>PIPL</w:t>
+              <w:t>HMAC-SHA256</w:t>
             </w:r>
           </w:p>
         </w:tc>
@@ -5148,7 +6763,7 @@
           </w:tcPr>
           <w:p>
             <w:r>
-              <w:t>Personal Information Protection Law，个人信息保护法</w:t>
+              <w:t>基于 SHA-256 的哈希消息认证码（Token 签名算法）</w:t>
             </w:r>
           </w:p>
         </w:tc>
@@ -5160,7 +6775,7 @@
           </w:tcPr>
           <w:p>
             <w:r>
-              <w:t>STRIDE</w:t>
+              <w:t>HSM</w:t>
             </w:r>
           </w:p>
         </w:tc>
@@ -5170,7 +6785,7 @@
           </w:tcPr>
           <w:p>
             <w:r>
-              <w:t>微软提出的威胁建模方法</w:t>
+              <w:t>Hardware Security Module，硬件安全模块</w:t>
             </w:r>
           </w:p>
         </w:tc>
@@ -5182,7 +6797,7 @@
           </w:tcPr>
           <w:p>
             <w:r>
-              <w:t>SLO</w:t>
+              <w:t>CDN</w:t>
             </w:r>
           </w:p>
         </w:tc>
@@ -5192,7 +6807,7 @@
           </w:tcPr>
           <w:p>
             <w:r>
-              <w:t>Service Level Objective，服务等级目标</w:t>
+              <w:t>Content Delivery Network，内容分发网络</w:t>
             </w:r>
           </w:p>
         </w:tc>
@@ -5204,6 +6819,72 @@
           </w:tcPr>
           <w:p>
             <w:r>
+              <w:t>PIPL</w:t>
+            </w:r>
+          </w:p>
+        </w:tc>
+        <w:tc>
+          <w:tcPr>
+            <w:tcW w:type="dxa" w:w="4320"/>
+          </w:tcPr>
+          <w:p>
+            <w:r>
+              <w:t>Personal Information Protection Law，个人信息保护法</w:t>
+            </w:r>
+          </w:p>
+        </w:tc>
+      </w:tr>
+      <w:tr>
+        <w:tc>
+          <w:tcPr>
+            <w:tcW w:type="dxa" w:w="4320"/>
+          </w:tcPr>
+          <w:p>
+            <w:r>
+              <w:t>STRIDE</w:t>
+            </w:r>
+          </w:p>
+        </w:tc>
+        <w:tc>
+          <w:tcPr>
+            <w:tcW w:type="dxa" w:w="4320"/>
+          </w:tcPr>
+          <w:p>
+            <w:r>
+              <w:t>微软提出的威胁建模方法（S/T/R/I/D/E 六类威胁）</w:t>
+            </w:r>
+          </w:p>
+        </w:tc>
+      </w:tr>
+      <w:tr>
+        <w:tc>
+          <w:tcPr>
+            <w:tcW w:type="dxa" w:w="4320"/>
+          </w:tcPr>
+          <w:p>
+            <w:r>
+              <w:t>SLO</w:t>
+            </w:r>
+          </w:p>
+        </w:tc>
+        <w:tc>
+          <w:tcPr>
+            <w:tcW w:type="dxa" w:w="4320"/>
+          </w:tcPr>
+          <w:p>
+            <w:r>
+              <w:t>Service Level Objective，服务等级目标</w:t>
+            </w:r>
+          </w:p>
+        </w:tc>
+      </w:tr>
+      <w:tr>
+        <w:tc>
+          <w:tcPr>
+            <w:tcW w:type="dxa" w:w="4320"/>
+          </w:tcPr>
+          <w:p>
+            <w:r>
               <w:t>RTO/RPO</w:t>
             </w:r>
           </w:p>
@@ -5215,11 +6896,188 @@
           <w:p>
             <w:r>
               <w:t>恢复时间目标 / 恢复点目标</w:t>
+            </w:r>
+          </w:p>
+        </w:tc>
+      </w:tr>
+      <w:tr>
+        <w:tc>
+          <w:tcPr>
+            <w:tcW w:type="dxa" w:w="4320"/>
+          </w:tcPr>
+          <w:p>
+            <w:r>
+              <w:t>MDM</w:t>
+            </w:r>
+          </w:p>
+        </w:tc>
+        <w:tc>
+          <w:tcPr>
+            <w:tcW w:type="dxa" w:w="4320"/>
+          </w:tcPr>
+          <w:p>
+            <w:r>
+              <w:t>Mobile Device Management，移动设备管理</w:t>
+            </w:r>
+          </w:p>
+        </w:tc>
+      </w:tr>
+      <w:tr>
+        <w:tc>
+          <w:tcPr>
+            <w:tcW w:type="dxa" w:w="4320"/>
+          </w:tcPr>
+          <w:p>
+            <w:r>
+              <w:t>DLP</w:t>
+            </w:r>
+          </w:p>
+        </w:tc>
+        <w:tc>
+          <w:tcPr>
+            <w:tcW w:type="dxa" w:w="4320"/>
+          </w:tcPr>
+          <w:p>
+            <w:r>
+              <w:t>Data Loss Prevention，数据丢失防护</w:t>
+            </w:r>
+          </w:p>
+        </w:tc>
+      </w:tr>
+      <w:tr>
+        <w:tc>
+          <w:tcPr>
+            <w:tcW w:type="dxa" w:w="4320"/>
+          </w:tcPr>
+          <w:p>
+            <w:r>
+              <w:t>gocryptfs</w:t>
+            </w:r>
+          </w:p>
+        </w:tc>
+        <w:tc>
+          <w:tcPr>
+            <w:tcW w:type="dxa" w:w="4320"/>
+          </w:tcPr>
+          <w:p>
+            <w:r>
+              <w:t>基于 FUSE 的开源加密文件系统（Linux 驱动参考实现）</w:t>
+            </w:r>
+          </w:p>
+        </w:tc>
+      </w:tr>
+      <w:tr>
+        <w:tc>
+          <w:tcPr>
+            <w:tcW w:type="dxa" w:w="4320"/>
+          </w:tcPr>
+          <w:p>
+            <w:r>
+              <w:t>EV 代码签名</w:t>
+            </w:r>
+          </w:p>
+        </w:tc>
+        <w:tc>
+          <w:tcPr>
+            <w:tcW w:type="dxa" w:w="4320"/>
+          </w:tcPr>
+          <w:p>
+            <w:r>
+              <w:t>Extended Validation 代码签名证书（驱动签名主流方案）</w:t>
+            </w:r>
+          </w:p>
+        </w:tc>
+      </w:tr>
+      <w:tr>
+        <w:tc>
+          <w:tcPr>
+            <w:tcW w:type="dxa" w:w="4320"/>
+          </w:tcPr>
+          <w:p>
+            <w:r>
+              <w:t>Notarization</w:t>
+            </w:r>
+          </w:p>
+        </w:tc>
+        <w:tc>
+          <w:tcPr>
+            <w:tcW w:type="dxa" w:w="4320"/>
+          </w:tcPr>
+          <w:p>
+            <w:r>
+              <w:t>Apple 公证流程（macOS 驱动/应用必须）</w:t>
+            </w:r>
+          </w:p>
+        </w:tc>
+      </w:tr>
+      <w:tr>
+        <w:tc>
+          <w:tcPr>
+            <w:tcW w:type="dxa" w:w="4320"/>
+          </w:tcPr>
+          <w:p>
+            <w:r>
+              <w:t>Raft</w:t>
+            </w:r>
+          </w:p>
+        </w:tc>
+        <w:tc>
+          <w:tcPr>
+            <w:tcW w:type="dxa" w:w="4320"/>
+          </w:tcPr>
+          <w:p>
+            <w:r>
+              <w:t>分布式共识算法（Vault HA 用）</w:t>
             </w:r>
           </w:p>
         </w:tc>
       </w:tr>
     </w:tbl>
+    <w:p>
+      <w:pPr>
+        <w:pStyle w:val="Heading1"/>
+      </w:pPr>
+      <w:r>
+        <w:t>附录 B：图清单</w:t>
+      </w:r>
+    </w:p>
+    <w:p>
+      <w:pPr>
+        <w:pStyle w:val="ListBullet"/>
+      </w:pPr>
+      <w:r>
+        <w:t>图 1 — 整体架构图（四层 + 三横向）</w:t>
+      </w:r>
+    </w:p>
+    <w:p>
+      <w:pPr>
+        <w:pStyle w:val="ListBullet"/>
+      </w:pPr>
+      <w:r>
+        <w:t>图 2 — 视频安全播放时序图（含帧指纹溯源）</w:t>
+      </w:r>
+    </w:p>
+    <w:p>
+      <w:pPr>
+        <w:pStyle w:val="ListBullet"/>
+      </w:pPr>
+      <w:r>
+        <w:t>图 3 — 核心数据表 ER 图（11 表 + 1:N 关系）</w:t>
+      </w:r>
+    </w:p>
+    <w:p>
+      <w:pPr>
+        <w:pStyle w:val="ListBullet"/>
+      </w:pPr>
+      <w:r>
+        <w:t>图 4 — 数据流图 (DFD Level 0)</w:t>
+      </w:r>
+    </w:p>
+    <w:p>
+      <w:r>
+        <w:t>所有图的 PNG 与 Python 源代码位于 `modify/` 目录，可二次编辑。</w:t>
+      </w:r>
+    </w:p>
     <w:sectPr>
       <w:pgSz w:w="12240" w:h="15840"/>
       <w:pgMar w:top="1440" w:right="1800" w:bottom="1440" w:left="1800" w:header="720" w:footer="720" w:gutter="0"/>

--- a/doc/企业全格式数字资产防泄密系统技术方案书.docx
+++ b/doc/企业全格式数字资产防泄密系统技术方案书.docx
@@ -16,15 +16,12 @@
         <w:jc w:val="center"/>
       </w:pPr>
       <w:r>
-        <w:rPr>
-          <w:i/>
-        </w:rPr>
-        <w:t>版本：v3.0（终稿）    日期：2026-08-12</w:t>
-      </w:r>
-    </w:p>
-    <w:p>
-      <w:r>
-        <w:t>— 修订说明：本版本为 v2.0 评审修订版的终稿。已修复 v2.0 评审中识别的 4 项 P0、7 项 P1（含 2 项遗留）、5 项 P2（含 2 项遗留）问题，并新增 4 张关键示意图（架构图、播放时序图、ER 图、数据流图）。 —</w:t>
+        <w:t>版本：v3.1（v3.0 增量修订）    日期：2026-08-12</w:t>
+      </w:r>
+    </w:p>
+    <w:p>
+      <w:r>
+        <w:t>— 修订说明：本版本为 v3.1 增量修订版。本版本在 v3.0 终稿基础上，基于细化文档评审（OpenAPI / 数据库 Schema / drawio）修复了 25 项问题（P0×5 / P1×11 / P2×9）。其中包含健康检查细化、WebSocket 实时通知、API 版本策略、登录限流、数据库迁移规范、批量/搜索/标签/通知/备份 API、Webhook、时区统一、PII 应用层加密、软删除与乐观锁规范、drawio 样式修复等。详细修复记录见附录 C 与 doc/openapi.yaml、doc/database_schema.md。</w:t>
       </w:r>
     </w:p>
     <w:p>
@@ -7076,6 +7073,843 @@
     <w:p>
       <w:r>
         <w:t>所有图的 PNG 与 Python 源代码位于 `modify/` 目录，可二次编辑。</w:t>
+      </w:r>
+    </w:p>
+    <w:p>
+      <w:r>
+        <w:t>————————————————————————————————————————————————————————————</w:t>
+      </w:r>
+    </w:p>
+    <w:p>
+      <w:pPr>
+        <w:pStyle w:val="Heading1"/>
+      </w:pPr>
+      <w:r>
+        <w:t>附录 C：v3.1 增量修订说明</w:t>
+      </w:r>
+    </w:p>
+    <w:p>
+      <w:r>
+        <w:t>本附录记录 v3.1 相对 v3.0 在细化文档（OpenAPI / ER / drawio）层面修复的 25 项问题。本附录不重复正文方案，仅列出增量变更与跨章节引用，便于投标/评审/等保检查时快速对齐。</w:t>
+      </w:r>
+    </w:p>
+    <w:p>
+      <w:pPr>
+        <w:pStyle w:val="Heading2"/>
+      </w:pPr>
+      <w:r>
+        <w:t>C.1 总览</w:t>
+      </w:r>
+    </w:p>
+    <w:p>
+      <w:pPr>
+        <w:pStyle w:val="ListBullet"/>
+      </w:pPr>
+      <w:r>
+        <w:t>P0（影响生产部署）：5 / 5 全部修复</w:t>
+      </w:r>
+    </w:p>
+    <w:p>
+      <w:pPr>
+        <w:pStyle w:val="ListBullet"/>
+      </w:pPr>
+      <w:r>
+        <w:t>P1（影响实施质量）：11 / 11 全部修复</w:t>
+      </w:r>
+    </w:p>
+    <w:p>
+      <w:pPr>
+        <w:pStyle w:val="ListBullet"/>
+      </w:pPr>
+      <w:r>
+        <w:t>P2（影响可读性与长期可维护性）：9 / 9 全部修复</w:t>
+      </w:r>
+    </w:p>
+    <w:p>
+      <w:r>
+        <w:t>对应文档：doc/openapi.yaml（51 端点 / 36 Schema / 16 Tags）+ doc/database_schema.md（18 章） + 4 个 drawio 源文件。</w:t>
+      </w:r>
+    </w:p>
+    <w:p>
+      <w:pPr>
+        <w:pStyle w:val="Heading2"/>
+      </w:pPr>
+      <w:r>
+        <w:t>C.2 P0 修复（5 项）</w:t>
+      </w:r>
+    </w:p>
+    <w:p>
+      <w:pPr>
+        <w:pStyle w:val="Heading3"/>
+      </w:pPr>
+      <w:r>
+        <w:t>C.2.1 健康检查细化为 4 端点</w:t>
+      </w:r>
+    </w:p>
+    <w:p>
+      <w:pPr>
+        <w:pStyle w:val="ListBullet"/>
+      </w:pPr>
+      <w:r>
+        <w:t>对应正文：第九章 9.2 可观测性（SRE 体系）</w:t>
+      </w:r>
+    </w:p>
+    <w:p>
+      <w:pPr>
+        <w:pStyle w:val="ListBullet"/>
+      </w:pPr>
+      <w:r>
+        <w:t>/health/live — 仅判断进程存活（K8s livenessProbe）</w:t>
+      </w:r>
+    </w:p>
+    <w:p>
+      <w:pPr>
+        <w:pStyle w:val="ListBullet"/>
+      </w:pPr>
+      <w:r>
+        <w:t>/health/ready — 检查依赖就绪（K8s readinessProbe）</w:t>
+      </w:r>
+    </w:p>
+    <w:p>
+      <w:pPr>
+        <w:pStyle w:val="ListBullet"/>
+      </w:pPr>
+      <w:r>
+        <w:t>/health/components — 各依赖组件详细状态（管理员用：MySQL/Redis/MinIO/Vault/RabbitMQ）</w:t>
+      </w:r>
+    </w:p>
+    <w:p>
+      <w:pPr>
+        <w:pStyle w:val="Heading3"/>
+      </w:pPr>
+      <w:r>
+        <w:t>C.2.2 WebSocket 实时通知</w:t>
+      </w:r>
+    </w:p>
+    <w:p>
+      <w:pPr>
+        <w:pStyle w:val="ListBullet"/>
+      </w:pPr>
+      <w:r>
+        <w:t>对应正文：第六章 6.4 消息队列设计</w:t>
+      </w:r>
+    </w:p>
+    <w:p>
+      <w:pPr>
+        <w:pStyle w:val="ListBullet"/>
+      </w:pPr>
+      <w:r>
+        <w:t>端点：/ws/notifications（WSS over TLS）</w:t>
+      </w:r>
+    </w:p>
+    <w:p>
+      <w:pPr>
+        <w:pStyle w:val="ListBullet"/>
+      </w:pPr>
+      <w:r>
+        <w:t>鉴权：JWT 作为 query 参数传入（浏览器 API 限制）</w:t>
+      </w:r>
+    </w:p>
+    <w:p>
+      <w:pPr>
+        <w:pStyle w:val="ListBullet"/>
+      </w:pPr>
+      <w:r>
+        <w:t>推送事件：approval.decided / key.revoked / driver.offline / compliance.alert / system.broadcast</w:t>
+      </w:r>
+    </w:p>
+    <w:p>
+      <w:pPr>
+        <w:pStyle w:val="ListBullet"/>
+      </w:pPr>
+      <w:r>
+        <w:t>心跳：客户端 30s ping，服务端 pong；断线按指数退避重连（最大 5 分钟）</w:t>
+      </w:r>
+    </w:p>
+    <w:p>
+      <w:pPr>
+        <w:pStyle w:val="Heading3"/>
+      </w:pPr>
+      <w:r>
+        <w:t>C.2.3 API 版本策略文档化</w:t>
+      </w:r>
+    </w:p>
+    <w:p>
+      <w:pPr>
+        <w:pStyle w:val="ListBullet"/>
+      </w:pPr>
+      <w:r>
+        <w:t>对应正文：第三章 核心技术栈（API 网关）</w:t>
+      </w:r>
+    </w:p>
+    <w:p>
+      <w:pPr>
+        <w:pStyle w:val="ListBullet"/>
+      </w:pPr>
+      <w:r>
+        <w:t>v1 至少维护 12 个月；破坏性变更发布 v2，旧版本并行 6 个月</w:t>
+      </w:r>
+    </w:p>
+    <w:p>
+      <w:pPr>
+        <w:pStyle w:val="ListBullet"/>
+      </w:pPr>
+      <w:r>
+        <w:t>弃用 API 在响应头增加 Sunset: &lt;date&gt; + Deprecation: true；客户端 6 个月内迁移</w:t>
+      </w:r>
+    </w:p>
+    <w:p>
+      <w:pPr>
+        <w:pStyle w:val="Heading3"/>
+      </w:pPr>
+      <w:r>
+        <w:t>C.2.4 登录限流策略</w:t>
+      </w:r>
+    </w:p>
+    <w:p>
+      <w:pPr>
+        <w:pStyle w:val="ListBullet"/>
+      </w:pPr>
+      <w:r>
+        <w:t>对应正文：第四章 4.1.1 鉴权流程</w:t>
+      </w:r>
+    </w:p>
+    <w:p>
+      <w:pPr>
+        <w:pStyle w:val="ListBullet"/>
+      </w:pPr>
+      <w:r>
+        <w:t>单 IP 每分钟 5 次（429 拒绝）；单工号每分钟 3 次（429 拒绝）</w:t>
+      </w:r>
+    </w:p>
+    <w:p>
+      <w:pPr>
+        <w:pStyle w:val="ListBullet"/>
+      </w:pPr>
+      <w:r>
+        <w:t>单 IP 单日 100 次后要求图形验证码（响应头 X-Captcha-Required: true）</w:t>
+      </w:r>
+    </w:p>
+    <w:p>
+      <w:pPr>
+        <w:pStyle w:val="ListBullet"/>
+      </w:pPr>
+      <w:r>
+        <w:t>连续 5 次密码错误 → 账号锁定 30 分钟（423 状态码）</w:t>
+      </w:r>
+    </w:p>
+    <w:p>
+      <w:pPr>
+        <w:pStyle w:val="Heading3"/>
+      </w:pPr>
+      <w:r>
+        <w:t>C.2.5 数据库迁移规范</w:t>
+      </w:r>
+    </w:p>
+    <w:p>
+      <w:pPr>
+        <w:pStyle w:val="ListBullet"/>
+      </w:pPr>
+      <w:r>
+        <w:t>对应正文：第七章 7.3 数据治理</w:t>
+      </w:r>
+    </w:p>
+    <w:p>
+      <w:pPr>
+        <w:pStyle w:val="ListBullet"/>
+      </w:pPr>
+      <w:r>
+        <w:t>工具：Flyway（Spring Boot 原生集成），Liquibase 备选</w:t>
+      </w:r>
+    </w:p>
+    <w:p>
+      <w:pPr>
+        <w:pStyle w:val="ListBullet"/>
+      </w:pPr>
+      <w:r>
+        <w:t>命名：V&lt;YYYYMMDD&gt;__&lt;description&gt;.sql（如 V20260812__add_driver_status_table.sql）</w:t>
+      </w:r>
+    </w:p>
+    <w:p>
+      <w:pPr>
+        <w:pStyle w:val="ListBullet"/>
+      </w:pPr>
+      <w:r>
+        <w:t>禁用：DROP COLUMN / MODIFY COLUMN（需分步）/ 大表 ADD INDEX（用 gh-ost 或 pt-online-schema-change）</w:t>
+      </w:r>
+    </w:p>
+    <w:p>
+      <w:pPr>
+        <w:pStyle w:val="ListBullet"/>
+      </w:pPr>
+      <w:r>
+        <w:t>灰度：本地 → staging → 生产 1 分片 → 1 小时观察 → 全量；每个 migration 配套 U 脚本</w:t>
+      </w:r>
+    </w:p>
+    <w:p>
+      <w:pPr>
+        <w:pStyle w:val="Heading2"/>
+      </w:pPr>
+      <w:r>
+        <w:t>C.3 P1 修复（11 项）</w:t>
+      </w:r>
+    </w:p>
+    <w:p>
+      <w:pPr>
+        <w:pStyle w:val="ListBullet"/>
+      </w:pPr>
+      <w:r>
+        <w:t>P1-1 批量 API：POST /videos/batch-delete、/videos/batch-permission、/documents/batch-delete</w:t>
+      </w:r>
+    </w:p>
+    <w:p>
+      <w:pPr>
+        <w:pStyle w:val="ListBullet"/>
+      </w:pPr>
+      <w:r>
+        <w:t>P1-2 全文搜索：GET /search/videos（基于 ES，含 ASR 字幕高亮）、/search/documents</w:t>
+      </w:r>
+    </w:p>
+    <w:p>
+      <w:pPr>
+        <w:pStyle w:val="ListBullet"/>
+      </w:pPr>
+      <w:r>
+        <w:t>P1-3 标签管理：/tags CRUD + /videos/{id}/tags（关联管理）</w:t>
+      </w:r>
+    </w:p>
+    <w:p>
+      <w:pPr>
+        <w:pStyle w:val="ListBullet"/>
+      </w:pPr>
+      <w:r>
+        <w:t>P1-4 通知消费端：GET /notifications、POST /read、/read-all、GET/PUT /preferences</w:t>
+      </w:r>
+    </w:p>
+    <w:p>
+      <w:pPr>
+        <w:pStyle w:val="ListBullet"/>
+      </w:pPr>
+      <w:r>
+        <w:t>P1-5 备份与恢复：GET/POST /admin/backups（含 MFA）、POST /{id}/restore（高危 + 二级审批）</w:t>
+      </w:r>
+    </w:p>
+    <w:p>
+      <w:pPr>
+        <w:pStyle w:val="ListBullet"/>
+      </w:pPr>
+      <w:r>
+        <w:t>P1-6 /playback/{video_id}/log 鉴权加强：JWT + session 匹配 + 60 req/min 限流</w:t>
+      </w:r>
+    </w:p>
+    <w:p>
+      <w:pPr>
+        <w:pStyle w:val="ListBullet"/>
+      </w:pPr>
+      <w:r>
+        <w:t>P1-7 时区规范：DATETIME(3) UTC + Jackson UTC + 前端 dayjs + ISO-8601 + UTC API</w:t>
+      </w:r>
+    </w:p>
+    <w:p>
+      <w:pPr>
+        <w:pStyle w:val="ListBullet"/>
+      </w:pPr>
+      <w:r>
+        <w:t>P1-8 PII 加密：Vault Transit + 应用层 + KEK 90 天 / DEK 365 天轮转</w:t>
+      </w:r>
+    </w:p>
+    <w:p>
+      <w:pPr>
+        <w:pStyle w:val="ListBullet"/>
+      </w:pPr>
+      <w:r>
+        <w:t>P1-9 撤销审计：distribution_approval 增加 revoked_by / revoked_at / revoke_reason</w:t>
+      </w:r>
+    </w:p>
+    <w:p>
+      <w:pPr>
+        <w:pStyle w:val="ListBullet"/>
+      </w:pPr>
+      <w:r>
+        <w:t>P1-10 drawio 样式去重：去除 rounded=1;whiteSpace=wrap;html=1; 双倍前缀</w:t>
+      </w:r>
+    </w:p>
+    <w:p>
+      <w:pPr>
+        <w:pStyle w:val="ListBullet"/>
+      </w:pPr>
+      <w:r>
+        <w:t>P1-11 drawio 图例带色块：4 个图均改为色块 + 文字格式</w:t>
+      </w:r>
+    </w:p>
+    <w:p>
+      <w:pPr>
+        <w:pStyle w:val="Heading2"/>
+      </w:pPr>
+      <w:r>
+        <w:t>C.4 P2 修复（9 项）</w:t>
+      </w:r>
+    </w:p>
+    <w:p>
+      <w:pPr>
+        <w:pStyle w:val="ListBullet"/>
+      </w:pPr>
+      <w:r>
+        <w:t>P2-1 OpenAPI response example（LoginResponse 等关键 Schema）</w:t>
+      </w:r>
+    </w:p>
+    <w:p>
+      <w:pPr>
+        <w:pStyle w:val="ListBullet"/>
+      </w:pPr>
+      <w:r>
+        <w:t>P2-2 Webhook：/webhooks CRUD + /{id}/deliveries（HMAC-SHA256 签名）</w:t>
+      </w:r>
+    </w:p>
+    <w:p>
+      <w:pPr>
+        <w:pStyle w:val="ListBullet"/>
+      </w:pPr>
+      <w:r>
+        <w:t>P2-3 分页：page-based（管理后台） + cursor-based（前端列表，v3.2 引入）</w:t>
+      </w:r>
+    </w:p>
+    <w:p>
+      <w:pPr>
+        <w:pStyle w:val="ListBullet"/>
+      </w:pPr>
+      <w:r>
+        <w:t>P2-4 Error schema 增加 trace_id（必填，与服务端日志关联）</w:t>
+      </w:r>
+    </w:p>
+    <w:p>
+      <w:pPr>
+        <w:pStyle w:val="ListBullet"/>
+      </w:pPr>
+      <w:r>
+        <w:t>P2-5 索引监控：performance_schema + 慢查询告警</w:t>
+      </w:r>
+    </w:p>
+    <w:p>
+      <w:pPr>
+        <w:pStyle w:val="ListBullet"/>
+      </w:pPr>
+      <w:r>
+        <w:t>P2-6 乐观锁：每张业务表 version INT UNSIGNED DEFAULT 0 + MyBatis-Plus @Version</w:t>
+      </w:r>
+    </w:p>
+    <w:p>
+      <w:pPr>
+        <w:pStyle w:val="ListBullet"/>
+      </w:pPr>
+      <w:r>
+        <w:t>P2-7 软删除规范：MyBatis-Plus @TableLogic + ON DELETE RESTRICT</w:t>
+      </w:r>
+    </w:p>
+    <w:p>
+      <w:pPr>
+        <w:pStyle w:val="ListBullet"/>
+      </w:pPr>
+      <w:r>
+        <w:t>P2-8 ER 图箭头方向：endArrow=ERmany + startArrow=ERone（8 条关系）</w:t>
+      </w:r>
+    </w:p>
+    <w:p>
+      <w:pPr>
+        <w:pStyle w:val="ListBullet"/>
+      </w:pPr>
+      <w:r>
+        <w:t>P2-9 时序图虚线：dashPattern=8 8（5 个参与者生命线）</w:t>
+      </w:r>
+    </w:p>
+    <w:p>
+      <w:pPr>
+        <w:pStyle w:val="Heading2"/>
+      </w:pPr>
+      <w:r>
+        <w:t>C.5 跨章节引用映射</w:t>
+      </w:r>
+    </w:p>
+    <w:p>
+      <w:pPr>
+        <w:pStyle w:val="ListBullet"/>
+      </w:pPr>
+      <w:r>
+        <w:t>P0-1 /health/* → 9.2 可观测性</w:t>
+      </w:r>
+    </w:p>
+    <w:p>
+      <w:pPr>
+        <w:pStyle w:val="ListBullet"/>
+      </w:pPr>
+      <w:r>
+        <w:t>P0-2 /ws/notifications → 6.4 消息队列</w:t>
+      </w:r>
+    </w:p>
+    <w:p>
+      <w:pPr>
+        <w:pStyle w:val="ListBullet"/>
+      </w:pPr>
+      <w:r>
+        <w:t>P0-3 API 版本策略 → 第三章（API 网关行）</w:t>
+      </w:r>
+    </w:p>
+    <w:p>
+      <w:pPr>
+        <w:pStyle w:val="ListBullet"/>
+      </w:pPr>
+      <w:r>
+        <w:t>P0-4 登录限流 → 4.1.1 鉴权流程</w:t>
+      </w:r>
+    </w:p>
+    <w:p>
+      <w:pPr>
+        <w:pStyle w:val="ListBullet"/>
+      </w:pPr>
+      <w:r>
+        <w:t>P0-5 Flyway 迁移 → 7.3 数据治理</w:t>
+      </w:r>
+    </w:p>
+    <w:p>
+      <w:pPr>
+        <w:pStyle w:val="ListBullet"/>
+      </w:pPr>
+      <w:r>
+        <w:t>P1-1~5 / P2-1~2 → 新增 4.5 API 接口设计（见下）</w:t>
+      </w:r>
+    </w:p>
+    <w:p>
+      <w:pPr>
+        <w:pStyle w:val="ListBullet"/>
+      </w:pPr>
+      <w:r>
+        <w:t>P1-7~8 时区/加密 → 7.3 数据治理</w:t>
+      </w:r>
+    </w:p>
+    <w:p>
+      <w:pPr>
+        <w:pStyle w:val="ListBullet"/>
+      </w:pPr>
+      <w:r>
+        <w:t>P1-9 撤销审计 → 5.4 细粒度权限与外发管控</w:t>
+      </w:r>
+    </w:p>
+    <w:p>
+      <w:pPr>
+        <w:pStyle w:val="Heading2"/>
+      </w:pPr>
+      <w:r>
+        <w:t>C.6 新增章节：4.5 API 接口设计</w:t>
+      </w:r>
+    </w:p>
+    <w:p>
+      <w:r>
+        <w:t>为支撑细化文档评审中的 25 项修复，主方案书新增「4.5 API 接口设计」章节，完整 API 规范见配套文档 doc/openapi.yaml（OpenAPI 3.0 规范）。</w:t>
+      </w:r>
+    </w:p>
+    <w:p>
+      <w:r>
+        <w:t>API 端点分类（51 端点 / 36 Schema / 16 Tags）：</w:t>
+      </w:r>
+    </w:p>
+    <w:p>
+      <w:pPr>
+        <w:pStyle w:val="ListBullet"/>
+      </w:pPr>
+      <w:r>
+        <w:t>auth（4）：/auth/login、/refresh、/logout、/me</w:t>
+      </w:r>
+    </w:p>
+    <w:p>
+      <w:pPr>
+        <w:pStyle w:val="ListBullet"/>
+      </w:pPr>
+      <w:r>
+        <w:t>health（4）：/health、/live、/ready、/components</w:t>
+      </w:r>
+    </w:p>
+    <w:p>
+      <w:pPr>
+        <w:pStyle w:val="ListBullet"/>
+      </w:pPr>
+      <w:r>
+        <w:t>users（5）：/users CRUD + /{id}/revoke-keys</w:t>
+      </w:r>
+    </w:p>
+    <w:p>
+      <w:pPr>
+        <w:pStyle w:val="ListBullet"/>
+      </w:pPr>
+      <w:r>
+        <w:t>videos（5）：/videos CRUD + /batch-delete、/batch-permission</w:t>
+      </w:r>
+    </w:p>
+    <w:p>
+      <w:pPr>
+        <w:pStyle w:val="ListBullet"/>
+      </w:pPr>
+      <w:r>
+        <w:t>playback（3）：/token、/key、/log</w:t>
+      </w:r>
+    </w:p>
+    <w:p>
+      <w:pPr>
+        <w:pStyle w:val="ListBullet"/>
+      </w:pPr>
+      <w:r>
+        <w:t>documents（4）：/documents CRUD + /batch-delete</w:t>
+      </w:r>
+    </w:p>
+    <w:p>
+      <w:pPr>
+        <w:pStyle w:val="ListBullet"/>
+      </w:pPr>
+      <w:r>
+        <w:t>preview（2）：/{id}、/{id}/download</w:t>
+      </w:r>
+    </w:p>
+    <w:p>
+      <w:pPr>
+        <w:pStyle w:val="ListBullet"/>
+      </w:pPr>
+      <w:r>
+        <w:t>permissions（3）：/permissions、/roles、/users/{id}/permissions</w:t>
+      </w:r>
+    </w:p>
+    <w:p>
+      <w:pPr>
+        <w:pStyle w:val="ListBullet"/>
+      </w:pPr>
+      <w:r>
+        <w:t>distribution（5）：/approvals CRUD + /{id}/decide、/revoke</w:t>
+      </w:r>
+    </w:p>
+    <w:p>
+      <w:pPr>
+        <w:pStyle w:val="ListBullet"/>
+      </w:pPr>
+      <w:r>
+        <w:t>watermarks（3）：/extract、/cache、/cache/{id}</w:t>
+      </w:r>
+    </w:p>
+    <w:p>
+      <w:pPr>
+        <w:pStyle w:val="ListBullet"/>
+      </w:pPr>
+      <w:r>
+        <w:t>audit（3）：/logs、/logs/{id}、/logs/export</w:t>
+      </w:r>
+    </w:p>
+    <w:p>
+      <w:pPr>
+        <w:pStyle w:val="ListBullet"/>
+      </w:pPr>
+      <w:r>
+        <w:t>search（2）：/search/videos、/search/documents</w:t>
+      </w:r>
+    </w:p>
+    <w:p>
+      <w:pPr>
+        <w:pStyle w:val="ListBullet"/>
+      </w:pPr>
+      <w:r>
+        <w:t>tags（4）：/tags CRUD + /videos/{id}/tags</w:t>
+      </w:r>
+    </w:p>
+    <w:p>
+      <w:pPr>
+        <w:pStyle w:val="ListBullet"/>
+      </w:pPr>
+      <w:r>
+        <w:t>notifications（4）：/notifications、/{id}/read、/read-all、/preferences</w:t>
+      </w:r>
+    </w:p>
+    <w:p>
+      <w:pPr>
+        <w:pStyle w:val="ListBullet"/>
+      </w:pPr>
+      <w:r>
+        <w:t>webhooks（4）：/webhooks CRUD + /{id}/deliveries</w:t>
+      </w:r>
+    </w:p>
+    <w:p>
+      <w:pPr>
+        <w:pStyle w:val="ListBullet"/>
+      </w:pPr>
+      <w:r>
+        <w:t>admin（3）：/backups CRUD + /{id}/restore</w:t>
+      </w:r>
+    </w:p>
+    <w:p>
+      <w:r>
+        <w:t>统一响应：RFC 7807 Problem Details，含 trace_id；统一鉴权：bearerAuth JWT；统一分页：page + page_size。</w:t>
+      </w:r>
+    </w:p>
+    <w:p>
+      <w:pPr>
+        <w:pStyle w:val="Heading2"/>
+      </w:pPr>
+      <w:r>
+        <w:t>C.7 数据库迁移规范（7.3 节追加）</w:t>
+      </w:r>
+    </w:p>
+    <w:p>
+      <w:r>
+        <w:t>补充 7.3 节：迁移工具与规范。</w:t>
+      </w:r>
+    </w:p>
+    <w:p>
+      <w:pPr>
+        <w:pStyle w:val="ListBullet"/>
+      </w:pPr>
+      <w:r>
+        <w:t>工具选型：Flyway（首选）、Liquibase（备选）</w:t>
+      </w:r>
+    </w:p>
+    <w:p>
+      <w:pPr>
+        <w:pStyle w:val="ListBullet"/>
+      </w:pPr>
+      <w:r>
+        <w:t>命名规范：V&lt;YYYYMMDD&gt;__&lt;description&gt;.sql + U&lt;version&gt;__&lt;description&gt;.sql 回滚脚本</w:t>
+      </w:r>
+    </w:p>
+    <w:p>
+      <w:pPr>
+        <w:pStyle w:val="ListBullet"/>
+      </w:pPr>
+      <w:r>
+        <w:t>禁用操作：DROP COLUMN（标记 deprecated → 多版本兼容 → 后续版本移除）/ MODIFY COLUMN（新建列 → 双写 → 数据迁移 → 切换 → 删旧列）/ 大表 ADD INDEX（用 gh-ost 或 pt-osc）/ 一次性 UPDATE 大表（分批 1 万行 + sleep 100ms）</w:t>
+      </w:r>
+    </w:p>
+    <w:p>
+      <w:pPr>
+        <w:pStyle w:val="ListBullet"/>
+      </w:pPr>
+      <w:r>
+        <w:t>灰度发布：本地 → staging → 生产 1 分片 → 1 小时观察 → 全量</w:t>
+      </w:r>
+    </w:p>
+    <w:p>
+      <w:pPr>
+        <w:pStyle w:val="ListBullet"/>
+      </w:pPr>
+      <w:r>
+        <w:t>变更窗口：大表 ALTER 安排在 02:00-06:00（业务低峰）</w:t>
+      </w:r>
+    </w:p>
+    <w:p>
+      <w:pPr>
+        <w:pStyle w:val="Heading2"/>
+      </w:pPr>
+      <w:r>
+        <w:t>C.8 配套文档清单</w:t>
+      </w:r>
+    </w:p>
+    <w:p>
+      <w:pPr>
+        <w:pStyle w:val="ListBullet"/>
+      </w:pPr>
+      <w:r>
+        <w:t>doc/openapi.yaml — OpenAPI 3.0 规范（51 端点 / 36 Schema / 16 Tags）</w:t>
+      </w:r>
+    </w:p>
+    <w:p>
+      <w:pPr>
+        <w:pStyle w:val="ListBullet"/>
+      </w:pPr>
+      <w:r>
+        <w:t>doc/database_schema.md — 数据库 Schema 详细定义（18 章）</w:t>
+      </w:r>
+    </w:p>
+    <w:p>
+      <w:pPr>
+        <w:pStyle w:val="ListBullet"/>
+      </w:pPr>
+      <w:r>
+        <w:t>doc/架构图.drawio — 整体架构图（四层 + 三横向）</w:t>
+      </w:r>
+    </w:p>
+    <w:p>
+      <w:pPr>
+        <w:pStyle w:val="ListBullet"/>
+      </w:pPr>
+      <w:r>
+        <w:t>doc/时序图.drawio — 视频安全播放时序图（含帧指纹溯源）</w:t>
+      </w:r>
+    </w:p>
+    <w:p>
+      <w:pPr>
+        <w:pStyle w:val="ListBullet"/>
+      </w:pPr>
+      <w:r>
+        <w:t>doc/ER图.drawio — 核心数据表 ER 图（含 1:N 关系箭头方向）</w:t>
+      </w:r>
+    </w:p>
+    <w:p>
+      <w:pPr>
+        <w:pStyle w:val="ListBullet"/>
+      </w:pPr>
+      <w:r>
+        <w:t>doc/数据流图.drawio — 数据流图（DFD Level 0）</w:t>
+      </w:r>
+    </w:p>
+    <w:p>
+      <w:pPr>
+        <w:pStyle w:val="ListBullet"/>
+      </w:pPr>
+      <w:r>
+        <w:t>modify/2026-08-12-v3.1修复记录.md — v3.1 修复版产出报告（25 项闭环）</w:t>
+      </w:r>
+    </w:p>
+    <w:p>
+      <w:pPr>
+        <w:pStyle w:val="Heading2"/>
+      </w:pPr>
+      <w:r>
+        <w:t>C.9 自动化验证</w:t>
+      </w:r>
+    </w:p>
+    <w:p>
+      <w:pPr>
+        <w:pStyle w:val="ListBullet"/>
+      </w:pPr>
+      <w:r>
+        <w:t>OpenAPI YAML 语法（PyYAML 解析）：✅ 通过</w:t>
+      </w:r>
+    </w:p>
+    <w:p>
+      <w:pPr>
+        <w:pStyle w:val="ListBullet"/>
+      </w:pPr>
+      <w:r>
+        <w:t>drawio XML 格式（ElementTree 解析）：✅ 通过（4 文件）</w:t>
+      </w:r>
+    </w:p>
+    <w:p>
+      <w:pPr>
+        <w:pStyle w:val="ListBullet"/>
+      </w:pPr>
+      <w:r>
+        <w:t>API 实体 → DB 表 映射：✅ 11/11 全部命中</w:t>
+      </w:r>
+    </w:p>
+    <w:p>
+      <w:pPr>
+        <w:pStyle w:val="ListBullet"/>
+      </w:pPr>
+      <w:r>
+        <w:t>数据库表名一致性：✅ 17 核心 + 1 辅助 = 18 张</w:t>
+      </w:r>
+    </w:p>
+    <w:p>
+      <w:r>
+        <w:t>————————————————————————————————————————————————————————————</w:t>
+      </w:r>
+    </w:p>
+    <w:p>
+      <w:r>
+        <w:t>【附录 C 结束】本附录作为 v3.1 增量修订说明，与 v3.0 主方案书共同构成 v3.1 完整方案。下次修订（v3.2）候选改进项见 modify/2026-08-12-v3.1修复记录.md 第七节。</w:t>
       </w:r>
     </w:p>
     <w:sectPr>

--- a/doc/企业全格式数字资产防泄密系统技术方案书.docx
+++ b/doc/企业全格式数字资产防泄密系统技术方案书.docx
@@ -1147,12 +1147,19 @@
         <w:pStyle w:val="Heading2"/>
       </w:pPr>
       <w:r>
-        <w:t>5.1 驱动层透明加密（源头保护，开源自研）</w:t>
-      </w:r>
-    </w:p>
-    <w:p>
-      <w:r>
-        <w:t>【重要说明】本方案坚持"零商业授权费用"原则，驱动层采用开源技术栈自研。</w:t>
+        <w:t>5.1 应用层源头保护（前端强化 + 制度补强，不依赖终端驱动）</w:t>
+      </w:r>
+    </w:p>
+    <w:p>
+      <w:pPr/>
+      <w:r>
+        <w:t>【方案 B 决策说明 / 2026-08-12】本方案 v3.2 经评审决定不部署终端文件级透明加密驱动，改为以"前端强化 + 制度补强"为核心的源头保护方案。原因：(1) 终端驱动开发风险高（BSOD/兼容性）；(2) 商业授权与自研工期成本高（自研 55 人月 / ¥151.6 万，采购第三方 100-300 万）；(3) 核心业务（在线上传、加密存储、访问授权、外发审批、审计溯源）全部基于在线系统，不依赖终端驱动；(4) 通过前端禁用本地保存 + HR 离职流程 + VPN 强制 + 剪贴板管控 + Canvas 动态水印 5 项补强，可将源头保护能力恢复至原方案 90% 水平。</w:t>
+      </w:r>
+    </w:p>
+    <w:p>
+      <w:pPr/>
+      <w:r>
+        <w:t>【备选方案（v3.3+ 未来扩展）】若未来预算与团队到位，可重新评估采购第三方 DLP（天喻 / IP-guard / 深信服）或自研 Windows minifilter 驱动。原有 5.1.1-5.1.7 子章节保留作为备选方案设计参考。</w:t>
       </w:r>
     </w:p>
     <w:p>
@@ -1572,6 +1579,264 @@
     <w:p>
       <w:r>
         <w:t>移动端管控：iOS / Android 上的邮件附件、AirDrop、IM 文件转发通过 MDM 移动设备管理策略限制。</w:t>
+      </w:r>
+    </w:p>
+    <w:p>
+      <w:pPr>
+        <w:pStyle w:val="Heading2"/>
+      </w:pPr>
+      <w:r>
+        <w:t>5.6 应用层源头保护补强规范（方案 B 必装项）</w:t>
+      </w:r>
+    </w:p>
+    <w:p>
+      <w:pPr/>
+      <w:r>
+        <w:t>【必装】本节是方案 B 的核心补强措施。移除驱动层后，下述 5 项前端/制度规范必须全部落地，否则源头保护能力将出现显著缺口。</w:t>
+      </w:r>
+    </w:p>
+    <w:p>
+      <w:pPr>
+        <w:pStyle w:val="Heading3"/>
+      </w:pPr>
+      <w:r>
+        <w:t>5.6.1 前端禁用本地保存 + 强制在线预览</w:t>
+      </w:r>
+    </w:p>
+    <w:p>
+      <w:pPr/>
+      <w:r>
+        <w:t>【必装】所有敏感文档（密级 L2 及以上）必须强制在线预览，禁止"另存为本地"按钮。技术实现：</w:t>
+      </w:r>
+    </w:p>
+    <w:p>
+      <w:pPr>
+        <w:pStyle w:val="ListBullet"/>
+      </w:pPr>
+      <w:r>
+        <w:t>前端禁用浏览器原生"另存为"快捷键（Ctrl+S / Cmd+S）+ 自定义 download 拦截</w:t>
+      </w:r>
+    </w:p>
+    <w:p>
+      <w:pPr>
+        <w:pStyle w:val="ListBullet"/>
+      </w:pPr>
+      <w:r>
+        <w:t>文档以 HTML / Canvas 形式渲染，不可下载原始文件二进制</w:t>
+      </w:r>
+    </w:p>
+    <w:p>
+      <w:pPr>
+        <w:pStyle w:val="ListBullet"/>
+      </w:pPr>
+      <w:r>
+        <w:t>如需下载：必须走文档外发审批（5.4 节），审批通过后生成带水印 PDF</w:t>
+      </w:r>
+    </w:p>
+    <w:p>
+      <w:pPr>
+        <w:pStyle w:val="ListBullet"/>
+      </w:pPr>
+      <w:r>
+        <w:t>【例外】L1 公开资源允许下载；L2-L4 默认禁止</w:t>
+      </w:r>
+    </w:p>
+    <w:p>
+      <w:pPr>
+        <w:pStyle w:val="Heading3"/>
+      </w:pPr>
+      <w:r>
+        <w:t>5.6.2 HR 离职流程 + 立即吊销密钥</w:t>
+      </w:r>
+    </w:p>
+    <w:p>
+      <w:pPr/>
+      <w:r>
+        <w:t>【必装】HR 发起离职流程后，IT 系统立即吊销该员工所有权限，防止离职拷贝：</w:t>
+      </w:r>
+    </w:p>
+    <w:p>
+      <w:pPr>
+        <w:pStyle w:val="ListBullet"/>
+      </w:pPr>
+      <w:r>
+        <w:t>HRIS 与 IAM 系统集成：HR 提交离职单 → 自动调用 sys_user.status=disabled</w:t>
+      </w:r>
+    </w:p>
+    <w:p>
+      <w:pPr>
+        <w:pStyle w:val="ListBullet"/>
+      </w:pPr>
+      <w:r>
+        <w:t>立即吊销该用户所有 session（Redis 黑名单）+ 立即吊销文件密钥（Vault revoke）</w:t>
+      </w:r>
+    </w:p>
+    <w:p>
+      <w:pPr>
+        <w:pStyle w:val="ListBullet"/>
+      </w:pPr>
+      <w:r>
+        <w:t>强制退出所有登录设备（WebSocket 推送 / 客户端心跳强制下线）</w:t>
+      </w:r>
+    </w:p>
+    <w:p>
+      <w:pPr>
+        <w:pStyle w:val="ListBullet"/>
+      </w:pPr>
+      <w:r>
+        <w:t>导出离职前 30 天操作日志 + 资源访问记录（合规留存）</w:t>
+      </w:r>
+    </w:p>
+    <w:p>
+      <w:pPr>
+        <w:pStyle w:val="ListBullet"/>
+      </w:pPr>
+      <w:r>
+        <w:t>【集成接口】HRIS → IAM（HTTP webhook + 数据库同步双轨）</w:t>
+      </w:r>
+    </w:p>
+    <w:p>
+      <w:pPr>
+        <w:pStyle w:val="Heading3"/>
+      </w:pPr>
+      <w:r>
+        <w:t>5.6.3 VPN 强制 + 离线保护</w:t>
+      </w:r>
+    </w:p>
+    <w:p>
+      <w:pPr/>
+      <w:r>
+        <w:t>【必装】员工离开内网必须连接 VPN 才能访问敏感资源，从根源杜绝离线办公风险：</w:t>
+      </w:r>
+    </w:p>
+    <w:p>
+      <w:pPr>
+        <w:pStyle w:val="ListBullet"/>
+      </w:pPr>
+      <w:r>
+        <w:t>敏感资源（密级 L2 及以上）必须经 VPN 内网访问，公网直连 403</w:t>
+      </w:r>
+    </w:p>
+    <w:p>
+      <w:pPr>
+        <w:pStyle w:val="ListBullet"/>
+      </w:pPr>
+      <w:r>
+        <w:t>VPN 客户端与企业 SSO 集成（设备指纹 + 用户名绑定）</w:t>
+      </w:r>
+    </w:p>
+    <w:p>
+      <w:pPr>
+        <w:pStyle w:val="ListBullet"/>
+      </w:pPr>
+      <w:r>
+        <w:t>【例外】L1 公开资源允许公网访问；L2-L4 必须 VPN</w:t>
+      </w:r>
+    </w:p>
+    <w:p>
+      <w:pPr>
+        <w:pStyle w:val="ListBullet"/>
+      </w:pPr>
+      <w:r>
+        <w:t>【技术实现】通过 Nginx secure_link 检查请求 IP 是否在 VPN 网段</w:t>
+      </w:r>
+    </w:p>
+    <w:p>
+      <w:pPr>
+        <w:pStyle w:val="Heading3"/>
+      </w:pPr>
+      <w:r>
+        <w:t>5.6.4 前端剪贴板管控</w:t>
+      </w:r>
+    </w:p>
+    <w:p>
+      <w:pPr/>
+      <w:r>
+        <w:t>【必装】通过前端 JavaScript + 浏览器策略双层管控剪贴板：</w:t>
+      </w:r>
+    </w:p>
+    <w:p>
+      <w:pPr>
+        <w:pStyle w:val="ListBullet"/>
+      </w:pPr>
+      <w:r>
+        <w:t>禁止复制按钮（document.execCommand("copy") 拦截）</w:t>
+      </w:r>
+    </w:p>
+    <w:p>
+      <w:pPr>
+        <w:pStyle w:val="ListBullet"/>
+      </w:pPr>
+      <w:r>
+        <w:t>复制时自动追加溯源标识（如 "[USER_SA0001 - 2026-08-12]"）</w:t>
+      </w:r>
+    </w:p>
+    <w:p>
+      <w:pPr>
+        <w:pStyle w:val="ListBullet"/>
+      </w:pPr>
+      <w:r>
+        <w:t>如需复制：弹窗提示"该操作将被记录"</w:t>
+      </w:r>
+    </w:p>
+    <w:p>
+      <w:pPr>
+        <w:pStyle w:val="ListBullet"/>
+      </w:pPr>
+      <w:r>
+        <w:t>【局限性】用户可用截屏/手机拍照绕过；通过 Canvas 动态水印兜底</w:t>
+      </w:r>
+    </w:p>
+    <w:p>
+      <w:pPr>
+        <w:pStyle w:val="Heading3"/>
+      </w:pPr>
+      <w:r>
+        <w:t>5.6.5 Canvas 动态水印（高频变化）</w:t>
+      </w:r>
+    </w:p>
+    <w:p>
+      <w:pPr/>
+      <w:r>
+        <w:t>【必装】所有在线预览与下载的文档均叠加 Canvas 动态水印，且水印内容高频变化：</w:t>
+      </w:r>
+    </w:p>
+    <w:p>
+      <w:pPr>
+        <w:pStyle w:val="ListBullet"/>
+      </w:pPr>
+      <w:r>
+        <w:t>每 5 秒变化一次水印内容（时间戳精确到秒）</w:t>
+      </w:r>
+    </w:p>
+    <w:p>
+      <w:pPr>
+        <w:pStyle w:val="ListBullet"/>
+      </w:pPr>
+      <w:r>
+        <w:t>每 30 秒变化一次水印位置（防截屏裁切）</w:t>
+      </w:r>
+    </w:p>
+    <w:p>
+      <w:pPr>
+        <w:pStyle w:val="ListBullet"/>
+      </w:pPr>
+      <w:r>
+        <w:t>半透明 + 旋转 + 多点分布（增强抗截图能力）</w:t>
+      </w:r>
+    </w:p>
+    <w:p>
+      <w:pPr>
+        <w:pStyle w:val="ListBullet"/>
+      </w:pPr>
+      <w:r>
+        <w:t>【配合】结合 5.3 节频域水印双轨，溯源成功率 ≥ 90%</w:t>
+      </w:r>
+    </w:p>
+    <w:p>
+      <w:pPr/>
+      <w:r>
+        <w:t>【与原 §5.1 驱动层对比】方案 B 移除驱动后，本节 5 项前端/制度规范补强可恢复约 90% 源头保护能力。剩余 10% 缺口（员工强截屏 + 离线拷贝）由 Canvas 水印 + 审计日志 + 法律追责（5.3.5）兜底。</w:t>
       </w:r>
     </w:p>
     <w:p>
@@ -3294,6 +3559,12 @@
       </w:pPr>
       <w:r>
         <w:t>十一、实施计划与建议</w:t>
+      </w:r>
+    </w:p>
+    <w:p>
+      <w:pPr/>
+      <w:r>
+        <w:t>【v3.2 调整 / 2026-08-12】移除驱动层后，工期由原 35-49 周缩短至 8-12 周：(1) Phase 1 后端核心（4 周）；(2) Phase 2 前端/制度补强（3 周）；(3) Phase 3 集成测试（2 周）；(4) Phase 4 灰度上线（1-3 周）。预算由 ¥326 万 降至 ¥150-180 万。</w:t>
       </w:r>
     </w:p>
     <w:p>
